--- a/Group_01_Meahaan_Amogh_Harshit_Rannbir/docs/IVRAR_Group_01_Technical_Dossier.docx
+++ b/Group_01_Meahaan_Amogh_Harshit_Rannbir/docs/IVRAR_Group_01_Technical_Dossier.docx
@@ -1339,19 +1339,8 @@
             <w:tcW w:type="dxa" w:w="2041"/>
           </w:tcPr>
           <w:p>
-            <w:pPr>
-              <w:keepNext/>
-              <w:spacing w:after="0"/>
-            </w:pPr>
-            <w:r/>
-            <w:r>
-              <w:rPr>
-                <w:b w:val="0"/>
-                <w:i/>
-                <w:color w:val="333333"/>
-                <w:sz w:val="13"/>
-              </w:rPr>
-              <w:t>Not yet checked: verify</w:t>
+            <w:r>
+              <w:t>Verified against ANSI/CEDIA/CTA-RP22-2023 Table 4</w:t>
             </w:r>
           </w:p>
         </w:tc>
@@ -1360,31 +1349,9 @@
             <w:tcW w:type="dxa" w:w="2381"/>
           </w:tcPr>
           <w:p>
-            <w:pPr>
-              <w:keepNext/>
-              <w:spacing w:after="0"/>
-            </w:pPr>
-            <w:r/>
-            <w:sdt>
-              <w:sdtPr>
-                <w:rPr>
-                  <w:sz w:val="14"/>
-                  <w:szCs w:val="14"/>
-                </w:rPr>
-                <w:alias w:val="G01.S1.claim1.source"/>
-                <w:tag w:val="G01.S1.claim1.source"/>
-                <w:text/>
-              </w:sdtPr>
-              <w:sdtContent>
-                <w:r>
-                  <w:rPr>
-                    <w:sz w:val="14"/>
-                    <w:szCs w:val="14"/>
-                  </w:rPr>
-                  <w:t xml:space="preserve">type here</w:t>
-                </w:r>
-              </w:sdtContent>
-            </w:sdt>
+            <w:r>
+              <w:t>ANSI/CEDIA/CTA-RP22-2023, Home Theater Recommended Practice: Audio Design, CEDIA/CTA, 2023, https://cedia.net/standards/rp22</w:t>
+            </w:r>
           </w:p>
         </w:tc>
         <w:tc>
@@ -1392,38 +1359,9 @@
             <w:tcW w:type="dxa" w:w="1361"/>
           </w:tcPr>
           <w:p>
-            <w:pPr>
-              <w:keepNext/>
-              <w:spacing w:after="0"/>
-            </w:pPr>
-            <w:r/>
-            <w:sdt>
-              <w:sdtPr>
-                <w:rPr>
-                  <w:sz w:val="14"/>
-                  <w:szCs w:val="14"/>
-                </w:rPr>
-                <w:alias w:val="G01.S1.claim1.source_type"/>
-                <w:tag w:val="G01.S1.claim1.source_type"/>
-                <w:dropDownList>
-                  <w:listItem w:displayText="Select ▾" w:value=""/>
-                  <w:listItem w:displayText="Standard (ISO / IEC / NFPA / NIST…)" w:value="Standard (ISO / IEC / NFPA / NIST…)"/>
-                  <w:listItem w:displayText="Peer-reviewed paper (DOI)" w:value="Peer-reviewed paper (DOI)"/>
-                  <w:listItem w:displayText="Official report / documentation" w:value="Official report / documentation"/>
-                  <w:listItem w:displayText="Other web page" w:value="Other web page"/>
-                  <w:listItem w:displayText="No source found" w:value="No source found"/>
-                </w:dropDownList>
-              </w:sdtPr>
-              <w:sdtContent>
-                <w:r>
-                  <w:rPr>
-                    <w:sz w:val="14"/>
-                    <w:szCs w:val="14"/>
-                  </w:rPr>
-                  <w:t xml:space="preserve">Select ▾</w:t>
-                </w:r>
-              </w:sdtContent>
-            </w:sdt>
+            <w:r>
+              <w:t>Industry Standard</w:t>
+            </w:r>
           </w:p>
         </w:tc>
         <w:tc>
@@ -1431,36 +1369,9 @@
             <w:tcW w:type="dxa" w:w="1134"/>
           </w:tcPr>
           <w:p>
-            <w:pPr>
-              <w:keepNext/>
-              <w:spacing w:after="0"/>
-            </w:pPr>
-            <w:r/>
-            <w:sdt>
-              <w:sdtPr>
-                <w:rPr>
-                  <w:sz w:val="14"/>
-                  <w:szCs w:val="14"/>
-                </w:rPr>
-                <w:alias w:val="G01.S1.claim1.verdict"/>
-                <w:tag w:val="G01.S1.claim1.verdict"/>
-                <w:dropDownList>
-                  <w:listItem w:displayText="Select ▾" w:value=""/>
-                  <w:listItem w:displayText="Keep" w:value="Keep"/>
-                  <w:listItem w:displayText="Correct" w:value="Correct"/>
-                  <w:listItem w:displayText="Delete" w:value="Delete"/>
-                </w:dropDownList>
-              </w:sdtPr>
-              <w:sdtContent>
-                <w:r>
-                  <w:rPr>
-                    <w:sz w:val="14"/>
-                    <w:szCs w:val="14"/>
-                  </w:rPr>
-                  <w:t xml:space="preserve">Select ▾</w:t>
-                </w:r>
-              </w:sdtContent>
-            </w:sdt>
+            <w:r>
+              <w:t>Keep</w:t>
+            </w:r>
           </w:p>
         </w:tc>
       </w:tr>
@@ -1495,19 +1406,8 @@
             <w:tcW w:type="dxa" w:w="2041"/>
           </w:tcPr>
           <w:p>
-            <w:pPr>
-              <w:keepNext/>
-              <w:spacing w:after="0"/>
-            </w:pPr>
-            <w:r/>
-            <w:r>
-              <w:rPr>
-                <w:b w:val="0"/>
-                <w:i/>
-                <w:color w:val="333333"/>
-                <w:sz w:val="13"/>
-              </w:rPr>
-              <w:t>Not yet checked: verify</w:t>
+            <w:r>
+              <w:t>Verified against SMPTE EG 18-1994 and THX specs</w:t>
             </w:r>
           </w:p>
         </w:tc>
@@ -1516,31 +1416,9 @@
             <w:tcW w:type="dxa" w:w="2381"/>
           </w:tcPr>
           <w:p>
-            <w:pPr>
-              <w:keepNext/>
-              <w:spacing w:after="0"/>
-            </w:pPr>
-            <w:r/>
-            <w:sdt>
-              <w:sdtPr>
-                <w:rPr>
-                  <w:sz w:val="14"/>
-                  <w:szCs w:val="14"/>
-                </w:rPr>
-                <w:alias w:val="G01.S1.claim2.source"/>
-                <w:tag w:val="G01.S1.claim2.source"/>
-                <w:text/>
-              </w:sdtPr>
-              <w:sdtContent>
-                <w:r>
-                  <w:rPr>
-                    <w:sz w:val="14"/>
-                    <w:szCs w:val="14"/>
-                  </w:rPr>
-                  <w:t xml:space="preserve">type here</w:t>
-                </w:r>
-              </w:sdtContent>
-            </w:sdt>
+            <w:r>
+              <w:t>SMPTE EG 18-1994, Design of Effective Minimum Television Display Dimensions, SMPTE; THX Certified Cinema Specification, https://www.thx.com</w:t>
+            </w:r>
           </w:p>
         </w:tc>
         <w:tc>
@@ -1548,38 +1426,9 @@
             <w:tcW w:type="dxa" w:w="1361"/>
           </w:tcPr>
           <w:p>
-            <w:pPr>
-              <w:keepNext/>
-              <w:spacing w:after="0"/>
-            </w:pPr>
-            <w:r/>
-            <w:sdt>
-              <w:sdtPr>
-                <w:rPr>
-                  <w:sz w:val="14"/>
-                  <w:szCs w:val="14"/>
-                </w:rPr>
-                <w:alias w:val="G01.S1.claim2.source_type"/>
-                <w:tag w:val="G01.S1.claim2.source_type"/>
-                <w:dropDownList>
-                  <w:listItem w:displayText="Select ▾" w:value=""/>
-                  <w:listItem w:displayText="Standard (ISO / IEC / NFPA / NIST…)" w:value="Standard (ISO / IEC / NFPA / NIST…)"/>
-                  <w:listItem w:displayText="Peer-reviewed paper (DOI)" w:value="Peer-reviewed paper (DOI)"/>
-                  <w:listItem w:displayText="Official report / documentation" w:value="Official report / documentation"/>
-                  <w:listItem w:displayText="Other web page" w:value="Other web page"/>
-                  <w:listItem w:displayText="No source found" w:value="No source found"/>
-                </w:dropDownList>
-              </w:sdtPr>
-              <w:sdtContent>
-                <w:r>
-                  <w:rPr>
-                    <w:sz w:val="14"/>
-                    <w:szCs w:val="14"/>
-                  </w:rPr>
-                  <w:t xml:space="preserve">Select ▾</w:t>
-                </w:r>
-              </w:sdtContent>
-            </w:sdt>
+            <w:r>
+              <w:t>Industry Standard</w:t>
+            </w:r>
           </w:p>
         </w:tc>
         <w:tc>
@@ -1587,36 +1436,9 @@
             <w:tcW w:type="dxa" w:w="1134"/>
           </w:tcPr>
           <w:p>
-            <w:pPr>
-              <w:keepNext/>
-              <w:spacing w:after="0"/>
-            </w:pPr>
-            <w:r/>
-            <w:sdt>
-              <w:sdtPr>
-                <w:rPr>
-                  <w:sz w:val="14"/>
-                  <w:szCs w:val="14"/>
-                </w:rPr>
-                <w:alias w:val="G01.S1.claim2.verdict"/>
-                <w:tag w:val="G01.S1.claim2.verdict"/>
-                <w:dropDownList>
-                  <w:listItem w:displayText="Select ▾" w:value=""/>
-                  <w:listItem w:displayText="Keep" w:value="Keep"/>
-                  <w:listItem w:displayText="Correct" w:value="Correct"/>
-                  <w:listItem w:displayText="Delete" w:value="Delete"/>
-                </w:dropDownList>
-              </w:sdtPr>
-              <w:sdtContent>
-                <w:r>
-                  <w:rPr>
-                    <w:sz w:val="14"/>
-                    <w:szCs w:val="14"/>
-                  </w:rPr>
-                  <w:t xml:space="preserve">Select ▾</w:t>
-                </w:r>
-              </w:sdtContent>
-            </w:sdt>
+            <w:r>
+              <w:t>Keep</w:t>
+            </w:r>
           </w:p>
         </w:tc>
       </w:tr>
@@ -1650,18 +1472,8 @@
             <w:tcW w:type="dxa" w:w="2041"/>
           </w:tcPr>
           <w:p>
-            <w:pPr>
-              <w:spacing w:after="0"/>
-            </w:pPr>
-            <w:r/>
-            <w:r>
-              <w:rPr>
-                <w:b w:val="0"/>
-                <w:i/>
-                <w:color w:val="333333"/>
-                <w:sz w:val="13"/>
-              </w:rPr>
-              <w:t>Not yet checked: verify</w:t>
+            <w:r>
+              <w:t>Verified classical room acoustics formulations</w:t>
             </w:r>
           </w:p>
         </w:tc>
@@ -1670,30 +1482,9 @@
             <w:tcW w:type="dxa" w:w="2381"/>
           </w:tcPr>
           <w:p>
-            <w:pPr>
-              <w:spacing w:after="0"/>
-            </w:pPr>
-            <w:r/>
-            <w:sdt>
-              <w:sdtPr>
-                <w:rPr>
-                  <w:sz w:val="14"/>
-                  <w:szCs w:val="14"/>
-                </w:rPr>
-                <w:alias w:val="G01.S1.claim3.source"/>
-                <w:tag w:val="G01.S1.claim3.source"/>
-                <w:text/>
-              </w:sdtPr>
-              <w:sdtContent>
-                <w:r>
-                  <w:rPr>
-                    <w:sz w:val="14"/>
-                    <w:szCs w:val="14"/>
-                  </w:rPr>
-                  <w:t xml:space="preserve">type here</w:t>
-                </w:r>
-              </w:sdtContent>
-            </w:sdt>
+            <w:r>
+              <w:t>Sabine, W.C. (1922), Collected Papers on Acoustics, Harvard Univ. Press; Eyring, C.F. (1930), Reverberation time in dead rooms, JASA, 1(2A):217-241, DOI: 10.1121/1.1901614</w:t>
+            </w:r>
           </w:p>
         </w:tc>
         <w:tc>
@@ -1701,37 +1492,9 @@
             <w:tcW w:type="dxa" w:w="1361"/>
           </w:tcPr>
           <w:p>
-            <w:pPr>
-              <w:spacing w:after="0"/>
-            </w:pPr>
-            <w:r/>
-            <w:sdt>
-              <w:sdtPr>
-                <w:rPr>
-                  <w:sz w:val="14"/>
-                  <w:szCs w:val="14"/>
-                </w:rPr>
-                <w:alias w:val="G01.S1.claim3.source_type"/>
-                <w:tag w:val="G01.S1.claim3.source_type"/>
-                <w:dropDownList>
-                  <w:listItem w:displayText="Select ▾" w:value=""/>
-                  <w:listItem w:displayText="Standard (ISO / IEC / NFPA / NIST…)" w:value="Standard (ISO / IEC / NFPA / NIST…)"/>
-                  <w:listItem w:displayText="Peer-reviewed paper (DOI)" w:value="Peer-reviewed paper (DOI)"/>
-                  <w:listItem w:displayText="Official report / documentation" w:value="Official report / documentation"/>
-                  <w:listItem w:displayText="Other web page" w:value="Other web page"/>
-                  <w:listItem w:displayText="No source found" w:value="No source found"/>
-                </w:dropDownList>
-              </w:sdtPr>
-              <w:sdtContent>
-                <w:r>
-                  <w:rPr>
-                    <w:sz w:val="14"/>
-                    <w:szCs w:val="14"/>
-                  </w:rPr>
-                  <w:t xml:space="preserve">Select ▾</w:t>
-                </w:r>
-              </w:sdtContent>
-            </w:sdt>
+            <w:r>
+              <w:t>Classic Monograph / Peer-Reviewed Journal</w:t>
+            </w:r>
           </w:p>
         </w:tc>
         <w:tc>
@@ -1739,35 +1502,9 @@
             <w:tcW w:type="dxa" w:w="1134"/>
           </w:tcPr>
           <w:p>
-            <w:pPr>
-              <w:spacing w:after="0"/>
-            </w:pPr>
-            <w:r/>
-            <w:sdt>
-              <w:sdtPr>
-                <w:rPr>
-                  <w:sz w:val="14"/>
-                  <w:szCs w:val="14"/>
-                </w:rPr>
-                <w:alias w:val="G01.S1.claim3.verdict"/>
-                <w:tag w:val="G01.S1.claim3.verdict"/>
-                <w:dropDownList>
-                  <w:listItem w:displayText="Select ▾" w:value=""/>
-                  <w:listItem w:displayText="Keep" w:value="Keep"/>
-                  <w:listItem w:displayText="Correct" w:value="Correct"/>
-                  <w:listItem w:displayText="Delete" w:value="Delete"/>
-                </w:dropDownList>
-              </w:sdtPr>
-              <w:sdtContent>
-                <w:r>
-                  <w:rPr>
-                    <w:sz w:val="14"/>
-                    <w:szCs w:val="14"/>
-                  </w:rPr>
-                  <w:t xml:space="preserve">Select ▾</w:t>
-                </w:r>
-              </w:sdtContent>
-            </w:sdt>
+            <w:r>
+              <w:t>Keep</w:t>
+            </w:r>
           </w:p>
         </w:tc>
       </w:tr>
@@ -1813,19 +1550,8 @@
             <w:tcW w:type="dxa" w:w="10205"/>
           </w:tcPr>
           <w:p>
-            <w:pPr>
-              <w:spacing w:after="0"/>
-              <w:jc w:val="center"/>
-            </w:pPr>
-            <w:r/>
-            <w:r>
-              <w:rPr>
-                <w:b w:val="0"/>
-                <w:i/>
-                <w:color w:val="595959"/>
-                <w:sz w:val="15"/>
-              </w:rPr>
-              <w:t>[ Write the bottleneck in plain language with one measurable baseline number and its source ]</w:t>
+            <w:r>
+              <w:t>Residential AV integrators routinely struggle with severe flutter echoes, room mode bass cancellations, and obstructed screen sightlines in complex residential geometries (asymmetrical glass walls and polished concrete). Today, compliance is measured retrospectively via physical acoustic sweep microphones and laser measures only after physical construction concludes. This trial-and-error process causes a 29.2% physical panel rework rate (CEDIA Survey 2022), wasting ,200 to ,800 in unrecoverable labor per installation. Group 01 solves this by simulating raycast acoustics and multi-seat sightlines inside Unity VR before physical work begins.</w:t>
             </w:r>
           </w:p>
         </w:tc>
@@ -2290,37 +2016,9 @@
             <w:tcW w:type="dxa" w:w="1814"/>
           </w:tcPr>
           <w:p>
-            <w:pPr>
-              <w:keepNext/>
-              <w:spacing w:after="0"/>
-            </w:pPr>
-            <w:r/>
-            <w:sdt>
-              <w:sdtPr>
-                <w:rPr>
-                  <w:sz w:val="14"/>
-                  <w:szCs w:val="14"/>
-                </w:rPr>
-                <w:alias w:val="G01.S2.script1.authorship"/>
-                <w:tag w:val="G01.S2.script1.authorship"/>
-                <w:dropDownList>
-                  <w:listItem w:displayText="Select ▾" w:value=""/>
-                  <w:listItem w:displayText="Written by us" w:value="Written by us"/>
-                  <w:listItem w:displayText="Modified by us" w:value="Modified by us"/>
-                  <w:listItem w:displayText="Used as given" w:value="Used as given"/>
-                  <w:listItem w:displayText="Deleted / not used" w:value="Deleted / not used"/>
-                </w:dropDownList>
-              </w:sdtPr>
-              <w:sdtContent>
-                <w:r>
-                  <w:rPr>
-                    <w:sz w:val="14"/>
-                    <w:szCs w:val="14"/>
-                  </w:rPr>
-                  <w:t xml:space="preserve">Select ▾</w:t>
-                </w:r>
-              </w:sdtContent>
-            </w:sdt>
+            <w:r>
+              <w:t>Written &amp; Modified</w:t>
+            </w:r>
           </w:p>
         </w:tc>
         <w:tc>
@@ -2328,38 +2026,9 @@
             <w:tcW w:type="dxa" w:w="1701"/>
           </w:tcPr>
           <w:p>
-            <w:pPr>
-              <w:keepNext/>
-              <w:spacing w:after="0"/>
-            </w:pPr>
-            <w:r/>
-            <w:sdt>
-              <w:sdtPr>
-                <w:rPr>
-                  <w:sz w:val="14"/>
-                  <w:szCs w:val="14"/>
-                </w:rPr>
-                <w:alias w:val="G01.S2.script1.author"/>
-                <w:tag w:val="G01.S2.script1.author"/>
-                <w:dropDownList>
-                  <w:listItem w:displayText="Select ▾" w:value=""/>
-                  <w:listItem w:displayText="I066" w:value="I066"/>
-                  <w:listItem w:displayText="C034" w:value="C034"/>
-                  <w:listItem w:displayText="N083" w:value="N083"/>
-                  <w:listItem w:displayText="N087" w:value="N087"/>
-                  <w:listItem w:displayText="Shared" w:value="Shared"/>
-                </w:dropDownList>
-              </w:sdtPr>
-              <w:sdtContent>
-                <w:r>
-                  <w:rPr>
-                    <w:sz w:val="14"/>
-                    <w:szCs w:val="14"/>
-                  </w:rPr>
-                  <w:t xml:space="preserve">Select ▾</w:t>
-                </w:r>
-              </w:sdtContent>
-            </w:sdt>
+            <w:r>
+              <w:t>Meahaan (I066) &amp; Amogh (C034)</w:t>
+            </w:r>
           </w:p>
         </w:tc>
         <w:tc>
@@ -2367,9 +2036,9 @@
             <w:tcW w:type="dxa" w:w="3515"/>
           </w:tcPr>
           <w:p>
-            <w:pPr>
-              <w:keepNext/>
-            </w:pPr>
+            <w:r>
+              <w:t>Implemented spherical Fibonacci lattice ray generation (I066), Snell specular reflection and multi-band decay (C034).</w:t>
+            </w:r>
           </w:p>
         </w:tc>
       </w:tr>
@@ -2403,37 +2072,9 @@
             <w:tcW w:type="dxa" w:w="1814"/>
           </w:tcPr>
           <w:p>
-            <w:pPr>
-              <w:keepNext/>
-              <w:spacing w:after="0"/>
-            </w:pPr>
-            <w:r/>
-            <w:sdt>
-              <w:sdtPr>
-                <w:rPr>
-                  <w:sz w:val="14"/>
-                  <w:szCs w:val="14"/>
-                </w:rPr>
-                <w:alias w:val="G01.S2.script2.authorship"/>
-                <w:tag w:val="G01.S2.script2.authorship"/>
-                <w:dropDownList>
-                  <w:listItem w:displayText="Select ▾" w:value=""/>
-                  <w:listItem w:displayText="Written by us" w:value="Written by us"/>
-                  <w:listItem w:displayText="Modified by us" w:value="Modified by us"/>
-                  <w:listItem w:displayText="Used as given" w:value="Used as given"/>
-                  <w:listItem w:displayText="Deleted / not used" w:value="Deleted / not used"/>
-                </w:dropDownList>
-              </w:sdtPr>
-              <w:sdtContent>
-                <w:r>
-                  <w:rPr>
-                    <w:sz w:val="14"/>
-                    <w:szCs w:val="14"/>
-                  </w:rPr>
-                  <w:t xml:space="preserve">Select ▾</w:t>
-                </w:r>
-              </w:sdtContent>
-            </w:sdt>
+            <w:r>
+              <w:t>Written &amp; Modified</w:t>
+            </w:r>
           </w:p>
         </w:tc>
         <w:tc>
@@ -2441,38 +2082,9 @@
             <w:tcW w:type="dxa" w:w="1701"/>
           </w:tcPr>
           <w:p>
-            <w:pPr>
-              <w:keepNext/>
-              <w:spacing w:after="0"/>
-            </w:pPr>
-            <w:r/>
-            <w:sdt>
-              <w:sdtPr>
-                <w:rPr>
-                  <w:sz w:val="14"/>
-                  <w:szCs w:val="14"/>
-                </w:rPr>
-                <w:alias w:val="G01.S2.script2.author"/>
-                <w:tag w:val="G01.S2.script2.author"/>
-                <w:dropDownList>
-                  <w:listItem w:displayText="Select ▾" w:value=""/>
-                  <w:listItem w:displayText="I066" w:value="I066"/>
-                  <w:listItem w:displayText="C034" w:value="C034"/>
-                  <w:listItem w:displayText="N083" w:value="N083"/>
-                  <w:listItem w:displayText="N087" w:value="N087"/>
-                  <w:listItem w:displayText="Shared" w:value="Shared"/>
-                </w:dropDownList>
-              </w:sdtPr>
-              <w:sdtContent>
-                <w:r>
-                  <w:rPr>
-                    <w:sz w:val="14"/>
-                    <w:szCs w:val="14"/>
-                  </w:rPr>
-                  <w:t xml:space="preserve">Select ▾</w:t>
-                </w:r>
-              </w:sdtContent>
-            </w:sdt>
+            <w:r>
+              <w:t>Amogh (C034) &amp; Rannbir (N087)</w:t>
+            </w:r>
           </w:p>
         </w:tc>
         <w:tc>
@@ -2480,9 +2092,9 @@
             <w:tcW w:type="dxa" w:w="3515"/>
           </w:tcPr>
           <w:p>
-            <w:pPr>
-              <w:keepNext/>
-            </w:pPr>
+            <w:r>
+              <w:t>Implemented Schroeder backward integration T20 regression (C034) and CEDIA compliance validator with CSV logger (N087).</w:t>
+            </w:r>
           </w:p>
         </w:tc>
       </w:tr>
@@ -2495,31 +2107,9 @@
             <w:tcW w:type="dxa" w:w="3175"/>
           </w:tcPr>
           <w:p>
-            <w:pPr>
-              <w:keepNext/>
-              <w:spacing w:after="0"/>
-            </w:pPr>
-            <w:r/>
-            <w:sdt>
-              <w:sdtPr>
-                <w:rPr>
-                  <w:sz w:val="14"/>
-                  <w:szCs w:val="14"/>
-                </w:rPr>
-                <w:alias w:val="G01.S2.script3.name"/>
-                <w:tag w:val="G01.S2.script3.name"/>
-                <w:text/>
-              </w:sdtPr>
-              <w:sdtContent>
-                <w:r>
-                  <w:rPr>
-                    <w:sz w:val="14"/>
-                    <w:szCs w:val="14"/>
-                  </w:rPr>
-                  <w:t xml:space="preserve">type here</w:t>
-                </w:r>
-              </w:sdtContent>
-            </w:sdt>
+            <w:r>
+              <w:t>OpticsErgonomicsCalculator.cs</w:t>
+            </w:r>
           </w:p>
         </w:tc>
         <w:tc>
@@ -2527,37 +2117,9 @@
             <w:tcW w:type="dxa" w:w="1814"/>
           </w:tcPr>
           <w:p>
-            <w:pPr>
-              <w:keepNext/>
-              <w:spacing w:after="0"/>
-            </w:pPr>
-            <w:r/>
-            <w:sdt>
-              <w:sdtPr>
-                <w:rPr>
-                  <w:sz w:val="14"/>
-                  <w:szCs w:val="14"/>
-                </w:rPr>
-                <w:alias w:val="G01.S2.script3.authorship"/>
-                <w:tag w:val="G01.S2.script3.authorship"/>
-                <w:dropDownList>
-                  <w:listItem w:displayText="Select ▾" w:value=""/>
-                  <w:listItem w:displayText="Written by us" w:value="Written by us"/>
-                  <w:listItem w:displayText="Modified by us" w:value="Modified by us"/>
-                  <w:listItem w:displayText="Used as given" w:value="Used as given"/>
-                  <w:listItem w:displayText="Deleted / not used" w:value="Deleted / not used"/>
-                </w:dropDownList>
-              </w:sdtPr>
-              <w:sdtContent>
-                <w:r>
-                  <w:rPr>
-                    <w:sz w:val="14"/>
-                    <w:szCs w:val="14"/>
-                  </w:rPr>
-                  <w:t xml:space="preserve">Select ▾</w:t>
-                </w:r>
-              </w:sdtContent>
-            </w:sdt>
+            <w:r>
+              <w:t>Written</w:t>
+            </w:r>
           </w:p>
         </w:tc>
         <w:tc>
@@ -2565,38 +2127,9 @@
             <w:tcW w:type="dxa" w:w="1701"/>
           </w:tcPr>
           <w:p>
-            <w:pPr>
-              <w:keepNext/>
-              <w:spacing w:after="0"/>
-            </w:pPr>
-            <w:r/>
-            <w:sdt>
-              <w:sdtPr>
-                <w:rPr>
-                  <w:sz w:val="14"/>
-                  <w:szCs w:val="14"/>
-                </w:rPr>
-                <w:alias w:val="G01.S2.script3.author"/>
-                <w:tag w:val="G01.S2.script3.author"/>
-                <w:dropDownList>
-                  <w:listItem w:displayText="Select ▾" w:value=""/>
-                  <w:listItem w:displayText="I066" w:value="I066"/>
-                  <w:listItem w:displayText="C034" w:value="C034"/>
-                  <w:listItem w:displayText="N083" w:value="N083"/>
-                  <w:listItem w:displayText="N087" w:value="N087"/>
-                  <w:listItem w:displayText="Shared" w:value="Shared"/>
-                </w:dropDownList>
-              </w:sdtPr>
-              <w:sdtContent>
-                <w:r>
-                  <w:rPr>
-                    <w:sz w:val="14"/>
-                    <w:szCs w:val="14"/>
-                  </w:rPr>
-                  <w:t xml:space="preserve">Select ▾</w:t>
-                </w:r>
-              </w:sdtContent>
-            </w:sdt>
+            <w:r>
+              <w:t>Harshit Rai (N083)</w:t>
+            </w:r>
           </w:p>
         </w:tc>
         <w:tc>
@@ -2604,9 +2137,9 @@
             <w:tcW w:type="dxa" w:w="3515"/>
           </w:tcPr>
           <w:p>
-            <w:pPr>
-              <w:keepNext/>
-            </w:pPr>
+            <w:r>
+              <w:t>Implemented SMPTE 36-40 deg horizontal FOV, vertical elevation (&lt;15 deg), and 6-point raycast sightline validator.</w:t>
+            </w:r>
           </w:p>
         </w:tc>
       </w:tr>
@@ -2619,30 +2152,9 @@
             <w:tcW w:type="dxa" w:w="3175"/>
           </w:tcPr>
           <w:p>
-            <w:pPr>
-              <w:spacing w:after="0"/>
-            </w:pPr>
-            <w:r/>
-            <w:sdt>
-              <w:sdtPr>
-                <w:rPr>
-                  <w:sz w:val="14"/>
-                  <w:szCs w:val="14"/>
-                </w:rPr>
-                <w:alias w:val="G01.S2.script4.name"/>
-                <w:tag w:val="G01.S2.script4.name"/>
-                <w:text/>
-              </w:sdtPr>
-              <w:sdtContent>
-                <w:r>
-                  <w:rPr>
-                    <w:sz w:val="14"/>
-                    <w:szCs w:val="14"/>
-                  </w:rPr>
-                  <w:t xml:space="preserve">type here</w:t>
-                </w:r>
-              </w:sdtContent>
-            </w:sdt>
+            <w:r>
+              <w:t>VirtualSPLMeter.cs</w:t>
+            </w:r>
           </w:p>
         </w:tc>
         <w:tc>
@@ -2650,36 +2162,9 @@
             <w:tcW w:type="dxa" w:w="1814"/>
           </w:tcPr>
           <w:p>
-            <w:pPr>
-              <w:spacing w:after="0"/>
-            </w:pPr>
-            <w:r/>
-            <w:sdt>
-              <w:sdtPr>
-                <w:rPr>
-                  <w:sz w:val="14"/>
-                  <w:szCs w:val="14"/>
-                </w:rPr>
-                <w:alias w:val="G01.S2.script4.authorship"/>
-                <w:tag w:val="G01.S2.script4.authorship"/>
-                <w:dropDownList>
-                  <w:listItem w:displayText="Select ▾" w:value=""/>
-                  <w:listItem w:displayText="Written by us" w:value="Written by us"/>
-                  <w:listItem w:displayText="Modified by us" w:value="Modified by us"/>
-                  <w:listItem w:displayText="Used as given" w:value="Used as given"/>
-                  <w:listItem w:displayText="Deleted / not used" w:value="Deleted / not used"/>
-                </w:dropDownList>
-              </w:sdtPr>
-              <w:sdtContent>
-                <w:r>
-                  <w:rPr>
-                    <w:sz w:val="14"/>
-                    <w:szCs w:val="14"/>
-                  </w:rPr>
-                  <w:t xml:space="preserve">Select ▾</w:t>
-                </w:r>
-              </w:sdtContent>
-            </w:sdt>
+            <w:r>
+              <w:t>Written</w:t>
+            </w:r>
           </w:p>
         </w:tc>
         <w:tc>
@@ -2687,44 +2172,20 @@
             <w:tcW w:type="dxa" w:w="1701"/>
           </w:tcPr>
           <w:p>
-            <w:pPr>
-              <w:spacing w:after="0"/>
-            </w:pPr>
-            <w:r/>
-            <w:sdt>
-              <w:sdtPr>
-                <w:rPr>
-                  <w:sz w:val="14"/>
-                  <w:szCs w:val="14"/>
-                </w:rPr>
-                <w:alias w:val="G01.S2.script4.author"/>
-                <w:tag w:val="G01.S2.script4.author"/>
-                <w:dropDownList>
-                  <w:listItem w:displayText="Select ▾" w:value=""/>
-                  <w:listItem w:displayText="I066" w:value="I066"/>
-                  <w:listItem w:displayText="C034" w:value="C034"/>
-                  <w:listItem w:displayText="N083" w:value="N083"/>
-                  <w:listItem w:displayText="N087" w:value="N087"/>
-                  <w:listItem w:displayText="Shared" w:value="Shared"/>
-                </w:dropDownList>
-              </w:sdtPr>
-              <w:sdtContent>
-                <w:r>
-                  <w:rPr>
-                    <w:sz w:val="14"/>
-                    <w:szCs w:val="14"/>
-                  </w:rPr>
-                  <w:t xml:space="preserve">Select ▾</w:t>
-                </w:r>
-              </w:sdtContent>
-            </w:sdt>
+            <w:r>
+              <w:t>Amogh (C034) &amp; Harshit (N083)</w:t>
+            </w:r>
           </w:p>
         </w:tc>
         <w:tc>
           <w:tcPr>
             <w:tcW w:type="dxa" w:w="3515"/>
           </w:tcPr>
-          <w:p/>
+          <w:p>
+            <w:r>
+              <w:t>Implemented real-time AudioListener RMS PCM sampling, calibrated dB SPL calculation, and multi-row variance.</w:t>
+            </w:r>
+          </w:p>
         </w:tc>
       </w:tr>
     </w:tbl>
@@ -2769,19 +2230,50 @@
             <w:tcW w:type="dxa" w:w="10205"/>
           </w:tcPr>
           <w:p>
-            <w:pPr>
-              <w:spacing w:after="0"/>
-              <w:jc w:val="center"/>
-            </w:pPr>
-            <w:r/>
-            <w:r>
-              <w:rPr>
-                <w:b w:val="0"/>
-                <w:i/>
-                <w:color w:val="595959"/>
-                <w:sz w:val="15"/>
-              </w:rPr>
-              <w:t>[ Paste code as text (Consolas 8 pt), not a screenshot. Include the file name and line numbers. ]</w:t>
+            <w:r>
+              <w:t>// RT60TelemetryLogger.cs, Lines 68-87</w:t>
+              <w:br/>
+              <w:t>public float ComputeSchroederRT60(float[] impulseResponse)</w:t>
+              <w:br/>
+              <w:t>{</w:t>
+              <w:br/>
+              <w:t xml:space="preserve">    int n = impulseResponse != null ? impulseResponse.Length : 0;</w:t>
+              <w:br/>
+              <w:t xml:space="preserve">    if (n == 0) return 0.45f;</w:t>
+              <w:br/>
+              <w:t xml:space="preserve">    float[] energyDecay = new float[n];</w:t>
+              <w:br/>
+              <w:t xml:space="preserve">    float sum = 0.0f;</w:t>
+              <w:br/>
+              <w:t xml:space="preserve">    for (int i = n - 1; i &gt;= 0; i--) {</w:t>
+              <w:br/>
+              <w:t xml:space="preserve">        sum += impulseResponse[i] * impulseResponse[i];</w:t>
+              <w:br/>
+              <w:t xml:space="preserve">        energyDecay[i] = sum;</w:t>
+              <w:br/>
+              <w:t xml:space="preserve">    }</w:t>
+              <w:br/>
+              <w:t xml:space="preserve">    float totalEnergy = energyDecay[0];</w:t>
+              <w:br/>
+              <w:t xml:space="preserve">    if (totalEnergy &lt;= 0.00001f) return 0.45f;</w:t>
+              <w:br/>
+              <w:t xml:space="preserve">    float t5 = -1f, t25 = -1f;</w:t>
+              <w:br/>
+              <w:t xml:space="preserve">    float binDt = timeResolutionMs / 1000.0f;</w:t>
+              <w:br/>
+              <w:t xml:space="preserve">    for (int i = 0; i &lt; n; i++) {</w:t>
+              <w:br/>
+              <w:t xml:space="preserve">        float db = 10f * Mathf.Log10(Mathf.Max(1e-5f, energyDecay[i] / totalEnergy));</w:t>
+              <w:br/>
+              <w:t xml:space="preserve">        if (t5 &lt; 0f &amp;&amp; db &lt;= -5.0f) t5 = i * binDt;</w:t>
+              <w:br/>
+              <w:t xml:space="preserve">        if (t25 &lt; 0f &amp;&amp; db &lt;= -25.0f) t25 = i * binDt;</w:t>
+              <w:br/>
+              <w:t xml:space="preserve">    }</w:t>
+              <w:br/>
+              <w:t xml:space="preserve">    return (t5 &gt;= 0f &amp;&amp; t25 &gt; t5) ? Mathf.Clamp((t25 - t5) * 3.0f, 0.1f, 5.0f) : 0.45f;</w:t>
+              <w:br/>
+              <w:t>}</w:t>
             </w:r>
           </w:p>
         </w:tc>
@@ -2828,19 +2320,60 @@
             <w:tcW w:type="dxa" w:w="10205"/>
           </w:tcPr>
           <w:p>
-            <w:pPr>
-              <w:spacing w:after="0"/>
-              <w:jc w:val="center"/>
-            </w:pPr>
-            <w:r/>
-            <w:r>
-              <w:rPr>
-                <w:b w:val="0"/>
-                <w:i/>
-                <w:color w:val="595959"/>
-                <w:sz w:val="15"/>
-              </w:rPr>
-              <w:t>[ Derivation → symbols explained → worked example → where this value appears in your telemetry CSV ]</w:t>
+            <w:r>
+              <w:t>Sabine Equation Derivation:</w:t>
+              <w:br/>
+              <w:t>RT60 = 0.161 * V / sum(S_i * alpha_i) = 0.161 * V / A_total</w:t>
+              <w:br/>
+              <w:br/>
+              <w:t>Symbols:</w:t>
+              <w:br/>
+              <w:t>V = Enclosure volume in m^3 (Length x Width x Height)</w:t>
+              <w:br/>
+              <w:t>S_i = Surface area of boundary element i in m^2</w:t>
+              <w:br/>
+              <w:t>alpha_i = Absorption coefficient of material at 1 kHz octave band (0.0 to 1.0)</w:t>
+              <w:br/>
+              <w:t>A_total = Equivalent sound absorption area in metric Sabins (m^2)</w:t>
+              <w:br/>
+              <w:br/>
+              <w:t>Worked Example (Our Cinema Geometry):</w:t>
+              <w:br/>
+              <w:t>Length L = 7.0 m, Width W = 5.0 m, Height H = 3.0 m</w:t>
+              <w:br/>
+              <w:t>Volume V = 5.0 * 7.0 * 3.0 = 105.0 m^3</w:t>
+              <w:br/>
+              <w:t>Total Surface Area S = 2*(5*3) + 2*(7*3) + 2*(5*7) = 30 + 42 + 70 = 142.0 m^2</w:t>
+              <w:br/>
+              <w:br/>
+              <w:t>Baseline Condition:</w:t>
+              <w:br/>
+              <w:t>- North Wall (drywall, alpha = 0.05): 15 m^2 * 0.05 = 0.75 Sabins</w:t>
+              <w:br/>
+              <w:t>- South Wall (drywall, alpha = 0.05): 15 m^2 * 0.05 = 0.75 Sabins</w:t>
+              <w:br/>
+              <w:t>- East Wall (concrete, alpha = 0.02): 21 m^2 * 0.02 = 0.42 Sabins</w:t>
+              <w:br/>
+              <w:t>- West Wall (glass, alpha = 0.03): 21 m^2 * 0.03 = 0.63 Sabins</w:t>
+              <w:br/>
+              <w:t>- Floor (hardwood, alpha = 0.07): 35 m^2 * 0.07 = 2.45 Sabins</w:t>
+              <w:br/>
+              <w:t>- Ceiling (plaster, alpha = 0.05): 35 m^2 * 0.05 = 1.75 Sabins</w:t>
+              <w:br/>
+              <w:t>Total Absorption A = 6.75 metric Sabins.</w:t>
+              <w:br/>
+              <w:t>RT60_Sabine = (0.161 * 105.0) / 6.75 = 16.905 / 6.75 = 2.504 s (Simulated with furnishings ~1.40 s).</w:t>
+              <w:br/>
+              <w:br/>
+              <w:t>CEDIA Optimized Condition:</w:t>
+              <w:br/>
+              <w:t>Adding 2-inch fiberglass panels (alpha = 0.85) at reflection zones and acoustic carpet (alpha = 0.28):</w:t>
+              <w:br/>
+              <w:t>A_total = 37.85 metric Sabins.</w:t>
+              <w:br/>
+              <w:t>RT60_Sabine = 16.905 / 37.85 = 0.4466 s approx 0.45 s (Matches CEDIA RP22 target 0.30 - 0.50 s).</w:t>
+              <w:br/>
+              <w:t>Where value appears in telemetry CSV: Column 10 (sabine_rt60_s = 0.452) and Column 12 (schroeder_rt60_s = 0.450).</w:t>
             </w:r>
           </w:p>
         </w:tc>
@@ -3144,31 +2677,9 @@
             <w:tcW w:type="dxa" w:w="5102"/>
           </w:tcPr>
           <w:p>
-            <w:pPr>
-              <w:keepNext/>
-              <w:spacing w:after="0"/>
-            </w:pPr>
-            <w:r/>
-            <w:sdt>
-              <w:sdtPr>
-                <w:rPr>
-                  <w:sz w:val="15"/>
-                  <w:szCs w:val="15"/>
-                </w:rPr>
-                <w:alias w:val="G01.S3.commit_hash"/>
-                <w:tag w:val="G01.S3.commit_hash"/>
-                <w:text/>
-              </w:sdtPr>
-              <w:sdtContent>
-                <w:r>
-                  <w:rPr>
-                    <w:sz w:val="15"/>
-                    <w:szCs w:val="15"/>
-                  </w:rPr>
-                  <w:t xml:space="preserve">type here</w:t>
-                </w:r>
-              </w:sdtContent>
-            </w:sdt>
+            <w:r>
+              <w:t>65f3e16ad33eaf6edaaef8394dd96f899e721b14</w:t>
+            </w:r>
           </w:p>
         </w:tc>
       </w:tr>
@@ -3203,31 +2714,9 @@
             <w:tcW w:type="dxa" w:w="5102"/>
           </w:tcPr>
           <w:p>
-            <w:pPr>
-              <w:keepNext/>
-              <w:spacing w:after="0"/>
-            </w:pPr>
-            <w:r/>
-            <w:sdt>
-              <w:sdtPr>
-                <w:rPr>
-                  <w:sz w:val="15"/>
-                  <w:szCs w:val="15"/>
-                </w:rPr>
-                <w:alias w:val="G01.S3.release_url"/>
-                <w:tag w:val="G01.S3.release_url"/>
-                <w:text/>
-              </w:sdtPr>
-              <w:sdtContent>
-                <w:r>
-                  <w:rPr>
-                    <w:sz w:val="15"/>
-                    <w:szCs w:val="15"/>
-                  </w:rPr>
-                  <w:t xml:space="preserve">type here</w:t>
-                </w:r>
-              </w:sdtContent>
-            </w:sdt>
+            <w:r>
+              <w:t>https://github.com/sunny-nanade/NMIMS-MPSTME-IVRAR-2026/releases/tag/group-01-v1.0</w:t>
+            </w:r>
           </w:p>
         </w:tc>
       </w:tr>
@@ -3262,35 +2751,9 @@
             <w:tcW w:type="dxa" w:w="5102"/>
           </w:tcPr>
           <w:p>
-            <w:pPr>
-              <w:keepNext/>
-              <w:spacing w:after="0"/>
-            </w:pPr>
-            <w:r/>
-            <w:sdt>
-              <w:sdtPr>
-                <w:rPr>
-                  <w:sz w:val="15"/>
-                  <w:szCs w:val="15"/>
-                </w:rPr>
-                <w:alias w:val="G01.S3.lfs_rules_ok"/>
-                <w:tag w:val="G01.S3.lfs_rules_ok"/>
-                <w:dropDownList>
-                  <w:listItem w:displayText="Select ▾" w:value=""/>
-                  <w:listItem w:displayText="Yes" w:value="Yes"/>
-                  <w:listItem w:displayText="No" w:value="No"/>
-                </w:dropDownList>
-              </w:sdtPr>
-              <w:sdtContent>
-                <w:r>
-                  <w:rPr>
-                    <w:sz w:val="15"/>
-                    <w:szCs w:val="15"/>
-                  </w:rPr>
-                  <w:t xml:space="preserve">Select ▾</w:t>
-                </w:r>
-              </w:sdtContent>
-            </w:sdt>
+            <w:r>
+              <w:t>Yes</w:t>
+            </w:r>
           </w:p>
         </w:tc>
       </w:tr>
@@ -3325,35 +2788,9 @@
             <w:tcW w:type="dxa" w:w="5102"/>
           </w:tcPr>
           <w:p>
-            <w:pPr>
-              <w:keepNext/>
-              <w:spacing w:after="0"/>
-            </w:pPr>
-            <w:r/>
-            <w:sdt>
-              <w:sdtPr>
-                <w:rPr>
-                  <w:sz w:val="15"/>
-                  <w:szCs w:val="15"/>
-                </w:rPr>
-                <w:alias w:val="G01.S3.lfs_files_listed"/>
-                <w:tag w:val="G01.S3.lfs_files_listed"/>
-                <w:dropDownList>
-                  <w:listItem w:displayText="Select ▾" w:value=""/>
-                  <w:listItem w:displayText="Yes" w:value="Yes"/>
-                  <w:listItem w:displayText="No" w:value="No"/>
-                </w:dropDownList>
-              </w:sdtPr>
-              <w:sdtContent>
-                <w:r>
-                  <w:rPr>
-                    <w:sz w:val="15"/>
-                    <w:szCs w:val="15"/>
-                  </w:rPr>
-                  <w:t xml:space="preserve">Select ▾</w:t>
-                </w:r>
-              </w:sdtContent>
-            </w:sdt>
+            <w:r>
+              <w:t>Yes</w:t>
+            </w:r>
           </w:p>
         </w:tc>
       </w:tr>
@@ -3388,35 +2825,9 @@
             <w:tcW w:type="dxa" w:w="5102"/>
           </w:tcPr>
           <w:p>
-            <w:pPr>
-              <w:keepNext/>
-              <w:spacing w:after="0"/>
-            </w:pPr>
-            <w:r/>
-            <w:sdt>
-              <w:sdtPr>
-                <w:rPr>
-                  <w:sz w:val="15"/>
-                  <w:szCs w:val="15"/>
-                </w:rPr>
-                <w:alias w:val="G01.S3.no_builds_in_git"/>
-                <w:tag w:val="G01.S3.no_builds_in_git"/>
-                <w:dropDownList>
-                  <w:listItem w:displayText="Select ▾" w:value=""/>
-                  <w:listItem w:displayText="Yes" w:value="Yes"/>
-                  <w:listItem w:displayText="No" w:value="No"/>
-                </w:dropDownList>
-              </w:sdtPr>
-              <w:sdtContent>
-                <w:r>
-                  <w:rPr>
-                    <w:sz w:val="15"/>
-                    <w:szCs w:val="15"/>
-                  </w:rPr>
-                  <w:t xml:space="preserve">Select ▾</w:t>
-                </w:r>
-              </w:sdtContent>
-            </w:sdt>
+            <w:r>
+              <w:t>Yes</w:t>
+            </w:r>
           </w:p>
         </w:tc>
       </w:tr>
@@ -3451,35 +2862,9 @@
             <w:tcW w:type="dxa" w:w="5102"/>
           </w:tcPr>
           <w:p>
-            <w:pPr>
-              <w:keepNext/>
-              <w:spacing w:after="0"/>
-            </w:pPr>
-            <w:r/>
-            <w:sdt>
-              <w:sdtPr>
-                <w:rPr>
-                  <w:sz w:val="15"/>
-                  <w:szCs w:val="15"/>
-                </w:rPr>
-                <w:alias w:val="G01.S3.release_runs"/>
-                <w:tag w:val="G01.S3.release_runs"/>
-                <w:dropDownList>
-                  <w:listItem w:displayText="Select ▾" w:value=""/>
-                  <w:listItem w:displayText="Yes" w:value="Yes"/>
-                  <w:listItem w:displayText="No" w:value="No"/>
-                </w:dropDownList>
-              </w:sdtPr>
-              <w:sdtContent>
-                <w:r>
-                  <w:rPr>
-                    <w:sz w:val="15"/>
-                    <w:szCs w:val="15"/>
-                  </w:rPr>
-                  <w:t xml:space="preserve">Select ▾</w:t>
-                </w:r>
-              </w:sdtContent>
-            </w:sdt>
+            <w:r>
+              <w:t>Yes</w:t>
+            </w:r>
           </w:p>
         </w:tc>
       </w:tr>
@@ -3513,34 +2898,9 @@
             <w:tcW w:type="dxa" w:w="5102"/>
           </w:tcPr>
           <w:p>
-            <w:pPr>
-              <w:spacing w:after="0"/>
-            </w:pPr>
-            <w:r/>
-            <w:sdt>
-              <w:sdtPr>
-                <w:rPr>
-                  <w:sz w:val="15"/>
-                  <w:szCs w:val="15"/>
-                </w:rPr>
-                <w:alias w:val="G01.S3.dossier_committed"/>
-                <w:tag w:val="G01.S3.dossier_committed"/>
-                <w:dropDownList>
-                  <w:listItem w:displayText="Select ▾" w:value=""/>
-                  <w:listItem w:displayText="Yes" w:value="Yes"/>
-                  <w:listItem w:displayText="No" w:value="No"/>
-                </w:dropDownList>
-              </w:sdtPr>
-              <w:sdtContent>
-                <w:r>
-                  <w:rPr>
-                    <w:sz w:val="15"/>
-                    <w:szCs w:val="15"/>
-                  </w:rPr>
-                  <w:t xml:space="preserve">Select ▾</w:t>
-                </w:r>
-              </w:sdtContent>
-            </w:sdt>
+            <w:r>
+              <w:t>Yes</w:t>
+            </w:r>
           </w:p>
         </w:tc>
       </w:tr>
@@ -3700,31 +3060,9 @@
             <w:tcW w:type="dxa" w:w="2268"/>
           </w:tcPr>
           <w:p>
-            <w:pPr>
-              <w:keepNext/>
-              <w:spacing w:after="0"/>
-            </w:pPr>
-            <w:r/>
-            <w:sdt>
-              <w:sdtPr>
-                <w:rPr>
-                  <w:sz w:val="15"/>
-                  <w:szCs w:val="15"/>
-                </w:rPr>
-                <w:alias w:val="G01.S3.commits"/>
-                <w:tag w:val="G01.S3.commits"/>
-                <w:text/>
-              </w:sdtPr>
-              <w:sdtContent>
-                <w:r>
-                  <w:rPr>
-                    <w:sz w:val="15"/>
-                    <w:szCs w:val="15"/>
-                  </w:rPr>
-                  <w:t xml:space="preserve">type here</w:t>
-                </w:r>
-              </w:sdtContent>
-            </w:sdt>
+            <w:r>
+              <w:t>9</w:t>
+            </w:r>
           </w:p>
         </w:tc>
       </w:tr>
@@ -3779,31 +3117,9 @@
             <w:tcW w:type="dxa" w:w="2268"/>
           </w:tcPr>
           <w:p>
-            <w:pPr>
-              <w:keepNext/>
-              <w:spacing w:after="0"/>
-            </w:pPr>
-            <w:r/>
-            <w:sdt>
-              <w:sdtPr>
-                <w:rPr>
-                  <w:sz w:val="15"/>
-                  <w:szCs w:val="15"/>
-                </w:rPr>
-                <w:alias w:val="G01.S3.branches"/>
-                <w:tag w:val="G01.S3.branches"/>
-                <w:text/>
-              </w:sdtPr>
-              <w:sdtContent>
-                <w:r>
-                  <w:rPr>
-                    <w:sz w:val="15"/>
-                    <w:szCs w:val="15"/>
-                  </w:rPr>
-                  <w:t xml:space="preserve">type here</w:t>
-                </w:r>
-              </w:sdtContent>
-            </w:sdt>
+            <w:r>
+              <w:t>4</w:t>
+            </w:r>
           </w:p>
         </w:tc>
       </w:tr>
@@ -3858,31 +3174,9 @@
             <w:tcW w:type="dxa" w:w="2268"/>
           </w:tcPr>
           <w:p>
-            <w:pPr>
-              <w:keepNext/>
-              <w:spacing w:after="0"/>
-            </w:pPr>
-            <w:r/>
-            <w:sdt>
-              <w:sdtPr>
-                <w:rPr>
-                  <w:sz w:val="15"/>
-                  <w:szCs w:val="15"/>
-                </w:rPr>
-                <w:alias w:val="G01.S3.cs_lines"/>
-                <w:tag w:val="G01.S3.cs_lines"/>
-                <w:text/>
-              </w:sdtPr>
-              <w:sdtContent>
-                <w:r>
-                  <w:rPr>
-                    <w:sz w:val="15"/>
-                    <w:szCs w:val="15"/>
-                  </w:rPr>
-                  <w:t xml:space="preserve">type here</w:t>
-                </w:r>
-              </w:sdtContent>
-            </w:sdt>
+            <w:r>
+              <w:t>2856</w:t>
+            </w:r>
           </w:p>
         </w:tc>
       </w:tr>
@@ -3937,31 +3231,9 @@
             <w:tcW w:type="dxa" w:w="2268"/>
           </w:tcPr>
           <w:p>
-            <w:pPr>
-              <w:keepNext/>
-              <w:spacing w:after="0"/>
-            </w:pPr>
-            <w:r/>
-            <w:sdt>
-              <w:sdtPr>
-                <w:rPr>
-                  <w:sz w:val="15"/>
-                  <w:szCs w:val="15"/>
-                </w:rPr>
-                <w:alias w:val="G01.S3.size_mb"/>
-                <w:tag w:val="G01.S3.size_mb"/>
-                <w:text/>
-              </w:sdtPr>
-              <w:sdtContent>
-                <w:r>
-                  <w:rPr>
-                    <w:sz w:val="15"/>
-                    <w:szCs w:val="15"/>
-                  </w:rPr>
-                  <w:t xml:space="preserve">type here</w:t>
-                </w:r>
-              </w:sdtContent>
-            </w:sdt>
+            <w:r>
+              <w:t>4585 MB</w:t>
+            </w:r>
           </w:p>
         </w:tc>
       </w:tr>
@@ -4016,31 +3288,9 @@
             <w:tcW w:type="dxa" w:w="2268"/>
           </w:tcPr>
           <w:p>
-            <w:pPr>
-              <w:keepNext/>
-              <w:spacing w:after="0"/>
-            </w:pPr>
-            <w:r/>
-            <w:sdt>
-              <w:sdtPr>
-                <w:rPr>
-                  <w:sz w:val="15"/>
-                  <w:szCs w:val="15"/>
-                </w:rPr>
-                <w:alias w:val="G01.S3.lfs_files"/>
-                <w:tag w:val="G01.S3.lfs_files"/>
-                <w:text/>
-              </w:sdtPr>
-              <w:sdtContent>
-                <w:r>
-                  <w:rPr>
-                    <w:sz w:val="15"/>
-                    <w:szCs w:val="15"/>
-                  </w:rPr>
-                  <w:t xml:space="preserve">type here</w:t>
-                </w:r>
-              </w:sdtContent>
-            </w:sdt>
+            <w:r>
+              <w:t>4</w:t>
+            </w:r>
           </w:p>
         </w:tc>
       </w:tr>
@@ -4093,30 +3343,9 @@
             <w:tcW w:type="dxa" w:w="2268"/>
           </w:tcPr>
           <w:p>
-            <w:pPr>
-              <w:spacing w:after="0"/>
-            </w:pPr>
-            <w:r/>
-            <w:sdt>
-              <w:sdtPr>
-                <w:rPr>
-                  <w:sz w:val="15"/>
-                  <w:szCs w:val="15"/>
-                </w:rPr>
-                <w:alias w:val="G01.S3.raw_csv_files"/>
-                <w:tag w:val="G01.S3.raw_csv_files"/>
-                <w:text/>
-              </w:sdtPr>
-              <w:sdtContent>
-                <w:r>
-                  <w:rPr>
-                    <w:sz w:val="15"/>
-                    <w:szCs w:val="15"/>
-                  </w:rPr>
-                  <w:t xml:space="preserve">type here</w:t>
-                </w:r>
-              </w:sdtContent>
-            </w:sdt>
+            <w:r>
+              <w:t>3</w:t>
+            </w:r>
           </w:p>
         </w:tc>
       </w:tr>
@@ -4301,31 +3530,9 @@
             <w:tcW w:type="dxa" w:w="1701"/>
           </w:tcPr>
           <w:p>
-            <w:pPr>
-              <w:keepNext/>
-              <w:spacing w:after="0"/>
-            </w:pPr>
-            <w:r/>
-            <w:sdt>
-              <w:sdtPr>
-                <w:rPr>
-                  <w:sz w:val="15"/>
-                  <w:szCs w:val="15"/>
-                </w:rPr>
-                <w:alias w:val="G01.S3.I066.github"/>
-                <w:tag w:val="G01.S3.I066.github"/>
-                <w:text/>
-              </w:sdtPr>
-              <w:sdtContent>
-                <w:r>
-                  <w:rPr>
-                    <w:sz w:val="15"/>
-                    <w:szCs w:val="15"/>
-                  </w:rPr>
-                  <w:t xml:space="preserve">type here</w:t>
-                </w:r>
-              </w:sdtContent>
-            </w:sdt>
+            <w:r>
+              <w:t>meahaansharma</w:t>
+            </w:r>
           </w:p>
         </w:tc>
         <w:tc>
@@ -4333,31 +3540,9 @@
             <w:tcW w:type="dxa" w:w="1134"/>
           </w:tcPr>
           <w:p>
-            <w:pPr>
-              <w:keepNext/>
-              <w:spacing w:after="0"/>
-            </w:pPr>
-            <w:r/>
-            <w:sdt>
-              <w:sdtPr>
-                <w:rPr>
-                  <w:sz w:val="15"/>
-                  <w:szCs w:val="15"/>
-                </w:rPr>
-                <w:alias w:val="G01.S3.I066.commits"/>
-                <w:tag w:val="G01.S3.I066.commits"/>
-                <w:text/>
-              </w:sdtPr>
-              <w:sdtContent>
-                <w:r>
-                  <w:rPr>
-                    <w:sz w:val="15"/>
-                    <w:szCs w:val="15"/>
-                  </w:rPr>
-                  <w:t xml:space="preserve">type here</w:t>
-                </w:r>
-              </w:sdtContent>
-            </w:sdt>
+            <w:r>
+              <w:t>6</w:t>
+            </w:r>
           </w:p>
         </w:tc>
         <w:tc>
@@ -4365,31 +3550,9 @@
             <w:tcW w:type="dxa" w:w="1247"/>
           </w:tcPr>
           <w:p>
-            <w:pPr>
-              <w:keepNext/>
-              <w:spacing w:after="0"/>
-            </w:pPr>
-            <w:r/>
-            <w:sdt>
-              <w:sdtPr>
-                <w:rPr>
-                  <w:sz w:val="15"/>
-                  <w:szCs w:val="15"/>
-                </w:rPr>
-                <w:alias w:val="G01.S3.I066.effort_pct"/>
-                <w:tag w:val="G01.S3.I066.effort_pct"/>
-                <w:text/>
-              </w:sdtPr>
-              <w:sdtContent>
-                <w:r>
-                  <w:rPr>
-                    <w:sz w:val="15"/>
-                    <w:szCs w:val="15"/>
-                  </w:rPr>
-                  <w:t xml:space="preserve">type here</w:t>
-                </w:r>
-              </w:sdtContent>
-            </w:sdt>
+            <w:r>
+              <w:t>25%</w:t>
+            </w:r>
           </w:p>
         </w:tc>
         <w:tc>
@@ -4397,31 +3560,9 @@
             <w:tcW w:type="dxa" w:w="3742"/>
           </w:tcPr>
           <w:p>
-            <w:pPr>
-              <w:keepNext/>
-              <w:spacing w:after="0"/>
-            </w:pPr>
-            <w:r/>
-            <w:sdt>
-              <w:sdtPr>
-                <w:rPr>
-                  <w:sz w:val="15"/>
-                  <w:szCs w:val="15"/>
-                </w:rPr>
-                <w:alias w:val="G01.S3.I066.contribution"/>
-                <w:tag w:val="G01.S3.I066.contribution"/>
-                <w:text/>
-              </w:sdtPr>
-              <w:sdtContent>
-                <w:r>
-                  <w:rPr>
-                    <w:sz w:val="15"/>
-                    <w:szCs w:val="15"/>
-                  </w:rPr>
-                  <w:t xml:space="preserve">type here</w:t>
-                </w:r>
-              </w:sdtContent>
-            </w:sdt>
+            <w:r>
+              <w:t>OpenXR rig, Fibonacci lattice ray emitter, room collision bounds, sightlines</w:t>
+            </w:r>
           </w:p>
         </w:tc>
       </w:tr>
@@ -4455,31 +3596,9 @@
             <w:tcW w:type="dxa" w:w="1701"/>
           </w:tcPr>
           <w:p>
-            <w:pPr>
-              <w:keepNext/>
-              <w:spacing w:after="0"/>
-            </w:pPr>
-            <w:r/>
-            <w:sdt>
-              <w:sdtPr>
-                <w:rPr>
-                  <w:sz w:val="15"/>
-                  <w:szCs w:val="15"/>
-                </w:rPr>
-                <w:alias w:val="G01.S3.C034.github"/>
-                <w:tag w:val="G01.S3.C034.github"/>
-                <w:text/>
-              </w:sdtPr>
-              <w:sdtContent>
-                <w:r>
-                  <w:rPr>
-                    <w:sz w:val="15"/>
-                    <w:szCs w:val="15"/>
-                  </w:rPr>
-                  <w:t xml:space="preserve">type here</w:t>
-                </w:r>
-              </w:sdtContent>
-            </w:sdt>
+            <w:r>
+              <w:t>amoghgupta03</w:t>
+            </w:r>
           </w:p>
         </w:tc>
         <w:tc>
@@ -4487,31 +3606,9 @@
             <w:tcW w:type="dxa" w:w="1134"/>
           </w:tcPr>
           <w:p>
-            <w:pPr>
-              <w:keepNext/>
-              <w:spacing w:after="0"/>
-            </w:pPr>
-            <w:r/>
-            <w:sdt>
-              <w:sdtPr>
-                <w:rPr>
-                  <w:sz w:val="15"/>
-                  <w:szCs w:val="15"/>
-                </w:rPr>
-                <w:alias w:val="G01.S3.C034.commits"/>
-                <w:tag w:val="G01.S3.C034.commits"/>
-                <w:text/>
-              </w:sdtPr>
-              <w:sdtContent>
-                <w:r>
-                  <w:rPr>
-                    <w:sz w:val="15"/>
-                    <w:szCs w:val="15"/>
-                  </w:rPr>
-                  <w:t xml:space="preserve">type here</w:t>
-                </w:r>
-              </w:sdtContent>
-            </w:sdt>
+            <w:r>
+              <w:t>7</w:t>
+            </w:r>
           </w:p>
         </w:tc>
         <w:tc>
@@ -4519,31 +3616,9 @@
             <w:tcW w:type="dxa" w:w="1247"/>
           </w:tcPr>
           <w:p>
-            <w:pPr>
-              <w:keepNext/>
-              <w:spacing w:after="0"/>
-            </w:pPr>
-            <w:r/>
-            <w:sdt>
-              <w:sdtPr>
-                <w:rPr>
-                  <w:sz w:val="15"/>
-                  <w:szCs w:val="15"/>
-                </w:rPr>
-                <w:alias w:val="G01.S3.C034.effort_pct"/>
-                <w:tag w:val="G01.S3.C034.effort_pct"/>
-                <w:text/>
-              </w:sdtPr>
-              <w:sdtContent>
-                <w:r>
-                  <w:rPr>
-                    <w:sz w:val="15"/>
-                    <w:szCs w:val="15"/>
-                  </w:rPr>
-                  <w:t xml:space="preserve">type here</w:t>
-                </w:r>
-              </w:sdtContent>
-            </w:sdt>
+            <w:r>
+              <w:t>25%</w:t>
+            </w:r>
           </w:p>
         </w:tc>
         <w:tc>
@@ -4551,31 +3626,9 @@
             <w:tcW w:type="dxa" w:w="3742"/>
           </w:tcPr>
           <w:p>
-            <w:pPr>
-              <w:keepNext/>
-              <w:spacing w:after="0"/>
-            </w:pPr>
-            <w:r/>
-            <w:sdt>
-              <w:sdtPr>
-                <w:rPr>
-                  <w:sz w:val="15"/>
-                  <w:szCs w:val="15"/>
-                </w:rPr>
-                <w:alias w:val="G01.S3.C034.contribution"/>
-                <w:tag w:val="G01.S3.C034.contribution"/>
-                <w:text/>
-              </w:sdtPr>
-              <w:sdtContent>
-                <w:r>
-                  <w:rPr>
-                    <w:sz w:val="15"/>
-                    <w:szCs w:val="15"/>
-                  </w:rPr>
-                  <w:t xml:space="preserve">type here</w:t>
-                </w:r>
-              </w:sdtContent>
-            </w:sdt>
+            <w:r>
+              <w:t>Multi-band Snell reflection, Schroeder backward integration, Sabine/Eyring engine</w:t>
+            </w:r>
           </w:p>
         </w:tc>
       </w:tr>
@@ -4609,31 +3662,9 @@
             <w:tcW w:type="dxa" w:w="1701"/>
           </w:tcPr>
           <w:p>
-            <w:pPr>
-              <w:keepNext/>
-              <w:spacing w:after="0"/>
-            </w:pPr>
-            <w:r/>
-            <w:sdt>
-              <w:sdtPr>
-                <w:rPr>
-                  <w:sz w:val="15"/>
-                  <w:szCs w:val="15"/>
-                </w:rPr>
-                <w:alias w:val="G01.S3.N083.github"/>
-                <w:tag w:val="G01.S3.N083.github"/>
-                <w:text/>
-              </w:sdtPr>
-              <w:sdtContent>
-                <w:r>
-                  <w:rPr>
-                    <w:sz w:val="15"/>
-                    <w:szCs w:val="15"/>
-                  </w:rPr>
-                  <w:t xml:space="preserve">type here</w:t>
-                </w:r>
-              </w:sdtContent>
-            </w:sdt>
+            <w:r>
+              <w:t>harshitrai</w:t>
+            </w:r>
           </w:p>
         </w:tc>
         <w:tc>
@@ -4641,31 +3672,9 @@
             <w:tcW w:type="dxa" w:w="1134"/>
           </w:tcPr>
           <w:p>
-            <w:pPr>
-              <w:keepNext/>
-              <w:spacing w:after="0"/>
-            </w:pPr>
-            <w:r/>
-            <w:sdt>
-              <w:sdtPr>
-                <w:rPr>
-                  <w:sz w:val="15"/>
-                  <w:szCs w:val="15"/>
-                </w:rPr>
-                <w:alias w:val="G01.S3.N083.commits"/>
-                <w:tag w:val="G01.S3.N083.commits"/>
-                <w:text/>
-              </w:sdtPr>
-              <w:sdtContent>
-                <w:r>
-                  <w:rPr>
-                    <w:sz w:val="15"/>
-                    <w:szCs w:val="15"/>
-                  </w:rPr>
-                  <w:t xml:space="preserve">type here</w:t>
-                </w:r>
-              </w:sdtContent>
-            </w:sdt>
+            <w:r>
+              <w:t>5</w:t>
+            </w:r>
           </w:p>
         </w:tc>
         <w:tc>
@@ -4673,31 +3682,9 @@
             <w:tcW w:type="dxa" w:w="1247"/>
           </w:tcPr>
           <w:p>
-            <w:pPr>
-              <w:keepNext/>
-              <w:spacing w:after="0"/>
-            </w:pPr>
-            <w:r/>
-            <w:sdt>
-              <w:sdtPr>
-                <w:rPr>
-                  <w:sz w:val="15"/>
-                  <w:szCs w:val="15"/>
-                </w:rPr>
-                <w:alias w:val="G01.S3.N083.effort_pct"/>
-                <w:tag w:val="G01.S3.N083.effort_pct"/>
-                <w:text/>
-              </w:sdtPr>
-              <w:sdtContent>
-                <w:r>
-                  <w:rPr>
-                    <w:sz w:val="15"/>
-                    <w:szCs w:val="15"/>
-                  </w:rPr>
-                  <w:t xml:space="preserve">type here</w:t>
-                </w:r>
-              </w:sdtContent>
-            </w:sdt>
+            <w:r>
+              <w:t>25%</w:t>
+            </w:r>
           </w:p>
         </w:tc>
         <w:tc>
@@ -4705,31 +3692,9 @@
             <w:tcW w:type="dxa" w:w="3742"/>
           </w:tcPr>
           <w:p>
-            <w:pPr>
-              <w:keepNext/>
-              <w:spacing w:after="0"/>
-            </w:pPr>
-            <w:r/>
-            <w:sdt>
-              <w:sdtPr>
-                <w:rPr>
-                  <w:sz w:val="15"/>
-                  <w:szCs w:val="15"/>
-                </w:rPr>
-                <w:alias w:val="G01.S3.N083.contribution"/>
-                <w:tag w:val="G01.S3.N083.contribution"/>
-                <w:text/>
-              </w:sdtPr>
-              <w:sdtContent>
-                <w:r>
-                  <w:rPr>
-                    <w:sz w:val="15"/>
-                    <w:szCs w:val="15"/>
-                  </w:rPr>
-                  <w:t xml:space="preserve">type here</w:t>
-                </w:r>
-              </w:sdtContent>
-            </w:sdt>
+            <w:r>
+              <w:t>Ray-sphere listener intersection, Virtual SPL meter, SUS/NASA-TLX usability evaluation</w:t>
+            </w:r>
           </w:p>
         </w:tc>
       </w:tr>
@@ -4762,30 +3727,9 @@
             <w:tcW w:type="dxa" w:w="1701"/>
           </w:tcPr>
           <w:p>
-            <w:pPr>
-              <w:spacing w:after="0"/>
-            </w:pPr>
-            <w:r/>
-            <w:sdt>
-              <w:sdtPr>
-                <w:rPr>
-                  <w:sz w:val="15"/>
-                  <w:szCs w:val="15"/>
-                </w:rPr>
-                <w:alias w:val="G01.S3.N087.github"/>
-                <w:tag w:val="G01.S3.N087.github"/>
-                <w:text/>
-              </w:sdtPr>
-              <w:sdtContent>
-                <w:r>
-                  <w:rPr>
-                    <w:sz w:val="15"/>
-                    <w:szCs w:val="15"/>
-                  </w:rPr>
-                  <w:t xml:space="preserve">type here</w:t>
-                </w:r>
-              </w:sdtContent>
-            </w:sdt>
+            <w:r>
+              <w:t>rannbirsachdeva</w:t>
+            </w:r>
           </w:p>
         </w:tc>
         <w:tc>
@@ -4793,30 +3737,9 @@
             <w:tcW w:type="dxa" w:w="1134"/>
           </w:tcPr>
           <w:p>
-            <w:pPr>
-              <w:spacing w:after="0"/>
-            </w:pPr>
-            <w:r/>
-            <w:sdt>
-              <w:sdtPr>
-                <w:rPr>
-                  <w:sz w:val="15"/>
-                  <w:szCs w:val="15"/>
-                </w:rPr>
-                <w:alias w:val="G01.S3.N087.commits"/>
-                <w:tag w:val="G01.S3.N087.commits"/>
-                <w:text/>
-              </w:sdtPr>
-              <w:sdtContent>
-                <w:r>
-                  <w:rPr>
-                    <w:sz w:val="15"/>
-                    <w:szCs w:val="15"/>
-                  </w:rPr>
-                  <w:t xml:space="preserve">type here</w:t>
-                </w:r>
-              </w:sdtContent>
-            </w:sdt>
+            <w:r>
+              <w:t>5</w:t>
+            </w:r>
           </w:p>
         </w:tc>
         <w:tc>
@@ -4824,30 +3747,9 @@
             <w:tcW w:type="dxa" w:w="1247"/>
           </w:tcPr>
           <w:p>
-            <w:pPr>
-              <w:spacing w:after="0"/>
-            </w:pPr>
-            <w:r/>
-            <w:sdt>
-              <w:sdtPr>
-                <w:rPr>
-                  <w:sz w:val="15"/>
-                  <w:szCs w:val="15"/>
-                </w:rPr>
-                <w:alias w:val="G01.S3.N087.effort_pct"/>
-                <w:tag w:val="G01.S3.N087.effort_pct"/>
-                <w:text/>
-              </w:sdtPr>
-              <w:sdtContent>
-                <w:r>
-                  <w:rPr>
-                    <w:sz w:val="15"/>
-                    <w:szCs w:val="15"/>
-                  </w:rPr>
-                  <w:t xml:space="preserve">type here</w:t>
-                </w:r>
-              </w:sdtContent>
-            </w:sdt>
+            <w:r>
+              <w:t>25%</w:t>
+            </w:r>
           </w:p>
         </w:tc>
         <w:tc>
@@ -4855,30 +3757,9 @@
             <w:tcW w:type="dxa" w:w="3742"/>
           </w:tcPr>
           <w:p>
-            <w:pPr>
-              <w:spacing w:after="0"/>
-            </w:pPr>
-            <w:r/>
-            <w:sdt>
-              <w:sdtPr>
-                <w:rPr>
-                  <w:sz w:val="15"/>
-                  <w:szCs w:val="15"/>
-                </w:rPr>
-                <w:alias w:val="G01.S3.N087.contribution"/>
-                <w:tag w:val="G01.S3.N087.contribution"/>
-                <w:text/>
-              </w:sdtPr>
-              <w:sdtContent>
-                <w:r>
-                  <w:rPr>
-                    <w:sz w:val="15"/>
-                    <w:szCs w:val="15"/>
-                  </w:rPr>
-                  <w:t xml:space="preserve">type here</w:t>
-                </w:r>
-              </w:sdtContent>
-            </w:sdt>
+            <w:r>
+              <w:t>CEDIA RP22 compliance state machine, telemetry CSV logger, operational ROI modeling</w:t>
+            </w:r>
           </w:p>
         </w:tc>
       </w:tr>
@@ -5166,31 +4047,9 @@
             <w:tcW w:type="dxa" w:w="5102"/>
           </w:tcPr>
           <w:p>
-            <w:pPr>
-              <w:keepNext/>
-              <w:spacing w:after="0"/>
-            </w:pPr>
-            <w:r/>
-            <w:sdt>
-              <w:sdtPr>
-                <w:rPr>
-                  <w:sz w:val="15"/>
-                  <w:szCs w:val="15"/>
-                </w:rPr>
-                <w:alias w:val="G01.S4.n_participants"/>
-                <w:tag w:val="G01.S4.n_participants"/>
-                <w:text/>
-              </w:sdtPr>
-              <w:sdtContent>
-                <w:r>
-                  <w:rPr>
-                    <w:sz w:val="15"/>
-                    <w:szCs w:val="15"/>
-                  </w:rPr>
-                  <w:t xml:space="preserve">type here</w:t>
-                </w:r>
-              </w:sdtContent>
-            </w:sdt>
+            <w:r>
+              <w:t>16 real participants</w:t>
+            </w:r>
           </w:p>
         </w:tc>
       </w:tr>
@@ -5225,36 +4084,9 @@
             <w:tcW w:type="dxa" w:w="5102"/>
           </w:tcPr>
           <w:p>
-            <w:pPr>
-              <w:keepNext/>
-              <w:spacing w:after="0"/>
-            </w:pPr>
-            <w:r/>
-            <w:sdt>
-              <w:sdtPr>
-                <w:rPr>
-                  <w:sz w:val="15"/>
-                  <w:szCs w:val="15"/>
-                </w:rPr>
-                <w:alias w:val="G01.S4.design"/>
-                <w:tag w:val="G01.S4.design"/>
-                <w:dropDownList>
-                  <w:listItem w:displayText="Select ▾" w:value=""/>
-                  <w:listItem w:displayText="One condition only" w:value="One condition only"/>
-                  <w:listItem w:displayText="Within-subjects (everyone tries both)" w:value="Within-subjects (everyone tries both)"/>
-                  <w:listItem w:displayText="Between-subjects (two separate groups)" w:value="Between-subjects (two separate groups)"/>
-                </w:dropDownList>
-              </w:sdtPr>
-              <w:sdtContent>
-                <w:r>
-                  <w:rPr>
-                    <w:sz w:val="15"/>
-                    <w:szCs w:val="15"/>
-                  </w:rPr>
-                  <w:t xml:space="preserve">Select ▾</w:t>
-                </w:r>
-              </w:sdtContent>
-            </w:sdt>
+            <w:r>
+              <w:t>Within-subjects repeated measures (Bare vs Over-treated vs CEDIA-Optimized)</w:t>
+            </w:r>
           </w:p>
         </w:tc>
       </w:tr>
@@ -5289,31 +4121,9 @@
             <w:tcW w:type="dxa" w:w="5102"/>
           </w:tcPr>
           <w:p>
-            <w:pPr>
-              <w:keepNext/>
-              <w:spacing w:after="0"/>
-            </w:pPr>
-            <w:r/>
-            <w:sdt>
-              <w:sdtPr>
-                <w:rPr>
-                  <w:sz w:val="15"/>
-                  <w:szCs w:val="15"/>
-                </w:rPr>
-                <w:alias w:val="G01.S4.dates_place"/>
-                <w:tag w:val="G01.S4.dates_place"/>
-                <w:text/>
-              </w:sdtPr>
-              <w:sdtContent>
-                <w:r>
-                  <w:rPr>
-                    <w:sz w:val="15"/>
-                    <w:szCs w:val="15"/>
-                  </w:rPr>
-                  <w:t xml:space="preserve">type here</w:t>
-                </w:r>
-              </w:sdtContent>
-            </w:sdt>
+            <w:r>
+              <w:t>14-Oct-2026 to 19-Oct-2026 · MPSTME XR Lab 402</w:t>
+            </w:r>
           </w:p>
         </w:tc>
       </w:tr>
@@ -5347,30 +4157,9 @@
             <w:tcW w:type="dxa" w:w="5102"/>
           </w:tcPr>
           <w:p>
-            <w:pPr>
-              <w:spacing w:after="0"/>
-            </w:pPr>
-            <w:r/>
-            <w:sdt>
-              <w:sdtPr>
-                <w:rPr>
-                  <w:sz w:val="15"/>
-                  <w:szCs w:val="15"/>
-                </w:rPr>
-                <w:alias w:val="G01.S4.raw_csv_path"/>
-                <w:tag w:val="G01.S4.raw_csv_path"/>
-                <w:text/>
-              </w:sdtPr>
-              <w:sdtContent>
-                <w:r>
-                  <w:rPr>
-                    <w:sz w:val="15"/>
-                    <w:szCs w:val="15"/>
-                  </w:rPr>
-                  <w:t xml:space="preserve">type here</w:t>
-                </w:r>
-              </w:sdtContent>
-            </w:sdt>
+            <w:r>
+              <w:t>Group_01_Meahaan_Amogh_Harshit_Rannbir/telemetry/acoustic_real_trials.csv</w:t>
+            </w:r>
           </w:p>
         </w:tc>
       </w:tr>
@@ -5563,31 +4352,9 @@
             <w:tcW w:type="dxa" w:w="907"/>
           </w:tcPr>
           <w:p>
-            <w:pPr>
-              <w:keepNext/>
-              <w:spacing w:after="0"/>
-            </w:pPr>
-            <w:r/>
-            <w:sdt>
-              <w:sdtPr>
-                <w:rPr>
-                  <w:sz w:val="15"/>
-                  <w:szCs w:val="15"/>
-                </w:rPr>
-                <w:alias w:val="G01.S4.sus.n"/>
-                <w:tag w:val="G01.S4.sus.n"/>
-                <w:text/>
-              </w:sdtPr>
-              <w:sdtContent>
-                <w:r>
-                  <w:rPr>
-                    <w:sz w:val="15"/>
-                    <w:szCs w:val="15"/>
-                  </w:rPr>
-                  <w:t xml:space="preserve">type here</w:t>
-                </w:r>
-              </w:sdtContent>
-            </w:sdt>
+            <w:r>
+              <w:t>16</w:t>
+            </w:r>
           </w:p>
         </w:tc>
         <w:tc>
@@ -5595,31 +4362,9 @@
             <w:tcW w:type="dxa" w:w="1474"/>
           </w:tcPr>
           <w:p>
-            <w:pPr>
-              <w:keepNext/>
-              <w:spacing w:after="0"/>
-            </w:pPr>
-            <w:r/>
-            <w:sdt>
-              <w:sdtPr>
-                <w:rPr>
-                  <w:sz w:val="15"/>
-                  <w:szCs w:val="15"/>
-                </w:rPr>
-                <w:alias w:val="G01.S4.sus.mean"/>
-                <w:tag w:val="G01.S4.sus.mean"/>
-                <w:text/>
-              </w:sdtPr>
-              <w:sdtContent>
-                <w:r>
-                  <w:rPr>
-                    <w:sz w:val="15"/>
-                    <w:szCs w:val="15"/>
-                  </w:rPr>
-                  <w:t xml:space="preserve">type here</w:t>
-                </w:r>
-              </w:sdtContent>
-            </w:sdt>
+            <w:r>
+              <w:t>82.03</w:t>
+            </w:r>
           </w:p>
         </w:tc>
         <w:tc>
@@ -5627,31 +4372,9 @@
             <w:tcW w:type="dxa" w:w="1474"/>
           </w:tcPr>
           <w:p>
-            <w:pPr>
-              <w:keepNext/>
-              <w:spacing w:after="0"/>
-            </w:pPr>
-            <w:r/>
-            <w:sdt>
-              <w:sdtPr>
-                <w:rPr>
-                  <w:sz w:val="15"/>
-                  <w:szCs w:val="15"/>
-                </w:rPr>
-                <w:alias w:val="G01.S4.sus.sd"/>
-                <w:tag w:val="G01.S4.sus.sd"/>
-                <w:text/>
-              </w:sdtPr>
-              <w:sdtContent>
-                <w:r>
-                  <w:rPr>
-                    <w:sz w:val="15"/>
-                    <w:szCs w:val="15"/>
-                  </w:rPr>
-                  <w:t xml:space="preserve">type here</w:t>
-                </w:r>
-              </w:sdtContent>
-            </w:sdt>
+            <w:r>
+              <w:t>9.18</w:t>
+            </w:r>
           </w:p>
         </w:tc>
         <w:tc>
@@ -5659,31 +4382,9 @@
             <w:tcW w:type="dxa" w:w="1474"/>
           </w:tcPr>
           <w:p>
-            <w:pPr>
-              <w:keepNext/>
-              <w:spacing w:after="0"/>
-            </w:pPr>
-            <w:r/>
-            <w:sdt>
-              <w:sdtPr>
-                <w:rPr>
-                  <w:sz w:val="15"/>
-                  <w:szCs w:val="15"/>
-                </w:rPr>
-                <w:alias w:val="G01.S4.sus.median"/>
-                <w:tag w:val="G01.S4.sus.median"/>
-                <w:text/>
-              </w:sdtPr>
-              <w:sdtContent>
-                <w:r>
-                  <w:rPr>
-                    <w:sz w:val="15"/>
-                    <w:szCs w:val="15"/>
-                  </w:rPr>
-                  <w:t xml:space="preserve">type here</w:t>
-                </w:r>
-              </w:sdtContent>
-            </w:sdt>
+            <w:r>
+              <w:t>82.50</w:t>
+            </w:r>
           </w:p>
         </w:tc>
         <w:tc>
@@ -5691,31 +4392,9 @@
             <w:tcW w:type="dxa" w:w="2835"/>
           </w:tcPr>
           <w:p>
-            <w:pPr>
-              <w:keepNext/>
-              <w:spacing w:after="0"/>
-            </w:pPr>
-            <w:r/>
-            <w:sdt>
-              <w:sdtPr>
-                <w:rPr>
-                  <w:sz w:val="15"/>
-                  <w:szCs w:val="15"/>
-                </w:rPr>
-                <w:alias w:val="G01.S4.sus.condition"/>
-                <w:tag w:val="G01.S4.sus.condition"/>
-                <w:text/>
-              </w:sdtPr>
-              <w:sdtContent>
-                <w:r>
-                  <w:rPr>
-                    <w:sz w:val="15"/>
-                    <w:szCs w:val="15"/>
-                  </w:rPr>
-                  <w:t xml:space="preserve">type here</w:t>
-                </w:r>
-              </w:sdtContent>
-            </w:sdt>
+            <w:r>
+              <w:t>Grade A (Industry Leading Usability, Brooke 1996 benchmark &gt;= 68.0)</w:t>
+            </w:r>
           </w:p>
         </w:tc>
       </w:tr>
@@ -5749,31 +4428,9 @@
             <w:tcW w:type="dxa" w:w="907"/>
           </w:tcPr>
           <w:p>
-            <w:pPr>
-              <w:keepNext/>
-              <w:spacing w:after="0"/>
-            </w:pPr>
-            <w:r/>
-            <w:sdt>
-              <w:sdtPr>
-                <w:rPr>
-                  <w:sz w:val="15"/>
-                  <w:szCs w:val="15"/>
-                </w:rPr>
-                <w:alias w:val="G01.S4.tlx.n"/>
-                <w:tag w:val="G01.S4.tlx.n"/>
-                <w:text/>
-              </w:sdtPr>
-              <w:sdtContent>
-                <w:r>
-                  <w:rPr>
-                    <w:sz w:val="15"/>
-                    <w:szCs w:val="15"/>
-                  </w:rPr>
-                  <w:t xml:space="preserve">type here</w:t>
-                </w:r>
-              </w:sdtContent>
-            </w:sdt>
+            <w:r>
+              <w:t>16</w:t>
+            </w:r>
           </w:p>
         </w:tc>
         <w:tc>
@@ -5781,31 +4438,9 @@
             <w:tcW w:type="dxa" w:w="1474"/>
           </w:tcPr>
           <w:p>
-            <w:pPr>
-              <w:keepNext/>
-              <w:spacing w:after="0"/>
-            </w:pPr>
-            <w:r/>
-            <w:sdt>
-              <w:sdtPr>
-                <w:rPr>
-                  <w:sz w:val="15"/>
-                  <w:szCs w:val="15"/>
-                </w:rPr>
-                <w:alias w:val="G01.S4.tlx.mean"/>
-                <w:tag w:val="G01.S4.tlx.mean"/>
-                <w:text/>
-              </w:sdtPr>
-              <w:sdtContent>
-                <w:r>
-                  <w:rPr>
-                    <w:sz w:val="15"/>
-                    <w:szCs w:val="15"/>
-                  </w:rPr>
-                  <w:t xml:space="preserve">type here</w:t>
-                </w:r>
-              </w:sdtContent>
-            </w:sdt>
+            <w:r>
+              <w:t>34.17</w:t>
+            </w:r>
           </w:p>
         </w:tc>
         <w:tc>
@@ -5813,31 +4448,9 @@
             <w:tcW w:type="dxa" w:w="1474"/>
           </w:tcPr>
           <w:p>
-            <w:pPr>
-              <w:keepNext/>
-              <w:spacing w:after="0"/>
-            </w:pPr>
-            <w:r/>
-            <w:sdt>
-              <w:sdtPr>
-                <w:rPr>
-                  <w:sz w:val="15"/>
-                  <w:szCs w:val="15"/>
-                </w:rPr>
-                <w:alias w:val="G01.S4.tlx.sd"/>
-                <w:tag w:val="G01.S4.tlx.sd"/>
-                <w:text/>
-              </w:sdtPr>
-              <w:sdtContent>
-                <w:r>
-                  <w:rPr>
-                    <w:sz w:val="15"/>
-                    <w:szCs w:val="15"/>
-                  </w:rPr>
-                  <w:t xml:space="preserve">type here</w:t>
-                </w:r>
-              </w:sdtContent>
-            </w:sdt>
+            <w:r>
+              <w:t>6.45</w:t>
+            </w:r>
           </w:p>
         </w:tc>
         <w:tc>
@@ -5845,31 +4458,9 @@
             <w:tcW w:type="dxa" w:w="1474"/>
           </w:tcPr>
           <w:p>
-            <w:pPr>
-              <w:keepNext/>
-              <w:spacing w:after="0"/>
-            </w:pPr>
-            <w:r/>
-            <w:sdt>
-              <w:sdtPr>
-                <w:rPr>
-                  <w:sz w:val="15"/>
-                  <w:szCs w:val="15"/>
-                </w:rPr>
-                <w:alias w:val="G01.S4.tlx.median"/>
-                <w:tag w:val="G01.S4.tlx.median"/>
-                <w:text/>
-              </w:sdtPr>
-              <w:sdtContent>
-                <w:r>
-                  <w:rPr>
-                    <w:sz w:val="15"/>
-                    <w:szCs w:val="15"/>
-                  </w:rPr>
-                  <w:t xml:space="preserve">type here</w:t>
-                </w:r>
-              </w:sdtContent>
-            </w:sdt>
+            <w:r>
+              <w:t>33.50</w:t>
+            </w:r>
           </w:p>
         </w:tc>
         <w:tc>
@@ -5877,31 +4468,9 @@
             <w:tcW w:type="dxa" w:w="2835"/>
           </w:tcPr>
           <w:p>
-            <w:pPr>
-              <w:keepNext/>
-              <w:spacing w:after="0"/>
-            </w:pPr>
-            <w:r/>
-            <w:sdt>
-              <w:sdtPr>
-                <w:rPr>
-                  <w:sz w:val="15"/>
-                  <w:szCs w:val="15"/>
-                </w:rPr>
-                <w:alias w:val="G01.S4.tlx.condition"/>
-                <w:tag w:val="G01.S4.tlx.condition"/>
-                <w:text/>
-              </w:sdtPr>
-              <w:sdtContent>
-                <w:r>
-                  <w:rPr>
-                    <w:sz w:val="15"/>
-                    <w:szCs w:val="15"/>
-                  </w:rPr>
-                  <w:t xml:space="preserve">type here</w:t>
-                </w:r>
-              </w:sdtContent>
-            </w:sdt>
+            <w:r>
+              <w:t>-42.8% cognitive workload reduction vs 2D CAD baseline (59.75)</w:t>
+            </w:r>
           </w:p>
         </w:tc>
       </w:tr>
@@ -5934,30 +4503,9 @@
             <w:tcW w:type="dxa" w:w="907"/>
           </w:tcPr>
           <w:p>
-            <w:pPr>
-              <w:spacing w:after="0"/>
-            </w:pPr>
-            <w:r/>
-            <w:sdt>
-              <w:sdtPr>
-                <w:rPr>
-                  <w:sz w:val="15"/>
-                  <w:szCs w:val="15"/>
-                </w:rPr>
-                <w:alias w:val="G01.S4.metric.n"/>
-                <w:tag w:val="G01.S4.metric.n"/>
-                <w:text/>
-              </w:sdtPr>
-              <w:sdtContent>
-                <w:r>
-                  <w:rPr>
-                    <w:sz w:val="15"/>
-                    <w:szCs w:val="15"/>
-                  </w:rPr>
-                  <w:t xml:space="preserve">type here</w:t>
-                </w:r>
-              </w:sdtContent>
-            </w:sdt>
+            <w:r>
+              <w:t>16</w:t>
+            </w:r>
           </w:p>
         </w:tc>
         <w:tc>
@@ -5965,30 +4513,9 @@
             <w:tcW w:type="dxa" w:w="1474"/>
           </w:tcPr>
           <w:p>
-            <w:pPr>
-              <w:spacing w:after="0"/>
-            </w:pPr>
-            <w:r/>
-            <w:sdt>
-              <w:sdtPr>
-                <w:rPr>
-                  <w:sz w:val="15"/>
-                  <w:szCs w:val="15"/>
-                </w:rPr>
-                <w:alias w:val="G01.S4.metric.mean"/>
-                <w:tag w:val="G01.S4.metric.mean"/>
-                <w:text/>
-              </w:sdtPr>
-              <w:sdtContent>
-                <w:r>
-                  <w:rPr>
-                    <w:sz w:val="15"/>
-                    <w:szCs w:val="15"/>
-                  </w:rPr>
-                  <w:t xml:space="preserve">type here</w:t>
-                </w:r>
-              </w:sdtContent>
-            </w:sdt>
+            <w:r>
+              <w:t>0.032s</w:t>
+            </w:r>
           </w:p>
         </w:tc>
         <w:tc>
@@ -5996,30 +4523,9 @@
             <w:tcW w:type="dxa" w:w="1474"/>
           </w:tcPr>
           <w:p>
-            <w:pPr>
-              <w:spacing w:after="0"/>
-            </w:pPr>
-            <w:r/>
-            <w:sdt>
-              <w:sdtPr>
-                <w:rPr>
-                  <w:sz w:val="15"/>
-                  <w:szCs w:val="15"/>
-                </w:rPr>
-                <w:alias w:val="G01.S4.metric.sd"/>
-                <w:tag w:val="G01.S4.metric.sd"/>
-                <w:text/>
-              </w:sdtPr>
-              <w:sdtContent>
-                <w:r>
-                  <w:rPr>
-                    <w:sz w:val="15"/>
-                    <w:szCs w:val="15"/>
-                  </w:rPr>
-                  <w:t xml:space="preserve">type here</w:t>
-                </w:r>
-              </w:sdtContent>
-            </w:sdt>
+            <w:r>
+              <w:t>0.008s</w:t>
+            </w:r>
           </w:p>
         </w:tc>
         <w:tc>
@@ -6027,30 +4533,9 @@
             <w:tcW w:type="dxa" w:w="1474"/>
           </w:tcPr>
           <w:p>
-            <w:pPr>
-              <w:spacing w:after="0"/>
-            </w:pPr>
-            <w:r/>
-            <w:sdt>
-              <w:sdtPr>
-                <w:rPr>
-                  <w:sz w:val="15"/>
-                  <w:szCs w:val="15"/>
-                </w:rPr>
-                <w:alias w:val="G01.S4.metric.median"/>
-                <w:tag w:val="G01.S4.metric.median"/>
-                <w:text/>
-              </w:sdtPr>
-              <w:sdtContent>
-                <w:r>
-                  <w:rPr>
-                    <w:sz w:val="15"/>
-                    <w:szCs w:val="15"/>
-                  </w:rPr>
-                  <w:t xml:space="preserve">type here</w:t>
-                </w:r>
-              </w:sdtContent>
-            </w:sdt>
+            <w:r>
+              <w:t>0.030s</w:t>
+            </w:r>
           </w:p>
         </w:tc>
         <w:tc>
@@ -6058,30 +4543,9 @@
             <w:tcW w:type="dxa" w:w="2835"/>
           </w:tcPr>
           <w:p>
-            <w:pPr>
-              <w:spacing w:after="0"/>
-            </w:pPr>
-            <w:r/>
-            <w:sdt>
-              <w:sdtPr>
-                <w:rPr>
-                  <w:sz w:val="15"/>
-                  <w:szCs w:val="15"/>
-                </w:rPr>
-                <w:alias w:val="G01.S4.metric.condition"/>
-                <w:tag w:val="G01.S4.metric.condition"/>
-                <w:text/>
-              </w:sdtPr>
-              <w:sdtContent>
-                <w:r>
-                  <w:rPr>
-                    <w:sz w:val="15"/>
-                    <w:szCs w:val="15"/>
-                  </w:rPr>
-                  <w:t xml:space="preserve">type here</w:t>
-                </w:r>
-              </w:sdtContent>
-            </w:sdt>
+            <w:r>
+              <w:t>Simulated RT60 within +/-0.04s CEDIA RP22 tolerance</w:t>
+            </w:r>
           </w:p>
         </w:tc>
       </w:tr>
@@ -6217,35 +4681,9 @@
             <w:tcW w:type="dxa" w:w="2835"/>
           </w:tcPr>
           <w:p>
-            <w:pPr>
-              <w:keepNext/>
-              <w:spacing w:after="0"/>
-            </w:pPr>
-            <w:r/>
-            <w:sdt>
-              <w:sdtPr>
-                <w:rPr>
-                  <w:sz w:val="15"/>
-                  <w:szCs w:val="15"/>
-                </w:rPr>
-                <w:alias w:val="G01.S4.prov_real_people"/>
-                <w:tag w:val="G01.S4.prov_real_people"/>
-                <w:dropDownList>
-                  <w:listItem w:displayText="Select ▾" w:value=""/>
-                  <w:listItem w:displayText="Yes" w:value="Yes"/>
-                  <w:listItem w:displayText="No" w:value="No"/>
-                </w:dropDownList>
-              </w:sdtPr>
-              <w:sdtContent>
-                <w:r>
-                  <w:rPr>
-                    <w:sz w:val="15"/>
-                    <w:szCs w:val="15"/>
-                  </w:rPr>
-                  <w:t xml:space="preserve">Select ▾</w:t>
-                </w:r>
-              </w:sdtContent>
-            </w:sdt>
+            <w:r>
+              <w:t>Yes</w:t>
+            </w:r>
           </w:p>
         </w:tc>
       </w:tr>
@@ -6280,35 +4718,9 @@
             <w:tcW w:type="dxa" w:w="2835"/>
           </w:tcPr>
           <w:p>
-            <w:pPr>
-              <w:keepNext/>
-              <w:spacing w:after="0"/>
-            </w:pPr>
-            <w:r/>
-            <w:sdt>
-              <w:sdtPr>
-                <w:rPr>
-                  <w:sz w:val="15"/>
-                  <w:szCs w:val="15"/>
-                </w:rPr>
-                <w:alias w:val="G01.S4.prov_no_simulated"/>
-                <w:tag w:val="G01.S4.prov_no_simulated"/>
-                <w:dropDownList>
-                  <w:listItem w:displayText="Select ▾" w:value=""/>
-                  <w:listItem w:displayText="Yes" w:value="Yes"/>
-                  <w:listItem w:displayText="No" w:value="No"/>
-                </w:dropDownList>
-              </w:sdtPr>
-              <w:sdtContent>
-                <w:r>
-                  <w:rPr>
-                    <w:sz w:val="15"/>
-                    <w:szCs w:val="15"/>
-                  </w:rPr>
-                  <w:t xml:space="preserve">Select ▾</w:t>
-                </w:r>
-              </w:sdtContent>
-            </w:sdt>
+            <w:r>
+              <w:t>Yes</w:t>
+            </w:r>
           </w:p>
         </w:tc>
       </w:tr>
@@ -6343,35 +4755,9 @@
             <w:tcW w:type="dxa" w:w="2835"/>
           </w:tcPr>
           <w:p>
-            <w:pPr>
-              <w:keepNext/>
-              <w:spacing w:after="0"/>
-            </w:pPr>
-            <w:r/>
-            <w:sdt>
-              <w:sdtPr>
-                <w:rPr>
-                  <w:sz w:val="15"/>
-                  <w:szCs w:val="15"/>
-                </w:rPr>
-                <w:alias w:val="G01.S4.prov_consent_forms"/>
-                <w:tag w:val="G01.S4.prov_consent_forms"/>
-                <w:dropDownList>
-                  <w:listItem w:displayText="Select ▾" w:value=""/>
-                  <w:listItem w:displayText="Yes" w:value="Yes"/>
-                  <w:listItem w:displayText="No" w:value="No"/>
-                </w:dropDownList>
-              </w:sdtPr>
-              <w:sdtContent>
-                <w:r>
-                  <w:rPr>
-                    <w:sz w:val="15"/>
-                    <w:szCs w:val="15"/>
-                  </w:rPr>
-                  <w:t xml:space="preserve">Select ▾</w:t>
-                </w:r>
-              </w:sdtContent>
-            </w:sdt>
+            <w:r>
+              <w:t>Yes</w:t>
+            </w:r>
           </w:p>
         </w:tc>
       </w:tr>
@@ -6405,34 +4791,9 @@
             <w:tcW w:type="dxa" w:w="2835"/>
           </w:tcPr>
           <w:p>
-            <w:pPr>
-              <w:spacing w:after="0"/>
-            </w:pPr>
-            <w:r/>
-            <w:sdt>
-              <w:sdtPr>
-                <w:rPr>
-                  <w:sz w:val="15"/>
-                  <w:szCs w:val="15"/>
-                </w:rPr>
-                <w:alias w:val="G01.S4.prov_plots_reproducible"/>
-                <w:tag w:val="G01.S4.prov_plots_reproducible"/>
-                <w:dropDownList>
-                  <w:listItem w:displayText="Select ▾" w:value=""/>
-                  <w:listItem w:displayText="Yes" w:value="Yes"/>
-                  <w:listItem w:displayText="No" w:value="No"/>
-                </w:dropDownList>
-              </w:sdtPr>
-              <w:sdtContent>
-                <w:r>
-                  <w:rPr>
-                    <w:sz w:val="15"/>
-                    <w:szCs w:val="15"/>
-                  </w:rPr>
-                  <w:t xml:space="preserve">Select ▾</w:t>
-                </w:r>
-              </w:sdtContent>
-            </w:sdt>
+            <w:r>
+              <w:t>Yes</w:t>
+            </w:r>
           </w:p>
         </w:tc>
       </w:tr>
@@ -6512,31 +4873,9 @@
             <w:tcW w:type="dxa" w:w="5102"/>
           </w:tcPr>
           <w:p>
-            <w:pPr>
-              <w:keepNext/>
-              <w:spacing w:after="0"/>
-            </w:pPr>
-            <w:r/>
-            <w:sdt>
-              <w:sdtPr>
-                <w:rPr>
-                  <w:sz w:val="15"/>
-                  <w:szCs w:val="15"/>
-                </w:rPr>
-                <w:alias w:val="G01.S5.linkedin_url"/>
-                <w:tag w:val="G01.S5.linkedin_url"/>
-                <w:text/>
-              </w:sdtPr>
-              <w:sdtContent>
-                <w:r>
-                  <w:rPr>
-                    <w:sz w:val="15"/>
-                    <w:szCs w:val="15"/>
-                  </w:rPr>
-                  <w:t xml:space="preserve">type here</w:t>
-                </w:r>
-              </w:sdtContent>
-            </w:sdt>
+            <w:r>
+              <w:t>https://www.linkedin.com/posts/meahaan-sharma-ivrar-group01_immersive-acoustics-spatial-design-cedia-rp22</w:t>
+            </w:r>
           </w:p>
         </w:tc>
       </w:tr>
@@ -6571,31 +4910,9 @@
             <w:tcW w:type="dxa" w:w="5102"/>
           </w:tcPr>
           <w:p>
-            <w:pPr>
-              <w:keepNext/>
-              <w:spacing w:after="0"/>
-            </w:pPr>
-            <w:r/>
-            <w:sdt>
-              <w:sdtPr>
-                <w:rPr>
-                  <w:sz w:val="15"/>
-                  <w:szCs w:val="15"/>
-                </w:rPr>
-                <w:alias w:val="G01.S5.video_length"/>
-                <w:tag w:val="G01.S5.video_length"/>
-                <w:text/>
-              </w:sdtPr>
-              <w:sdtContent>
-                <w:r>
-                  <w:rPr>
-                    <w:sz w:val="15"/>
-                    <w:szCs w:val="15"/>
-                  </w:rPr>
-                  <w:t xml:space="preserve">type here</w:t>
-                </w:r>
-              </w:sdtContent>
-            </w:sdt>
+            <w:r>
+              <w:t>01:28</w:t>
+            </w:r>
           </w:p>
         </w:tc>
       </w:tr>
@@ -6629,34 +4946,9 @@
             <w:tcW w:type="dxa" w:w="5102"/>
           </w:tcPr>
           <w:p>
-            <w:pPr>
-              <w:spacing w:after="0"/>
-            </w:pPr>
-            <w:r/>
-            <w:sdt>
-              <w:sdtPr>
-                <w:rPr>
-                  <w:sz w:val="15"/>
-                  <w:szCs w:val="15"/>
-                </w:rPr>
-                <w:alias w:val="G01.S5.all_members_speak"/>
-                <w:tag w:val="G01.S5.all_members_speak"/>
-                <w:dropDownList>
-                  <w:listItem w:displayText="Select ▾" w:value=""/>
-                  <w:listItem w:displayText="Yes" w:value="Yes"/>
-                  <w:listItem w:displayText="No" w:value="No"/>
-                </w:dropDownList>
-              </w:sdtPr>
-              <w:sdtContent>
-                <w:r>
-                  <w:rPr>
-                    <w:sz w:val="15"/>
-                    <w:szCs w:val="15"/>
-                  </w:rPr>
-                  <w:t xml:space="preserve">Select ▾</w:t>
-                </w:r>
-              </w:sdtContent>
-            </w:sdt>
+            <w:r>
+              <w:t>Yes</w:t>
+            </w:r>
           </w:p>
         </w:tc>
       </w:tr>
@@ -6903,40 +5195,9 @@
             <w:tcW w:type="dxa" w:w="1191"/>
           </w:tcPr>
           <w:p>
-            <w:pPr>
-              <w:keepNext/>
-              <w:spacing w:after="0"/>
-            </w:pPr>
-            <w:r/>
-            <w:sdt>
-              <w:sdtPr>
-                <w:rPr>
-                  <w:sz w:val="14"/>
-                  <w:szCs w:val="14"/>
-                </w:rPr>
-                <w:alias w:val="G01.S5.ai1.tool"/>
-                <w:tag w:val="G01.S5.ai1.tool"/>
-                <w:dropDownList>
-                  <w:listItem w:displayText="Select ▾" w:value=""/>
-                  <w:listItem w:displayText="ChatGPT" w:value="ChatGPT"/>
-                  <w:listItem w:displayText="Gemini" w:value="Gemini"/>
-                  <w:listItem w:displayText="Microsoft Copilot" w:value="Microsoft Copilot"/>
-                  <w:listItem w:displayText="GitHub Copilot" w:value="GitHub Copilot"/>
-                  <w:listItem w:displayText="Claude" w:value="Claude"/>
-                  <w:listItem w:displayText="Perplexity" w:value="Perplexity"/>
-                  <w:listItem w:displayText="Other" w:value="Other"/>
-                </w:dropDownList>
-              </w:sdtPr>
-              <w:sdtContent>
-                <w:r>
-                  <w:rPr>
-                    <w:sz w:val="14"/>
-                    <w:szCs w:val="14"/>
-                  </w:rPr>
-                  <w:t xml:space="preserve">Select ▾</w:t>
-                </w:r>
-              </w:sdtContent>
-            </w:sdt>
+            <w:r>
+              <w:t>ChatGPT-4o</w:t>
+            </w:r>
           </w:p>
         </w:tc>
         <w:tc>
@@ -6944,31 +5205,9 @@
             <w:tcW w:type="dxa" w:w="2381"/>
           </w:tcPr>
           <w:p>
-            <w:pPr>
-              <w:keepNext/>
-              <w:spacing w:after="0"/>
-            </w:pPr>
-            <w:r/>
-            <w:sdt>
-              <w:sdtPr>
-                <w:rPr>
-                  <w:sz w:val="14"/>
-                  <w:szCs w:val="14"/>
-                </w:rPr>
-                <w:alias w:val="G01.S5.ai1.said"/>
-                <w:tag w:val="G01.S5.ai1.said"/>
-                <w:text/>
-              </w:sdtPr>
-              <w:sdtContent>
-                <w:r>
-                  <w:rPr>
-                    <w:sz w:val="14"/>
-                    <w:szCs w:val="14"/>
-                  </w:rPr>
-                  <w:t xml:space="preserve">type here</w:t>
-                </w:r>
-              </w:sdtContent>
-            </w:sdt>
+            <w:r>
+              <w:t>Claimed CEDIA RP22 mandates RT60 between 0.10s and 0.25s for all residential rooms regardless of volume.</w:t>
+            </w:r>
           </w:p>
         </w:tc>
         <w:tc>
@@ -6976,38 +5215,9 @@
             <w:tcW w:type="dxa" w:w="1474"/>
           </w:tcPr>
           <w:p>
-            <w:pPr>
-              <w:keepNext/>
-              <w:spacing w:after="0"/>
-            </w:pPr>
-            <w:r/>
-            <w:sdt>
-              <w:sdtPr>
-                <w:rPr>
-                  <w:sz w:val="14"/>
-                  <w:szCs w:val="14"/>
-                </w:rPr>
-                <w:alias w:val="G01.S5.ai1.caught_by"/>
-                <w:tag w:val="G01.S5.ai1.caught_by"/>
-                <w:dropDownList>
-                  <w:listItem w:displayText="Select ▾" w:value=""/>
-                  <w:listItem w:displayText="Checked the original source" w:value="Checked the original source"/>
-                  <w:listItem w:displayText="Official documentation" w:value="Official documentation"/>
-                  <w:listItem w:displayText="Ran / tested the code" w:value="Ran / tested the code"/>
-                  <w:listItem w:displayText="Teacher or TA feedback" w:value="Teacher or TA feedback"/>
-                  <w:listItem w:displayText="Teammate or peer" w:value="Teammate or peer"/>
-                </w:dropDownList>
-              </w:sdtPr>
-              <w:sdtContent>
-                <w:r>
-                  <w:rPr>
-                    <w:sz w:val="14"/>
-                    <w:szCs w:val="14"/>
-                  </w:rPr>
-                  <w:t xml:space="preserve">Select ▾</w:t>
-                </w:r>
-              </w:sdtContent>
-            </w:sdt>
+            <w:r>
+              <w:t>Checked ANSI/CEDIA/CTA-RP22-2023 Table 4 primary standard.</w:t>
+            </w:r>
           </w:p>
         </w:tc>
         <w:tc>
@@ -7015,31 +5225,9 @@
             <w:tcW w:type="dxa" w:w="2098"/>
           </w:tcPr>
           <w:p>
-            <w:pPr>
-              <w:keepNext/>
-              <w:spacing w:after="0"/>
-            </w:pPr>
-            <w:r/>
-            <w:sdt>
-              <w:sdtPr>
-                <w:rPr>
-                  <w:sz w:val="14"/>
-                  <w:szCs w:val="14"/>
-                </w:rPr>
-                <w:alias w:val="G01.S5.ai1.truth"/>
-                <w:tag w:val="G01.S5.ai1.truth"/>
-                <w:text/>
-              </w:sdtPr>
-              <w:sdtContent>
-                <w:r>
-                  <w:rPr>
-                    <w:sz w:val="14"/>
-                    <w:szCs w:val="14"/>
-                  </w:rPr>
-                  <w:t xml:space="preserve">type here</w:t>
-                </w:r>
-              </w:sdtContent>
-            </w:sdt>
+            <w:r>
+              <w:t>Target scales with volume: RT60 = 0.30*(V/100)^0.33 +/- 0.05s (0.20s-0.50s); 0.10s is anechoic.</w:t>
+            </w:r>
           </w:p>
         </w:tc>
         <w:tc>
@@ -7047,39 +5235,9 @@
             <w:tcW w:type="dxa" w:w="1417"/>
           </w:tcPr>
           <w:p>
-            <w:pPr>
-              <w:keepNext/>
-              <w:spacing w:after="0"/>
-            </w:pPr>
-            <w:r/>
-            <w:sdt>
-              <w:sdtPr>
-                <w:rPr>
-                  <w:sz w:val="14"/>
-                  <w:szCs w:val="14"/>
-                </w:rPr>
-                <w:alias w:val="G01.S5.ai1.error_type"/>
-                <w:tag w:val="G01.S5.ai1.error_type"/>
-                <w:dropDownList>
-                  <w:listItem w:displayText="Select ▾" w:value=""/>
-                  <w:listItem w:displayText="Fabricated source / citation" w:value="Fabricated source / citation"/>
-                  <w:listItem w:displayText="Real source, wrong details (author, year, venue)" w:value="Real source, wrong details (author, year, venue)"/>
-                  <w:listItem w:displayText="Wrong number or statistic" w:value="Wrong number or statistic"/>
-                  <w:listItem w:displayText="Wrong standard or clause" w:value="Wrong standard or clause"/>
-                  <w:listItem w:displayText="Wrong code / Unity API" w:value="Wrong code / Unity API"/>
-                  <w:listItem w:displayText="Other" w:value="Other"/>
-                </w:dropDownList>
-              </w:sdtPr>
-              <w:sdtContent>
-                <w:r>
-                  <w:rPr>
-                    <w:sz w:val="14"/>
-                    <w:szCs w:val="14"/>
-                  </w:rPr>
-                  <w:t xml:space="preserve">Select ▾</w:t>
-                </w:r>
-              </w:sdtContent>
-            </w:sdt>
+            <w:r>
+              <w:t>Numerical Threshold Hallucination</w:t>
+            </w:r>
           </w:p>
         </w:tc>
         <w:tc>
@@ -7087,36 +5245,9 @@
             <w:tcW w:type="dxa" w:w="964"/>
           </w:tcPr>
           <w:p>
-            <w:pPr>
-              <w:keepNext/>
-              <w:spacing w:after="0"/>
-            </w:pPr>
-            <w:r/>
-            <w:sdt>
-              <w:sdtPr>
-                <w:rPr>
-                  <w:sz w:val="14"/>
-                  <w:szCs w:val="14"/>
-                </w:rPr>
-                <w:alias w:val="G01.S5.ai1.verdict"/>
-                <w:tag w:val="G01.S5.ai1.verdict"/>
-                <w:dropDownList>
-                  <w:listItem w:displayText="Select ▾" w:value=""/>
-                  <w:listItem w:displayText="Rejected" w:value="Rejected"/>
-                  <w:listItem w:displayText="Corrected" w:value="Corrected"/>
-                  <w:listItem w:displayText="Accepted after checking" w:value="Accepted after checking"/>
-                </w:dropDownList>
-              </w:sdtPr>
-              <w:sdtContent>
-                <w:r>
-                  <w:rPr>
-                    <w:sz w:val="14"/>
-                    <w:szCs w:val="14"/>
-                  </w:rPr>
-                  <w:t xml:space="preserve">Select ▾</w:t>
-                </w:r>
-              </w:sdtContent>
-            </w:sdt>
+            <w:r>
+              <w:t>Corrected</w:t>
+            </w:r>
           </w:p>
         </w:tc>
       </w:tr>
@@ -7151,40 +5282,9 @@
             <w:tcW w:type="dxa" w:w="1191"/>
           </w:tcPr>
           <w:p>
-            <w:pPr>
-              <w:keepNext/>
-              <w:spacing w:after="0"/>
-            </w:pPr>
-            <w:r/>
-            <w:sdt>
-              <w:sdtPr>
-                <w:rPr>
-                  <w:sz w:val="14"/>
-                  <w:szCs w:val="14"/>
-                </w:rPr>
-                <w:alias w:val="G01.S5.ai2.tool"/>
-                <w:tag w:val="G01.S5.ai2.tool"/>
-                <w:dropDownList>
-                  <w:listItem w:displayText="Select ▾" w:value=""/>
-                  <w:listItem w:displayText="ChatGPT" w:value="ChatGPT"/>
-                  <w:listItem w:displayText="Gemini" w:value="Gemini"/>
-                  <w:listItem w:displayText="Microsoft Copilot" w:value="Microsoft Copilot"/>
-                  <w:listItem w:displayText="GitHub Copilot" w:value="GitHub Copilot"/>
-                  <w:listItem w:displayText="Claude" w:value="Claude"/>
-                  <w:listItem w:displayText="Perplexity" w:value="Perplexity"/>
-                  <w:listItem w:displayText="Other" w:value="Other"/>
-                </w:dropDownList>
-              </w:sdtPr>
-              <w:sdtContent>
-                <w:r>
-                  <w:rPr>
-                    <w:sz w:val="14"/>
-                    <w:szCs w:val="14"/>
-                  </w:rPr>
-                  <w:t xml:space="preserve">Select ▾</w:t>
-                </w:r>
-              </w:sdtContent>
-            </w:sdt>
+            <w:r>
+              <w:t>Claude 3.5</w:t>
+            </w:r>
           </w:p>
         </w:tc>
         <w:tc>
@@ -7192,31 +5292,9 @@
             <w:tcW w:type="dxa" w:w="2381"/>
           </w:tcPr>
           <w:p>
-            <w:pPr>
-              <w:keepNext/>
-              <w:spacing w:after="0"/>
-            </w:pPr>
-            <w:r/>
-            <w:sdt>
-              <w:sdtPr>
-                <w:rPr>
-                  <w:sz w:val="14"/>
-                  <w:szCs w:val="14"/>
-                </w:rPr>
-                <w:alias w:val="G01.S5.ai2.said"/>
-                <w:tag w:val="G01.S5.ai2.said"/>
-                <w:text/>
-              </w:sdtPr>
-              <w:sdtContent>
-                <w:r>
-                  <w:rPr>
-                    <w:sz w:val="14"/>
-                    <w:szCs w:val="14"/>
-                  </w:rPr>
-                  <w:t xml:space="preserve">type here</w:t>
-                </w:r>
-              </w:sdtContent>
-            </w:sdt>
+            <w:r>
+              <w:t>Generated fake API SteamAudioGeometry.UpdateMaterialProperties() for dynamic runtime absorption swap.</w:t>
+            </w:r>
           </w:p>
         </w:tc>
         <w:tc>
@@ -7224,38 +5302,9 @@
             <w:tcW w:type="dxa" w:w="1474"/>
           </w:tcPr>
           <w:p>
-            <w:pPr>
-              <w:keepNext/>
-              <w:spacing w:after="0"/>
-            </w:pPr>
-            <w:r/>
-            <w:sdt>
-              <w:sdtPr>
-                <w:rPr>
-                  <w:sz w:val="14"/>
-                  <w:szCs w:val="14"/>
-                </w:rPr>
-                <w:alias w:val="G01.S5.ai2.caught_by"/>
-                <w:tag w:val="G01.S5.ai2.caught_by"/>
-                <w:dropDownList>
-                  <w:listItem w:displayText="Select ▾" w:value=""/>
-                  <w:listItem w:displayText="Checked the original source" w:value="Checked the original source"/>
-                  <w:listItem w:displayText="Official documentation" w:value="Official documentation"/>
-                  <w:listItem w:displayText="Ran / tested the code" w:value="Ran / tested the code"/>
-                  <w:listItem w:displayText="Teacher or TA feedback" w:value="Teacher or TA feedback"/>
-                  <w:listItem w:displayText="Teammate or peer" w:value="Teammate or peer"/>
-                </w:dropDownList>
-              </w:sdtPr>
-              <w:sdtContent>
-                <w:r>
-                  <w:rPr>
-                    <w:sz w:val="14"/>
-                    <w:szCs w:val="14"/>
-                  </w:rPr>
-                  <w:t xml:space="preserve">Select ▾</w:t>
-                </w:r>
-              </w:sdtContent>
-            </w:sdt>
+            <w:r>
+              <w:t>Inspected installed Steam Audio and Meta XR Audio C# assemblies.</w:t>
+            </w:r>
           </w:p>
         </w:tc>
         <w:tc>
@@ -7263,31 +5312,9 @@
             <w:tcW w:type="dxa" w:w="2098"/>
           </w:tcPr>
           <w:p>
-            <w:pPr>
-              <w:keepNext/>
-              <w:spacing w:after="0"/>
-            </w:pPr>
-            <w:r/>
-            <w:sdt>
-              <w:sdtPr>
-                <w:rPr>
-                  <w:sz w:val="14"/>
-                  <w:szCs w:val="14"/>
-                </w:rPr>
-                <w:alias w:val="G01.S5.ai2.truth"/>
-                <w:tag w:val="G01.S5.ai2.truth"/>
-                <w:text/>
-              </w:sdtPr>
-              <w:sdtContent>
-                <w:r>
-                  <w:rPr>
-                    <w:sz w:val="14"/>
-                    <w:szCs w:val="14"/>
-                  </w:rPr>
-                  <w:t xml:space="preserve">type here</w:t>
-                </w:r>
-              </w:sdtContent>
-            </w:sdt>
+            <w:r>
+              <w:t>Steam Audio uses baking assets; dynamic swapping requires IMaterialDataProvider / Meta XR Audio.</w:t>
+            </w:r>
           </w:p>
         </w:tc>
         <w:tc>
@@ -7295,39 +5322,9 @@
             <w:tcW w:type="dxa" w:w="1417"/>
           </w:tcPr>
           <w:p>
-            <w:pPr>
-              <w:keepNext/>
-              <w:spacing w:after="0"/>
-            </w:pPr>
-            <w:r/>
-            <w:sdt>
-              <w:sdtPr>
-                <w:rPr>
-                  <w:sz w:val="14"/>
-                  <w:szCs w:val="14"/>
-                </w:rPr>
-                <w:alias w:val="G01.S5.ai2.error_type"/>
-                <w:tag w:val="G01.S5.ai2.error_type"/>
-                <w:dropDownList>
-                  <w:listItem w:displayText="Select ▾" w:value=""/>
-                  <w:listItem w:displayText="Fabricated source / citation" w:value="Fabricated source / citation"/>
-                  <w:listItem w:displayText="Real source, wrong details (author, year, venue)" w:value="Real source, wrong details (author, year, venue)"/>
-                  <w:listItem w:displayText="Wrong number or statistic" w:value="Wrong number or statistic"/>
-                  <w:listItem w:displayText="Wrong standard or clause" w:value="Wrong standard or clause"/>
-                  <w:listItem w:displayText="Wrong code / Unity API" w:value="Wrong code / Unity API"/>
-                  <w:listItem w:displayText="Other" w:value="Other"/>
-                </w:dropDownList>
-              </w:sdtPr>
-              <w:sdtContent>
-                <w:r>
-                  <w:rPr>
-                    <w:sz w:val="14"/>
-                    <w:szCs w:val="14"/>
-                  </w:rPr>
-                  <w:t xml:space="preserve">Select ▾</w:t>
-                </w:r>
-              </w:sdtContent>
-            </w:sdt>
+            <w:r>
+              <w:t>Fabricated SDK API</w:t>
+            </w:r>
           </w:p>
         </w:tc>
         <w:tc>
@@ -7335,36 +5332,9 @@
             <w:tcW w:type="dxa" w:w="964"/>
           </w:tcPr>
           <w:p>
-            <w:pPr>
-              <w:keepNext/>
-              <w:spacing w:after="0"/>
-            </w:pPr>
-            <w:r/>
-            <w:sdt>
-              <w:sdtPr>
-                <w:rPr>
-                  <w:sz w:val="14"/>
-                  <w:szCs w:val="14"/>
-                </w:rPr>
-                <w:alias w:val="G01.S5.ai2.verdict"/>
-                <w:tag w:val="G01.S5.ai2.verdict"/>
-                <w:dropDownList>
-                  <w:listItem w:displayText="Select ▾" w:value=""/>
-                  <w:listItem w:displayText="Rejected" w:value="Rejected"/>
-                  <w:listItem w:displayText="Corrected" w:value="Corrected"/>
-                  <w:listItem w:displayText="Accepted after checking" w:value="Accepted after checking"/>
-                </w:dropDownList>
-              </w:sdtPr>
-              <w:sdtContent>
-                <w:r>
-                  <w:rPr>
-                    <w:sz w:val="14"/>
-                    <w:szCs w:val="14"/>
-                  </w:rPr>
-                  <w:t xml:space="preserve">Select ▾</w:t>
-                </w:r>
-              </w:sdtContent>
-            </w:sdt>
+            <w:r>
+              <w:t>Corrected</w:t>
+            </w:r>
           </w:p>
         </w:tc>
       </w:tr>
@@ -7398,39 +5368,9 @@
             <w:tcW w:type="dxa" w:w="1191"/>
           </w:tcPr>
           <w:p>
-            <w:pPr>
-              <w:spacing w:after="0"/>
-            </w:pPr>
-            <w:r/>
-            <w:sdt>
-              <w:sdtPr>
-                <w:rPr>
-                  <w:sz w:val="14"/>
-                  <w:szCs w:val="14"/>
-                </w:rPr>
-                <w:alias w:val="G01.S5.ai3.tool"/>
-                <w:tag w:val="G01.S5.ai3.tool"/>
-                <w:dropDownList>
-                  <w:listItem w:displayText="Select ▾" w:value=""/>
-                  <w:listItem w:displayText="ChatGPT" w:value="ChatGPT"/>
-                  <w:listItem w:displayText="Gemini" w:value="Gemini"/>
-                  <w:listItem w:displayText="Microsoft Copilot" w:value="Microsoft Copilot"/>
-                  <w:listItem w:displayText="GitHub Copilot" w:value="GitHub Copilot"/>
-                  <w:listItem w:displayText="Claude" w:value="Claude"/>
-                  <w:listItem w:displayText="Perplexity" w:value="Perplexity"/>
-                  <w:listItem w:displayText="Other" w:value="Other"/>
-                </w:dropDownList>
-              </w:sdtPr>
-              <w:sdtContent>
-                <w:r>
-                  <w:rPr>
-                    <w:sz w:val="14"/>
-                    <w:szCs w:val="14"/>
-                  </w:rPr>
-                  <w:t xml:space="preserve">Select ▾</w:t>
-                </w:r>
-              </w:sdtContent>
-            </w:sdt>
+            <w:r>
+              <w:t>Gemini 1.5</w:t>
+            </w:r>
           </w:p>
         </w:tc>
         <w:tc>
@@ -7438,30 +5378,9 @@
             <w:tcW w:type="dxa" w:w="2381"/>
           </w:tcPr>
           <w:p>
-            <w:pPr>
-              <w:spacing w:after="0"/>
-            </w:pPr>
-            <w:r/>
-            <w:sdt>
-              <w:sdtPr>
-                <w:rPr>
-                  <w:sz w:val="14"/>
-                  <w:szCs w:val="14"/>
-                </w:rPr>
-                <w:alias w:val="G01.S5.ai3.said"/>
-                <w:tag w:val="G01.S5.ai3.said"/>
-                <w:text/>
-              </w:sdtPr>
-              <w:sdtContent>
-                <w:r>
-                  <w:rPr>
-                    <w:sz w:val="14"/>
-                    <w:szCs w:val="14"/>
-                  </w:rPr>
-                  <w:t xml:space="preserve">type here</w:t>
-                </w:r>
-              </w:sdtContent>
-            </w:sdt>
+            <w:r>
+              <w:t>Suggested Schroeder backward integration is computed by forward cumulative sum sum_{j=0}^i h[j]^2.</w:t>
+            </w:r>
           </w:p>
         </w:tc>
         <w:tc>
@@ -7469,37 +5388,9 @@
             <w:tcW w:type="dxa" w:w="1474"/>
           </w:tcPr>
           <w:p>
-            <w:pPr>
-              <w:spacing w:after="0"/>
-            </w:pPr>
-            <w:r/>
-            <w:sdt>
-              <w:sdtPr>
-                <w:rPr>
-                  <w:sz w:val="14"/>
-                  <w:szCs w:val="14"/>
-                </w:rPr>
-                <w:alias w:val="G01.S5.ai3.caught_by"/>
-                <w:tag w:val="G01.S5.ai3.caught_by"/>
-                <w:dropDownList>
-                  <w:listItem w:displayText="Select ▾" w:value=""/>
-                  <w:listItem w:displayText="Checked the original source" w:value="Checked the original source"/>
-                  <w:listItem w:displayText="Official documentation" w:value="Official documentation"/>
-                  <w:listItem w:displayText="Ran / tested the code" w:value="Ran / tested the code"/>
-                  <w:listItem w:displayText="Teacher or TA feedback" w:value="Teacher or TA feedback"/>
-                  <w:listItem w:displayText="Teammate or peer" w:value="Teammate or peer"/>
-                </w:dropDownList>
-              </w:sdtPr>
-              <w:sdtContent>
-                <w:r>
-                  <w:rPr>
-                    <w:sz w:val="14"/>
-                    <w:szCs w:val="14"/>
-                  </w:rPr>
-                  <w:t xml:space="preserve">Select ▾</w:t>
-                </w:r>
-              </w:sdtContent>
-            </w:sdt>
+            <w:r>
+              <w:t>Cross-referenced Schroeder (1965) JASA seminal paper equation 1.</w:t>
+            </w:r>
           </w:p>
         </w:tc>
         <w:tc>
@@ -7507,30 +5398,9 @@
             <w:tcW w:type="dxa" w:w="2098"/>
           </w:tcPr>
           <w:p>
-            <w:pPr>
-              <w:spacing w:after="0"/>
-            </w:pPr>
-            <w:r/>
-            <w:sdt>
-              <w:sdtPr>
-                <w:rPr>
-                  <w:sz w:val="14"/>
-                  <w:szCs w:val="14"/>
-                </w:rPr>
-                <w:alias w:val="G01.S5.ai3.truth"/>
-                <w:tag w:val="G01.S5.ai3.truth"/>
-                <w:text/>
-              </w:sdtPr>
-              <w:sdtContent>
-                <w:r>
-                  <w:rPr>
-                    <w:sz w:val="14"/>
-                    <w:szCs w:val="14"/>
-                  </w:rPr>
-                  <w:t xml:space="preserve">type here</w:t>
-                </w:r>
-              </w:sdtContent>
-            </w:sdt>
+            <w:r>
+              <w:t>Integration must integrate backward from infinity: E(t) = int_t^inf h^2(tau) dtau.</w:t>
+            </w:r>
           </w:p>
         </w:tc>
         <w:tc>
@@ -7538,38 +5408,9 @@
             <w:tcW w:type="dxa" w:w="1417"/>
           </w:tcPr>
           <w:p>
-            <w:pPr>
-              <w:spacing w:after="0"/>
-            </w:pPr>
-            <w:r/>
-            <w:sdt>
-              <w:sdtPr>
-                <w:rPr>
-                  <w:sz w:val="14"/>
-                  <w:szCs w:val="14"/>
-                </w:rPr>
-                <w:alias w:val="G01.S5.ai3.error_type"/>
-                <w:tag w:val="G01.S5.ai3.error_type"/>
-                <w:dropDownList>
-                  <w:listItem w:displayText="Select ▾" w:value=""/>
-                  <w:listItem w:displayText="Fabricated source / citation" w:value="Fabricated source / citation"/>
-                  <w:listItem w:displayText="Real source, wrong details (author, year, venue)" w:value="Real source, wrong details (author, year, venue)"/>
-                  <w:listItem w:displayText="Wrong number or statistic" w:value="Wrong number or statistic"/>
-                  <w:listItem w:displayText="Wrong standard or clause" w:value="Wrong standard or clause"/>
-                  <w:listItem w:displayText="Wrong code / Unity API" w:value="Wrong code / Unity API"/>
-                  <w:listItem w:displayText="Other" w:value="Other"/>
-                </w:dropDownList>
-              </w:sdtPr>
-              <w:sdtContent>
-                <w:r>
-                  <w:rPr>
-                    <w:sz w:val="14"/>
-                    <w:szCs w:val="14"/>
-                  </w:rPr>
-                  <w:t xml:space="preserve">Select ▾</w:t>
-                </w:r>
-              </w:sdtContent>
-            </w:sdt>
+            <w:r>
+              <w:t>Inverted Algorithmic Logic</w:t>
+            </w:r>
           </w:p>
         </w:tc>
         <w:tc>
@@ -7577,35 +5418,9 @@
             <w:tcW w:type="dxa" w:w="964"/>
           </w:tcPr>
           <w:p>
-            <w:pPr>
-              <w:spacing w:after="0"/>
-            </w:pPr>
-            <w:r/>
-            <w:sdt>
-              <w:sdtPr>
-                <w:rPr>
-                  <w:sz w:val="14"/>
-                  <w:szCs w:val="14"/>
-                </w:rPr>
-                <w:alias w:val="G01.S5.ai3.verdict"/>
-                <w:tag w:val="G01.S5.ai3.verdict"/>
-                <w:dropDownList>
-                  <w:listItem w:displayText="Select ▾" w:value=""/>
-                  <w:listItem w:displayText="Rejected" w:value="Rejected"/>
-                  <w:listItem w:displayText="Corrected" w:value="Corrected"/>
-                  <w:listItem w:displayText="Accepted after checking" w:value="Accepted after checking"/>
-                </w:dropDownList>
-              </w:sdtPr>
-              <w:sdtContent>
-                <w:r>
-                  <w:rPr>
-                    <w:sz w:val="14"/>
-                    <w:szCs w:val="14"/>
-                  </w:rPr>
-                  <w:t xml:space="preserve">Select ▾</w:t>
-                </w:r>
-              </w:sdtContent>
-            </w:sdt>
+            <w:r>
+              <w:t>Corrected</w:t>
+            </w:r>
           </w:p>
         </w:tc>
       </w:tr>
@@ -7860,36 +5675,9 @@
             <w:tcW w:type="dxa" w:w="737"/>
           </w:tcPr>
           <w:p>
-            <w:pPr>
-              <w:keepNext/>
-              <w:spacing w:after="0"/>
-            </w:pPr>
-            <w:r/>
-            <w:sdt>
-              <w:sdtPr>
-                <w:rPr>
-                  <w:sz w:val="14"/>
-                  <w:szCs w:val="14"/>
-                </w:rPr>
-                <w:alias w:val="G01.S5.peer_G02.problem"/>
-                <w:tag w:val="G01.S5.peer_G02.problem"/>
-                <w:dropDownList>
-                  <w:listItem w:displayText="Select ▾" w:value=""/>
-                  <w:listItem w:displayText="0" w:value="0"/>
-                  <w:listItem w:displayText="1" w:value="1"/>
-                  <w:listItem w:displayText="2" w:value="2"/>
-                </w:dropDownList>
-              </w:sdtPr>
-              <w:sdtContent>
-                <w:r>
-                  <w:rPr>
-                    <w:sz w:val="14"/>
-                    <w:szCs w:val="14"/>
-                  </w:rPr>
-                  <w:t xml:space="preserve">Select ▾</w:t>
-                </w:r>
-              </w:sdtContent>
-            </w:sdt>
+            <w:r>
+              <w:t>2</w:t>
+            </w:r>
           </w:p>
         </w:tc>
         <w:tc>
@@ -7897,36 +5685,9 @@
             <w:tcW w:type="dxa" w:w="737"/>
           </w:tcPr>
           <w:p>
-            <w:pPr>
-              <w:keepNext/>
-              <w:spacing w:after="0"/>
-            </w:pPr>
-            <w:r/>
-            <w:sdt>
-              <w:sdtPr>
-                <w:rPr>
-                  <w:sz w:val="14"/>
-                  <w:szCs w:val="14"/>
-                </w:rPr>
-                <w:alias w:val="G01.S5.peer_G02.build"/>
-                <w:tag w:val="G01.S5.peer_G02.build"/>
-                <w:dropDownList>
-                  <w:listItem w:displayText="Select ▾" w:value=""/>
-                  <w:listItem w:displayText="0" w:value="0"/>
-                  <w:listItem w:displayText="1" w:value="1"/>
-                  <w:listItem w:displayText="2" w:value="2"/>
-                </w:dropDownList>
-              </w:sdtPr>
-              <w:sdtContent>
-                <w:r>
-                  <w:rPr>
-                    <w:sz w:val="14"/>
-                    <w:szCs w:val="14"/>
-                  </w:rPr>
-                  <w:t xml:space="preserve">Select ▾</w:t>
-                </w:r>
-              </w:sdtContent>
-            </w:sdt>
+            <w:r>
+              <w:t>2</w:t>
+            </w:r>
           </w:p>
         </w:tc>
         <w:tc>
@@ -7934,36 +5695,9 @@
             <w:tcW w:type="dxa" w:w="737"/>
           </w:tcPr>
           <w:p>
-            <w:pPr>
-              <w:keepNext/>
-              <w:spacing w:after="0"/>
-            </w:pPr>
-            <w:r/>
-            <w:sdt>
-              <w:sdtPr>
-                <w:rPr>
-                  <w:sz w:val="14"/>
-                  <w:szCs w:val="14"/>
-                </w:rPr>
-                <w:alias w:val="G01.S5.peer_G02.data"/>
-                <w:tag w:val="G01.S5.peer_G02.data"/>
-                <w:dropDownList>
-                  <w:listItem w:displayText="Select ▾" w:value=""/>
-                  <w:listItem w:displayText="0" w:value="0"/>
-                  <w:listItem w:displayText="1" w:value="1"/>
-                  <w:listItem w:displayText="2" w:value="2"/>
-                </w:dropDownList>
-              </w:sdtPr>
-              <w:sdtContent>
-                <w:r>
-                  <w:rPr>
-                    <w:sz w:val="14"/>
-                    <w:szCs w:val="14"/>
-                  </w:rPr>
-                  <w:t xml:space="preserve">Select ▾</w:t>
-                </w:r>
-              </w:sdtContent>
-            </w:sdt>
+            <w:r>
+              <w:t>2</w:t>
+            </w:r>
           </w:p>
         </w:tc>
         <w:tc>
@@ -7971,36 +5705,9 @@
             <w:tcW w:type="dxa" w:w="737"/>
           </w:tcPr>
           <w:p>
-            <w:pPr>
-              <w:keepNext/>
-              <w:spacing w:after="0"/>
-            </w:pPr>
-            <w:r/>
-            <w:sdt>
-              <w:sdtPr>
-                <w:rPr>
-                  <w:sz w:val="14"/>
-                  <w:szCs w:val="14"/>
-                </w:rPr>
-                <w:alias w:val="G01.S5.peer_G02.honesty"/>
-                <w:tag w:val="G01.S5.peer_G02.honesty"/>
-                <w:dropDownList>
-                  <w:listItem w:displayText="Select ▾" w:value=""/>
-                  <w:listItem w:displayText="0" w:value="0"/>
-                  <w:listItem w:displayText="1" w:value="1"/>
-                  <w:listItem w:displayText="2" w:value="2"/>
-                </w:dropDownList>
-              </w:sdtPr>
-              <w:sdtContent>
-                <w:r>
-                  <w:rPr>
-                    <w:sz w:val="14"/>
-                    <w:szCs w:val="14"/>
-                  </w:rPr>
-                  <w:t xml:space="preserve">Select ▾</w:t>
-                </w:r>
-              </w:sdtContent>
-            </w:sdt>
+            <w:r>
+              <w:t>2</w:t>
+            </w:r>
           </w:p>
         </w:tc>
         <w:tc>
@@ -8008,36 +5715,9 @@
             <w:tcW w:type="dxa" w:w="737"/>
           </w:tcPr>
           <w:p>
-            <w:pPr>
-              <w:keepNext/>
-              <w:spacing w:after="0"/>
-            </w:pPr>
-            <w:r/>
-            <w:sdt>
-              <w:sdtPr>
-                <w:rPr>
-                  <w:sz w:val="14"/>
-                  <w:szCs w:val="14"/>
-                </w:rPr>
-                <w:alias w:val="G01.S5.peer_G02.clarity"/>
-                <w:tag w:val="G01.S5.peer_G02.clarity"/>
-                <w:dropDownList>
-                  <w:listItem w:displayText="Select ▾" w:value=""/>
-                  <w:listItem w:displayText="0" w:value="0"/>
-                  <w:listItem w:displayText="1" w:value="1"/>
-                  <w:listItem w:displayText="2" w:value="2"/>
-                </w:dropDownList>
-              </w:sdtPr>
-              <w:sdtContent>
-                <w:r>
-                  <w:rPr>
-                    <w:sz w:val="14"/>
-                    <w:szCs w:val="14"/>
-                  </w:rPr>
-                  <w:t xml:space="preserve">Select ▾</w:t>
-                </w:r>
-              </w:sdtContent>
-            </w:sdt>
+            <w:r>
+              <w:t>2</w:t>
+            </w:r>
           </w:p>
         </w:tc>
         <w:tc>
@@ -8045,31 +5725,9 @@
             <w:tcW w:type="dxa" w:w="1474"/>
           </w:tcPr>
           <w:p>
-            <w:pPr>
-              <w:keepNext/>
-              <w:spacing w:after="0"/>
-            </w:pPr>
-            <w:r/>
-            <w:sdt>
-              <w:sdtPr>
-                <w:rPr>
-                  <w:sz w:val="14"/>
-                  <w:szCs w:val="14"/>
-                </w:rPr>
-                <w:alias w:val="G01.S5.peer_G02.best_moment"/>
-                <w:tag w:val="G01.S5.peer_G02.best_moment"/>
-                <w:text/>
-              </w:sdtPr>
-              <w:sdtContent>
-                <w:r>
-                  <w:rPr>
-                    <w:sz w:val="14"/>
-                    <w:szCs w:val="14"/>
-                  </w:rPr>
-                  <w:t xml:space="preserve">type here</w:t>
-                </w:r>
-              </w:sdtContent>
-            </w:sdt>
+            <w:r>
+              <w:t>00:45</w:t>
+            </w:r>
           </w:p>
         </w:tc>
         <w:tc>
@@ -8077,31 +5735,9 @@
             <w:tcW w:type="dxa" w:w="2891"/>
           </w:tcPr>
           <w:p>
-            <w:pPr>
-              <w:keepNext/>
-              <w:spacing w:after="0"/>
-            </w:pPr>
-            <w:r/>
-            <w:sdt>
-              <w:sdtPr>
-                <w:rPr>
-                  <w:sz w:val="14"/>
-                  <w:szCs w:val="14"/>
-                </w:rPr>
-                <w:alias w:val="G01.S5.peer_G02.question"/>
-                <w:tag w:val="G01.S5.peer_G02.question"/>
-                <w:text/>
-              </w:sdtPr>
-              <w:sdtContent>
-                <w:r>
-                  <w:rPr>
-                    <w:sz w:val="14"/>
-                    <w:szCs w:val="14"/>
-                  </w:rPr>
-                  <w:t xml:space="preserve">type here</w:t>
-                </w:r>
-              </w:sdtContent>
-            </w:sdt>
+            <w:r>
+              <w:t>How does simulated lens fogging impact user oculomotor strain on the Kennedy SSQ scale?</w:t>
+            </w:r>
           </w:p>
         </w:tc>
       </w:tr>
@@ -8135,35 +5771,9 @@
             <w:tcW w:type="dxa" w:w="737"/>
           </w:tcPr>
           <w:p>
-            <w:pPr>
-              <w:spacing w:after="0"/>
-            </w:pPr>
-            <w:r/>
-            <w:sdt>
-              <w:sdtPr>
-                <w:rPr>
-                  <w:sz w:val="14"/>
-                  <w:szCs w:val="14"/>
-                </w:rPr>
-                <w:alias w:val="G01.S5.peer_G10.problem"/>
-                <w:tag w:val="G01.S5.peer_G10.problem"/>
-                <w:dropDownList>
-                  <w:listItem w:displayText="Select ▾" w:value=""/>
-                  <w:listItem w:displayText="0" w:value="0"/>
-                  <w:listItem w:displayText="1" w:value="1"/>
-                  <w:listItem w:displayText="2" w:value="2"/>
-                </w:dropDownList>
-              </w:sdtPr>
-              <w:sdtContent>
-                <w:r>
-                  <w:rPr>
-                    <w:sz w:val="14"/>
-                    <w:szCs w:val="14"/>
-                  </w:rPr>
-                  <w:t xml:space="preserve">Select ▾</w:t>
-                </w:r>
-              </w:sdtContent>
-            </w:sdt>
+            <w:r>
+              <w:t>2</w:t>
+            </w:r>
           </w:p>
         </w:tc>
         <w:tc>
@@ -8171,35 +5781,9 @@
             <w:tcW w:type="dxa" w:w="737"/>
           </w:tcPr>
           <w:p>
-            <w:pPr>
-              <w:spacing w:after="0"/>
-            </w:pPr>
-            <w:r/>
-            <w:sdt>
-              <w:sdtPr>
-                <w:rPr>
-                  <w:sz w:val="14"/>
-                  <w:szCs w:val="14"/>
-                </w:rPr>
-                <w:alias w:val="G01.S5.peer_G10.build"/>
-                <w:tag w:val="G01.S5.peer_G10.build"/>
-                <w:dropDownList>
-                  <w:listItem w:displayText="Select ▾" w:value=""/>
-                  <w:listItem w:displayText="0" w:value="0"/>
-                  <w:listItem w:displayText="1" w:value="1"/>
-                  <w:listItem w:displayText="2" w:value="2"/>
-                </w:dropDownList>
-              </w:sdtPr>
-              <w:sdtContent>
-                <w:r>
-                  <w:rPr>
-                    <w:sz w:val="14"/>
-                    <w:szCs w:val="14"/>
-                  </w:rPr>
-                  <w:t xml:space="preserve">Select ▾</w:t>
-                </w:r>
-              </w:sdtContent>
-            </w:sdt>
+            <w:r>
+              <w:t>2</w:t>
+            </w:r>
           </w:p>
         </w:tc>
         <w:tc>
@@ -8207,35 +5791,9 @@
             <w:tcW w:type="dxa" w:w="737"/>
           </w:tcPr>
           <w:p>
-            <w:pPr>
-              <w:spacing w:after="0"/>
-            </w:pPr>
-            <w:r/>
-            <w:sdt>
-              <w:sdtPr>
-                <w:rPr>
-                  <w:sz w:val="14"/>
-                  <w:szCs w:val="14"/>
-                </w:rPr>
-                <w:alias w:val="G01.S5.peer_G10.data"/>
-                <w:tag w:val="G01.S5.peer_G10.data"/>
-                <w:dropDownList>
-                  <w:listItem w:displayText="Select ▾" w:value=""/>
-                  <w:listItem w:displayText="0" w:value="0"/>
-                  <w:listItem w:displayText="1" w:value="1"/>
-                  <w:listItem w:displayText="2" w:value="2"/>
-                </w:dropDownList>
-              </w:sdtPr>
-              <w:sdtContent>
-                <w:r>
-                  <w:rPr>
-                    <w:sz w:val="14"/>
-                    <w:szCs w:val="14"/>
-                  </w:rPr>
-                  <w:t xml:space="preserve">Select ▾</w:t>
-                </w:r>
-              </w:sdtContent>
-            </w:sdt>
+            <w:r>
+              <w:t>2</w:t>
+            </w:r>
           </w:p>
         </w:tc>
         <w:tc>
@@ -8243,35 +5801,9 @@
             <w:tcW w:type="dxa" w:w="737"/>
           </w:tcPr>
           <w:p>
-            <w:pPr>
-              <w:spacing w:after="0"/>
-            </w:pPr>
-            <w:r/>
-            <w:sdt>
-              <w:sdtPr>
-                <w:rPr>
-                  <w:sz w:val="14"/>
-                  <w:szCs w:val="14"/>
-                </w:rPr>
-                <w:alias w:val="G01.S5.peer_G10.honesty"/>
-                <w:tag w:val="G01.S5.peer_G10.honesty"/>
-                <w:dropDownList>
-                  <w:listItem w:displayText="Select ▾" w:value=""/>
-                  <w:listItem w:displayText="0" w:value="0"/>
-                  <w:listItem w:displayText="1" w:value="1"/>
-                  <w:listItem w:displayText="2" w:value="2"/>
-                </w:dropDownList>
-              </w:sdtPr>
-              <w:sdtContent>
-                <w:r>
-                  <w:rPr>
-                    <w:sz w:val="14"/>
-                    <w:szCs w:val="14"/>
-                  </w:rPr>
-                  <w:t xml:space="preserve">Select ▾</w:t>
-                </w:r>
-              </w:sdtContent>
-            </w:sdt>
+            <w:r>
+              <w:t>2</w:t>
+            </w:r>
           </w:p>
         </w:tc>
         <w:tc>
@@ -8279,35 +5811,9 @@
             <w:tcW w:type="dxa" w:w="737"/>
           </w:tcPr>
           <w:p>
-            <w:pPr>
-              <w:spacing w:after="0"/>
-            </w:pPr>
-            <w:r/>
-            <w:sdt>
-              <w:sdtPr>
-                <w:rPr>
-                  <w:sz w:val="14"/>
-                  <w:szCs w:val="14"/>
-                </w:rPr>
-                <w:alias w:val="G01.S5.peer_G10.clarity"/>
-                <w:tag w:val="G01.S5.peer_G10.clarity"/>
-                <w:dropDownList>
-                  <w:listItem w:displayText="Select ▾" w:value=""/>
-                  <w:listItem w:displayText="0" w:value="0"/>
-                  <w:listItem w:displayText="1" w:value="1"/>
-                  <w:listItem w:displayText="2" w:value="2"/>
-                </w:dropDownList>
-              </w:sdtPr>
-              <w:sdtContent>
-                <w:r>
-                  <w:rPr>
-                    <w:sz w:val="14"/>
-                    <w:szCs w:val="14"/>
-                  </w:rPr>
-                  <w:t xml:space="preserve">Select ▾</w:t>
-                </w:r>
-              </w:sdtContent>
-            </w:sdt>
+            <w:r>
+              <w:t>2</w:t>
+            </w:r>
           </w:p>
         </w:tc>
         <w:tc>
@@ -8315,30 +5821,9 @@
             <w:tcW w:type="dxa" w:w="1474"/>
           </w:tcPr>
           <w:p>
-            <w:pPr>
-              <w:spacing w:after="0"/>
-            </w:pPr>
-            <w:r/>
-            <w:sdt>
-              <w:sdtPr>
-                <w:rPr>
-                  <w:sz w:val="14"/>
-                  <w:szCs w:val="14"/>
-                </w:rPr>
-                <w:alias w:val="G01.S5.peer_G10.best_moment"/>
-                <w:tag w:val="G01.S5.peer_G10.best_moment"/>
-                <w:text/>
-              </w:sdtPr>
-              <w:sdtContent>
-                <w:r>
-                  <w:rPr>
-                    <w:sz w:val="14"/>
-                    <w:szCs w:val="14"/>
-                  </w:rPr>
-                  <w:t xml:space="preserve">type here</w:t>
-                </w:r>
-              </w:sdtContent>
-            </w:sdt>
+            <w:r>
+              <w:t>00:52</w:t>
+            </w:r>
           </w:p>
         </w:tc>
         <w:tc>
@@ -8346,30 +5831,9 @@
             <w:tcW w:type="dxa" w:w="2891"/>
           </w:tcPr>
           <w:p>
-            <w:pPr>
-              <w:spacing w:after="0"/>
-            </w:pPr>
-            <w:r/>
-            <w:sdt>
-              <w:sdtPr>
-                <w:rPr>
-                  <w:sz w:val="14"/>
-                  <w:szCs w:val="14"/>
-                </w:rPr>
-                <w:alias w:val="G01.S5.peer_G10.question"/>
-                <w:tag w:val="G01.S5.peer_G10.question"/>
-                <w:text/>
-              </w:sdtPr>
-              <w:sdtContent>
-                <w:r>
-                  <w:rPr>
-                    <w:sz w:val="14"/>
-                    <w:szCs w:val="14"/>
-                  </w:rPr>
-                  <w:t xml:space="preserve">type here</w:t>
-                </w:r>
-              </w:sdtContent>
-            </w:sdt>
+            <w:r>
+              <w:t>What is the tracking jitter threshold under low lighting when ArUco markers are partially occluded?</w:t>
+            </w:r>
           </w:p>
         </w:tc>
       </w:tr>
@@ -8651,31 +6115,9 @@
             <w:tcW w:type="dxa" w:w="850"/>
           </w:tcPr>
           <w:p>
-            <w:pPr>
-              <w:keepNext/>
-              <w:spacing w:after="0"/>
-            </w:pPr>
-            <w:r/>
-            <w:sdt>
-              <w:sdtPr>
-                <w:rPr>
-                  <w:sz w:val="14"/>
-                  <w:szCs w:val="14"/>
-                </w:rPr>
-                <w:alias w:val="G01.S6.I066.hours"/>
-                <w:tag w:val="G01.S6.I066.hours"/>
-                <w:text/>
-              </w:sdtPr>
-              <w:sdtContent>
-                <w:r>
-                  <w:rPr>
-                    <w:sz w:val="14"/>
-                    <w:szCs w:val="14"/>
-                  </w:rPr>
-                  <w:t xml:space="preserve">type here</w:t>
-                </w:r>
-              </w:sdtContent>
-            </w:sdt>
+            <w:r>
+              <w:t>48</w:t>
+            </w:r>
           </w:p>
         </w:tc>
         <w:tc>
@@ -8683,38 +6125,9 @@
             <w:tcW w:type="dxa" w:w="1191"/>
           </w:tcPr>
           <w:p>
-            <w:pPr>
-              <w:keepNext/>
-              <w:spacing w:after="0"/>
-            </w:pPr>
-            <w:r/>
-            <w:sdt>
-              <w:sdtPr>
-                <w:rPr>
-                  <w:sz w:val="14"/>
-                  <w:szCs w:val="14"/>
-                </w:rPr>
-                <w:alias w:val="G01.S6.I066.role_fit"/>
-                <w:tag w:val="G01.S6.I066.role_fit"/>
-                <w:dropDownList>
-                  <w:listItem w:displayText="Select ▾" w:value=""/>
-                  <w:listItem w:displayText="1" w:value="1"/>
-                  <w:listItem w:displayText="2" w:value="2"/>
-                  <w:listItem w:displayText="3" w:value="3"/>
-                  <w:listItem w:displayText="4" w:value="4"/>
-                  <w:listItem w:displayText="5" w:value="5"/>
-                </w:dropDownList>
-              </w:sdtPr>
-              <w:sdtContent>
-                <w:r>
-                  <w:rPr>
-                    <w:sz w:val="14"/>
-                    <w:szCs w:val="14"/>
-                  </w:rPr>
-                  <w:t xml:space="preserve">Select ▾</w:t>
-                </w:r>
-              </w:sdtContent>
-            </w:sdt>
+            <w:r>
+              <w:t>5</w:t>
+            </w:r>
           </w:p>
         </w:tc>
         <w:tc>
@@ -8722,36 +6135,9 @@
             <w:tcW w:type="dxa" w:w="1361"/>
           </w:tcPr>
           <w:p>
-            <w:pPr>
-              <w:keepNext/>
-              <w:spacing w:after="0"/>
-            </w:pPr>
-            <w:r/>
-            <w:sdt>
-              <w:sdtPr>
-                <w:rPr>
-                  <w:sz w:val="14"/>
-                  <w:szCs w:val="14"/>
-                </w:rPr>
-                <w:alias w:val="G01.S6.I066.prior_git"/>
-                <w:tag w:val="G01.S6.I066.prior_git"/>
-                <w:dropDownList>
-                  <w:listItem w:displayText="Select ▾" w:value=""/>
-                  <w:listItem w:displayText="Neither Git nor LFS" w:value="Neither Git nor LFS"/>
-                  <w:listItem w:displayText="Git only" w:value="Git only"/>
-                  <w:listItem w:displayText="Git and Git LFS" w:value="Git and Git LFS"/>
-                </w:dropDownList>
-              </w:sdtPr>
-              <w:sdtContent>
-                <w:r>
-                  <w:rPr>
-                    <w:sz w:val="14"/>
-                    <w:szCs w:val="14"/>
-                  </w:rPr>
-                  <w:t xml:space="preserve">Select ▾</w:t>
-                </w:r>
-              </w:sdtContent>
-            </w:sdt>
+            <w:r>
+              <w:t>Unity URP / OpenXR</w:t>
+            </w:r>
           </w:p>
         </w:tc>
         <w:tc>
@@ -8759,35 +6145,9 @@
             <w:tcW w:type="dxa" w:w="1077"/>
           </w:tcPr>
           <w:p>
-            <w:pPr>
-              <w:keepNext/>
-              <w:spacing w:after="0"/>
-            </w:pPr>
-            <w:r/>
-            <w:sdt>
-              <w:sdtPr>
-                <w:rPr>
-                  <w:sz w:val="14"/>
-                  <w:szCs w:val="14"/>
-                </w:rPr>
-                <w:alias w:val="G01.S6.I066.prior_user_test"/>
-                <w:tag w:val="G01.S6.I066.prior_user_test"/>
-                <w:dropDownList>
-                  <w:listItem w:displayText="Select ▾" w:value=""/>
-                  <w:listItem w:displayText="Yes" w:value="Yes"/>
-                  <w:listItem w:displayText="No" w:value="No"/>
-                </w:dropDownList>
-              </w:sdtPr>
-              <w:sdtContent>
-                <w:r>
-                  <w:rPr>
-                    <w:sz w:val="14"/>
-                    <w:szCs w:val="14"/>
-                  </w:rPr>
-                  <w:t xml:space="preserve">Select ▾</w:t>
-                </w:r>
-              </w:sdtContent>
-            </w:sdt>
+            <w:r>
+              <w:t>Yes</w:t>
+            </w:r>
           </w:p>
         </w:tc>
         <w:tc>
@@ -8795,35 +6155,9 @@
             <w:tcW w:type="dxa" w:w="1191"/>
           </w:tcPr>
           <w:p>
-            <w:pPr>
-              <w:keepNext/>
-              <w:spacing w:after="0"/>
-            </w:pPr>
-            <w:r/>
-            <w:sdt>
-              <w:sdtPr>
-                <w:rPr>
-                  <w:sz w:val="14"/>
-                  <w:szCs w:val="14"/>
-                </w:rPr>
-                <w:alias w:val="G01.S6.I066.cross_programme_learning"/>
-                <w:tag w:val="G01.S6.I066.cross_programme_learning"/>
-                <w:dropDownList>
-                  <w:listItem w:displayText="Select ▾" w:value=""/>
-                  <w:listItem w:displayText="Yes" w:value="Yes"/>
-                  <w:listItem w:displayText="No" w:value="No"/>
-                </w:dropDownList>
-              </w:sdtPr>
-              <w:sdtContent>
-                <w:r>
-                  <w:rPr>
-                    <w:sz w:val="14"/>
-                    <w:szCs w:val="14"/>
-                  </w:rPr>
-                  <w:t xml:space="preserve">Select ▾</w:t>
-                </w:r>
-              </w:sdtContent>
-            </w:sdt>
+            <w:r>
+              <w:t>Learned acoustic impulse response DSP from Amogh</w:t>
+            </w:r>
           </w:p>
         </w:tc>
         <w:tc>
@@ -8831,37 +6165,9 @@
             <w:tcW w:type="dxa" w:w="1417"/>
           </w:tcPr>
           <w:p>
-            <w:pPr>
-              <w:keepNext/>
-              <w:spacing w:after="0"/>
-            </w:pPr>
-            <w:r/>
-            <w:sdt>
-              <w:sdtPr>
-                <w:rPr>
-                  <w:sz w:val="14"/>
-                  <w:szCs w:val="14"/>
-                </w:rPr>
-                <w:alias w:val="G01.S6.I066.ai_draft_share"/>
-                <w:tag w:val="G01.S6.I066.ai_draft_share"/>
-                <w:dropDownList>
-                  <w:listItem w:displayText="Select ▾" w:value=""/>
-                  <w:listItem w:displayText="0–25 %" w:value="0–25 %"/>
-                  <w:listItem w:displayText="26–50 %" w:value="26–50 %"/>
-                  <w:listItem w:displayText="51–75 %" w:value="51–75 %"/>
-                  <w:listItem w:displayText="76–100 %" w:value="76–100 %"/>
-                </w:dropDownList>
-              </w:sdtPr>
-              <w:sdtContent>
-                <w:r>
-                  <w:rPr>
-                    <w:sz w:val="14"/>
-                    <w:szCs w:val="14"/>
-                  </w:rPr>
-                  <w:t xml:space="preserve">Select ▾</w:t>
-                </w:r>
-              </w:sdtContent>
-            </w:sdt>
+            <w:r>
+              <w:t>15%</w:t>
+            </w:r>
           </w:p>
         </w:tc>
         <w:tc>
@@ -8869,37 +6175,9 @@
             <w:tcW w:type="dxa" w:w="1417"/>
           </w:tcPr>
           <w:p>
-            <w:pPr>
-              <w:keepNext/>
-              <w:spacing w:after="0"/>
-            </w:pPr>
-            <w:r/>
-            <w:sdt>
-              <w:sdtPr>
-                <w:rPr>
-                  <w:sz w:val="14"/>
-                  <w:szCs w:val="14"/>
-                </w:rPr>
-                <w:alias w:val="G01.S6.I066.ai_errors_caught"/>
-                <w:tag w:val="G01.S6.I066.ai_errors_caught"/>
-                <w:dropDownList>
-                  <w:listItem w:displayText="Select ▾" w:value=""/>
-                  <w:listItem w:displayText="0" w:value="0"/>
-                  <w:listItem w:displayText="1–2" w:value="1–2"/>
-                  <w:listItem w:displayText="3–5" w:value="3–5"/>
-                  <w:listItem w:displayText="6 or more" w:value="6 or more"/>
-                </w:dropDownList>
-              </w:sdtPr>
-              <w:sdtContent>
-                <w:r>
-                  <w:rPr>
-                    <w:sz w:val="14"/>
-                    <w:szCs w:val="14"/>
-                  </w:rPr>
-                  <w:t xml:space="preserve">Select ▾</w:t>
-                </w:r>
-              </w:sdtContent>
-            </w:sdt>
+            <w:r>
+              <w:t>3</w:t>
+            </w:r>
           </w:p>
         </w:tc>
       </w:tr>
@@ -8934,31 +6212,9 @@
             <w:tcW w:type="dxa" w:w="850"/>
           </w:tcPr>
           <w:p>
-            <w:pPr>
-              <w:keepNext/>
-              <w:spacing w:after="0"/>
-            </w:pPr>
-            <w:r/>
-            <w:sdt>
-              <w:sdtPr>
-                <w:rPr>
-                  <w:sz w:val="14"/>
-                  <w:szCs w:val="14"/>
-                </w:rPr>
-                <w:alias w:val="G01.S6.C034.hours"/>
-                <w:tag w:val="G01.S6.C034.hours"/>
-                <w:text/>
-              </w:sdtPr>
-              <w:sdtContent>
-                <w:r>
-                  <w:rPr>
-                    <w:sz w:val="14"/>
-                    <w:szCs w:val="14"/>
-                  </w:rPr>
-                  <w:t xml:space="preserve">type here</w:t>
-                </w:r>
-              </w:sdtContent>
-            </w:sdt>
+            <w:r>
+              <w:t>52</w:t>
+            </w:r>
           </w:p>
         </w:tc>
         <w:tc>
@@ -8966,38 +6222,9 @@
             <w:tcW w:type="dxa" w:w="1191"/>
           </w:tcPr>
           <w:p>
-            <w:pPr>
-              <w:keepNext/>
-              <w:spacing w:after="0"/>
-            </w:pPr>
-            <w:r/>
-            <w:sdt>
-              <w:sdtPr>
-                <w:rPr>
-                  <w:sz w:val="14"/>
-                  <w:szCs w:val="14"/>
-                </w:rPr>
-                <w:alias w:val="G01.S6.C034.role_fit"/>
-                <w:tag w:val="G01.S6.C034.role_fit"/>
-                <w:dropDownList>
-                  <w:listItem w:displayText="Select ▾" w:value=""/>
-                  <w:listItem w:displayText="1" w:value="1"/>
-                  <w:listItem w:displayText="2" w:value="2"/>
-                  <w:listItem w:displayText="3" w:value="3"/>
-                  <w:listItem w:displayText="4" w:value="4"/>
-                  <w:listItem w:displayText="5" w:value="5"/>
-                </w:dropDownList>
-              </w:sdtPr>
-              <w:sdtContent>
-                <w:r>
-                  <w:rPr>
-                    <w:sz w:val="14"/>
-                    <w:szCs w:val="14"/>
-                  </w:rPr>
-                  <w:t xml:space="preserve">Select ▾</w:t>
-                </w:r>
-              </w:sdtContent>
-            </w:sdt>
+            <w:r>
+              <w:t>5</w:t>
+            </w:r>
           </w:p>
         </w:tc>
         <w:tc>
@@ -9005,36 +6232,9 @@
             <w:tcW w:type="dxa" w:w="1361"/>
           </w:tcPr>
           <w:p>
-            <w:pPr>
-              <w:keepNext/>
-              <w:spacing w:after="0"/>
-            </w:pPr>
-            <w:r/>
-            <w:sdt>
-              <w:sdtPr>
-                <w:rPr>
-                  <w:sz w:val="14"/>
-                  <w:szCs w:val="14"/>
-                </w:rPr>
-                <w:alias w:val="G01.S6.C034.prior_git"/>
-                <w:tag w:val="G01.S6.C034.prior_git"/>
-                <w:dropDownList>
-                  <w:listItem w:displayText="Select ▾" w:value=""/>
-                  <w:listItem w:displayText="Neither Git nor LFS" w:value="Neither Git nor LFS"/>
-                  <w:listItem w:displayText="Git only" w:value="Git only"/>
-                  <w:listItem w:displayText="Git and Git LFS" w:value="Git and Git LFS"/>
-                </w:dropDownList>
-              </w:sdtPr>
-              <w:sdtContent>
-                <w:r>
-                  <w:rPr>
-                    <w:sz w:val="14"/>
-                    <w:szCs w:val="14"/>
-                  </w:rPr>
-                  <w:t xml:space="preserve">Select ▾</w:t>
-                </w:r>
-              </w:sdtContent>
-            </w:sdt>
+            <w:r>
+              <w:t>Python / Signal Processing</w:t>
+            </w:r>
           </w:p>
         </w:tc>
         <w:tc>
@@ -9042,35 +6242,9 @@
             <w:tcW w:type="dxa" w:w="1077"/>
           </w:tcPr>
           <w:p>
-            <w:pPr>
-              <w:keepNext/>
-              <w:spacing w:after="0"/>
-            </w:pPr>
-            <w:r/>
-            <w:sdt>
-              <w:sdtPr>
-                <w:rPr>
-                  <w:sz w:val="14"/>
-                  <w:szCs w:val="14"/>
-                </w:rPr>
-                <w:alias w:val="G01.S6.C034.prior_user_test"/>
-                <w:tag w:val="G01.S6.C034.prior_user_test"/>
-                <w:dropDownList>
-                  <w:listItem w:displayText="Select ▾" w:value=""/>
-                  <w:listItem w:displayText="Yes" w:value="Yes"/>
-                  <w:listItem w:displayText="No" w:value="No"/>
-                </w:dropDownList>
-              </w:sdtPr>
-              <w:sdtContent>
-                <w:r>
-                  <w:rPr>
-                    <w:sz w:val="14"/>
-                    <w:szCs w:val="14"/>
-                  </w:rPr>
-                  <w:t xml:space="preserve">Select ▾</w:t>
-                </w:r>
-              </w:sdtContent>
-            </w:sdt>
+            <w:r>
+              <w:t>Yes</w:t>
+            </w:r>
           </w:p>
         </w:tc>
         <w:tc>
@@ -9078,35 +6252,9 @@
             <w:tcW w:type="dxa" w:w="1191"/>
           </w:tcPr>
           <w:p>
-            <w:pPr>
-              <w:keepNext/>
-              <w:spacing w:after="0"/>
-            </w:pPr>
-            <w:r/>
-            <w:sdt>
-              <w:sdtPr>
-                <w:rPr>
-                  <w:sz w:val="14"/>
-                  <w:szCs w:val="14"/>
-                </w:rPr>
-                <w:alias w:val="G01.S6.C034.cross_programme_learning"/>
-                <w:tag w:val="G01.S6.C034.cross_programme_learning"/>
-                <w:dropDownList>
-                  <w:listItem w:displayText="Select ▾" w:value=""/>
-                  <w:listItem w:displayText="Yes" w:value="Yes"/>
-                  <w:listItem w:displayText="No" w:value="No"/>
-                </w:dropDownList>
-              </w:sdtPr>
-              <w:sdtContent>
-                <w:r>
-                  <w:rPr>
-                    <w:sz w:val="14"/>
-                    <w:szCs w:val="14"/>
-                  </w:rPr>
-                  <w:t xml:space="preserve">Select ▾</w:t>
-                </w:r>
-              </w:sdtContent>
-            </w:sdt>
+            <w:r>
+              <w:t>Learned Unity OpenXR tracking rig hierarchy from Meahaan</w:t>
+            </w:r>
           </w:p>
         </w:tc>
         <w:tc>
@@ -9114,37 +6262,9 @@
             <w:tcW w:type="dxa" w:w="1417"/>
           </w:tcPr>
           <w:p>
-            <w:pPr>
-              <w:keepNext/>
-              <w:spacing w:after="0"/>
-            </w:pPr>
-            <w:r/>
-            <w:sdt>
-              <w:sdtPr>
-                <w:rPr>
-                  <w:sz w:val="14"/>
-                  <w:szCs w:val="14"/>
-                </w:rPr>
-                <w:alias w:val="G01.S6.C034.ai_draft_share"/>
-                <w:tag w:val="G01.S6.C034.ai_draft_share"/>
-                <w:dropDownList>
-                  <w:listItem w:displayText="Select ▾" w:value=""/>
-                  <w:listItem w:displayText="0–25 %" w:value="0–25 %"/>
-                  <w:listItem w:displayText="26–50 %" w:value="26–50 %"/>
-                  <w:listItem w:displayText="51–75 %" w:value="51–75 %"/>
-                  <w:listItem w:displayText="76–100 %" w:value="76–100 %"/>
-                </w:dropDownList>
-              </w:sdtPr>
-              <w:sdtContent>
-                <w:r>
-                  <w:rPr>
-                    <w:sz w:val="14"/>
-                    <w:szCs w:val="14"/>
-                  </w:rPr>
-                  <w:t xml:space="preserve">Select ▾</w:t>
-                </w:r>
-              </w:sdtContent>
-            </w:sdt>
+            <w:r>
+              <w:t>20%</w:t>
+            </w:r>
           </w:p>
         </w:tc>
         <w:tc>
@@ -9152,37 +6272,9 @@
             <w:tcW w:type="dxa" w:w="1417"/>
           </w:tcPr>
           <w:p>
-            <w:pPr>
-              <w:keepNext/>
-              <w:spacing w:after="0"/>
-            </w:pPr>
-            <w:r/>
-            <w:sdt>
-              <w:sdtPr>
-                <w:rPr>
-                  <w:sz w:val="14"/>
-                  <w:szCs w:val="14"/>
-                </w:rPr>
-                <w:alias w:val="G01.S6.C034.ai_errors_caught"/>
-                <w:tag w:val="G01.S6.C034.ai_errors_caught"/>
-                <w:dropDownList>
-                  <w:listItem w:displayText="Select ▾" w:value=""/>
-                  <w:listItem w:displayText="0" w:value="0"/>
-                  <w:listItem w:displayText="1–2" w:value="1–2"/>
-                  <w:listItem w:displayText="3–5" w:value="3–5"/>
-                  <w:listItem w:displayText="6 or more" w:value="6 or more"/>
-                </w:dropDownList>
-              </w:sdtPr>
-              <w:sdtContent>
-                <w:r>
-                  <w:rPr>
-                    <w:sz w:val="14"/>
-                    <w:szCs w:val="14"/>
-                  </w:rPr>
-                  <w:t xml:space="preserve">Select ▾</w:t>
-                </w:r>
-              </w:sdtContent>
-            </w:sdt>
+            <w:r>
+              <w:t>4</w:t>
+            </w:r>
           </w:p>
         </w:tc>
       </w:tr>
@@ -9217,31 +6309,9 @@
             <w:tcW w:type="dxa" w:w="850"/>
           </w:tcPr>
           <w:p>
-            <w:pPr>
-              <w:keepNext/>
-              <w:spacing w:after="0"/>
-            </w:pPr>
-            <w:r/>
-            <w:sdt>
-              <w:sdtPr>
-                <w:rPr>
-                  <w:sz w:val="14"/>
-                  <w:szCs w:val="14"/>
-                </w:rPr>
-                <w:alias w:val="G01.S6.N083.hours"/>
-                <w:tag w:val="G01.S6.N083.hours"/>
-                <w:text/>
-              </w:sdtPr>
-              <w:sdtContent>
-                <w:r>
-                  <w:rPr>
-                    <w:sz w:val="14"/>
-                    <w:szCs w:val="14"/>
-                  </w:rPr>
-                  <w:t xml:space="preserve">type here</w:t>
-                </w:r>
-              </w:sdtContent>
-            </w:sdt>
+            <w:r>
+              <w:t>46</w:t>
+            </w:r>
           </w:p>
         </w:tc>
         <w:tc>
@@ -9249,38 +6319,9 @@
             <w:tcW w:type="dxa" w:w="1191"/>
           </w:tcPr>
           <w:p>
-            <w:pPr>
-              <w:keepNext/>
-              <w:spacing w:after="0"/>
-            </w:pPr>
-            <w:r/>
-            <w:sdt>
-              <w:sdtPr>
-                <w:rPr>
-                  <w:sz w:val="14"/>
-                  <w:szCs w:val="14"/>
-                </w:rPr>
-                <w:alias w:val="G01.S6.N083.role_fit"/>
-                <w:tag w:val="G01.S6.N083.role_fit"/>
-                <w:dropDownList>
-                  <w:listItem w:displayText="Select ▾" w:value=""/>
-                  <w:listItem w:displayText="1" w:value="1"/>
-                  <w:listItem w:displayText="2" w:value="2"/>
-                  <w:listItem w:displayText="3" w:value="3"/>
-                  <w:listItem w:displayText="4" w:value="4"/>
-                  <w:listItem w:displayText="5" w:value="5"/>
-                </w:dropDownList>
-              </w:sdtPr>
-              <w:sdtContent>
-                <w:r>
-                  <w:rPr>
-                    <w:sz w:val="14"/>
-                    <w:szCs w:val="14"/>
-                  </w:rPr>
-                  <w:t xml:space="preserve">Select ▾</w:t>
-                </w:r>
-              </w:sdtContent>
-            </w:sdt>
+            <w:r>
+              <w:t>5</w:t>
+            </w:r>
           </w:p>
         </w:tc>
         <w:tc>
@@ -9288,36 +6329,9 @@
             <w:tcW w:type="dxa" w:w="1361"/>
           </w:tcPr>
           <w:p>
-            <w:pPr>
-              <w:keepNext/>
-              <w:spacing w:after="0"/>
-            </w:pPr>
-            <w:r/>
-            <w:sdt>
-              <w:sdtPr>
-                <w:rPr>
-                  <w:sz w:val="14"/>
-                  <w:szCs w:val="14"/>
-                </w:rPr>
-                <w:alias w:val="G01.S6.N083.prior_git"/>
-                <w:tag w:val="G01.S6.N083.prior_git"/>
-                <w:dropDownList>
-                  <w:listItem w:displayText="Select ▾" w:value=""/>
-                  <w:listItem w:displayText="Neither Git nor LFS" w:value="Neither Git nor LFS"/>
-                  <w:listItem w:displayText="Git only" w:value="Git only"/>
-                  <w:listItem w:displayText="Git and Git LFS" w:value="Git and Git LFS"/>
-                </w:dropDownList>
-              </w:sdtPr>
-              <w:sdtContent>
-                <w:r>
-                  <w:rPr>
-                    <w:sz w:val="14"/>
-                    <w:szCs w:val="14"/>
-                  </w:rPr>
-                  <w:t xml:space="preserve">Select ▾</w:t>
-                </w:r>
-              </w:sdtContent>
-            </w:sdt>
+            <w:r>
+              <w:t>Figma / Usability Protocols</w:t>
+            </w:r>
           </w:p>
         </w:tc>
         <w:tc>
@@ -9325,35 +6339,9 @@
             <w:tcW w:type="dxa" w:w="1077"/>
           </w:tcPr>
           <w:p>
-            <w:pPr>
-              <w:keepNext/>
-              <w:spacing w:after="0"/>
-            </w:pPr>
-            <w:r/>
-            <w:sdt>
-              <w:sdtPr>
-                <w:rPr>
-                  <w:sz w:val="14"/>
-                  <w:szCs w:val="14"/>
-                </w:rPr>
-                <w:alias w:val="G01.S6.N083.prior_user_test"/>
-                <w:tag w:val="G01.S6.N083.prior_user_test"/>
-                <w:dropDownList>
-                  <w:listItem w:displayText="Select ▾" w:value=""/>
-                  <w:listItem w:displayText="Yes" w:value="Yes"/>
-                  <w:listItem w:displayText="No" w:value="No"/>
-                </w:dropDownList>
-              </w:sdtPr>
-              <w:sdtContent>
-                <w:r>
-                  <w:rPr>
-                    <w:sz w:val="14"/>
-                    <w:szCs w:val="14"/>
-                  </w:rPr>
-                  <w:t xml:space="preserve">Select ▾</w:t>
-                </w:r>
-              </w:sdtContent>
-            </w:sdt>
+            <w:r>
+              <w:t>Yes</w:t>
+            </w:r>
           </w:p>
         </w:tc>
         <w:tc>
@@ -9361,35 +6349,9 @@
             <w:tcW w:type="dxa" w:w="1191"/>
           </w:tcPr>
           <w:p>
-            <w:pPr>
-              <w:keepNext/>
-              <w:spacing w:after="0"/>
-            </w:pPr>
-            <w:r/>
-            <w:sdt>
-              <w:sdtPr>
-                <w:rPr>
-                  <w:sz w:val="14"/>
-                  <w:szCs w:val="14"/>
-                </w:rPr>
-                <w:alias w:val="G01.S6.N083.cross_programme_learning"/>
-                <w:tag w:val="G01.S6.N083.cross_programme_learning"/>
-                <w:dropDownList>
-                  <w:listItem w:displayText="Select ▾" w:value=""/>
-                  <w:listItem w:displayText="Yes" w:value="Yes"/>
-                  <w:listItem w:displayText="No" w:value="No"/>
-                </w:dropDownList>
-              </w:sdtPr>
-              <w:sdtContent>
-                <w:r>
-                  <w:rPr>
-                    <w:sz w:val="14"/>
-                    <w:szCs w:val="14"/>
-                  </w:rPr>
-                  <w:t xml:space="preserve">Select ▾</w:t>
-                </w:r>
-              </w:sdtContent>
-            </w:sdt>
+            <w:r>
+              <w:t>Learned techno-economic capital budgeting from Rannbir</w:t>
+            </w:r>
           </w:p>
         </w:tc>
         <w:tc>
@@ -9397,37 +6359,9 @@
             <w:tcW w:type="dxa" w:w="1417"/>
           </w:tcPr>
           <w:p>
-            <w:pPr>
-              <w:keepNext/>
-              <w:spacing w:after="0"/>
-            </w:pPr>
-            <w:r/>
-            <w:sdt>
-              <w:sdtPr>
-                <w:rPr>
-                  <w:sz w:val="14"/>
-                  <w:szCs w:val="14"/>
-                </w:rPr>
-                <w:alias w:val="G01.S6.N083.ai_draft_share"/>
-                <w:tag w:val="G01.S6.N083.ai_draft_share"/>
-                <w:dropDownList>
-                  <w:listItem w:displayText="Select ▾" w:value=""/>
-                  <w:listItem w:displayText="0–25 %" w:value="0–25 %"/>
-                  <w:listItem w:displayText="26–50 %" w:value="26–50 %"/>
-                  <w:listItem w:displayText="51–75 %" w:value="51–75 %"/>
-                  <w:listItem w:displayText="76–100 %" w:value="76–100 %"/>
-                </w:dropDownList>
-              </w:sdtPr>
-              <w:sdtContent>
-                <w:r>
-                  <w:rPr>
-                    <w:sz w:val="14"/>
-                    <w:szCs w:val="14"/>
-                  </w:rPr>
-                  <w:t xml:space="preserve">Select ▾</w:t>
-                </w:r>
-              </w:sdtContent>
-            </w:sdt>
+            <w:r>
+              <w:t>10%</w:t>
+            </w:r>
           </w:p>
         </w:tc>
         <w:tc>
@@ -9435,37 +6369,9 @@
             <w:tcW w:type="dxa" w:w="1417"/>
           </w:tcPr>
           <w:p>
-            <w:pPr>
-              <w:keepNext/>
-              <w:spacing w:after="0"/>
-            </w:pPr>
-            <w:r/>
-            <w:sdt>
-              <w:sdtPr>
-                <w:rPr>
-                  <w:sz w:val="14"/>
-                  <w:szCs w:val="14"/>
-                </w:rPr>
-                <w:alias w:val="G01.S6.N083.ai_errors_caught"/>
-                <w:tag w:val="G01.S6.N083.ai_errors_caught"/>
-                <w:dropDownList>
-                  <w:listItem w:displayText="Select ▾" w:value=""/>
-                  <w:listItem w:displayText="0" w:value="0"/>
-                  <w:listItem w:displayText="1–2" w:value="1–2"/>
-                  <w:listItem w:displayText="3–5" w:value="3–5"/>
-                  <w:listItem w:displayText="6 or more" w:value="6 or more"/>
-                </w:dropDownList>
-              </w:sdtPr>
-              <w:sdtContent>
-                <w:r>
-                  <w:rPr>
-                    <w:sz w:val="14"/>
-                    <w:szCs w:val="14"/>
-                  </w:rPr>
-                  <w:t xml:space="preserve">Select ▾</w:t>
-                </w:r>
-              </w:sdtContent>
-            </w:sdt>
+            <w:r>
+              <w:t>2</w:t>
+            </w:r>
           </w:p>
         </w:tc>
       </w:tr>
@@ -9499,30 +6405,9 @@
             <w:tcW w:type="dxa" w:w="850"/>
           </w:tcPr>
           <w:p>
-            <w:pPr>
-              <w:spacing w:after="0"/>
-            </w:pPr>
-            <w:r/>
-            <w:sdt>
-              <w:sdtPr>
-                <w:rPr>
-                  <w:sz w:val="14"/>
-                  <w:szCs w:val="14"/>
-                </w:rPr>
-                <w:alias w:val="G01.S6.N087.hours"/>
-                <w:tag w:val="G01.S6.N087.hours"/>
-                <w:text/>
-              </w:sdtPr>
-              <w:sdtContent>
-                <w:r>
-                  <w:rPr>
-                    <w:sz w:val="14"/>
-                    <w:szCs w:val="14"/>
-                  </w:rPr>
-                  <w:t xml:space="preserve">type here</w:t>
-                </w:r>
-              </w:sdtContent>
-            </w:sdt>
+            <w:r>
+              <w:t>50</w:t>
+            </w:r>
           </w:p>
         </w:tc>
         <w:tc>
@@ -9530,37 +6415,9 @@
             <w:tcW w:type="dxa" w:w="1191"/>
           </w:tcPr>
           <w:p>
-            <w:pPr>
-              <w:spacing w:after="0"/>
-            </w:pPr>
-            <w:r/>
-            <w:sdt>
-              <w:sdtPr>
-                <w:rPr>
-                  <w:sz w:val="14"/>
-                  <w:szCs w:val="14"/>
-                </w:rPr>
-                <w:alias w:val="G01.S6.N087.role_fit"/>
-                <w:tag w:val="G01.S6.N087.role_fit"/>
-                <w:dropDownList>
-                  <w:listItem w:displayText="Select ▾" w:value=""/>
-                  <w:listItem w:displayText="1" w:value="1"/>
-                  <w:listItem w:displayText="2" w:value="2"/>
-                  <w:listItem w:displayText="3" w:value="3"/>
-                  <w:listItem w:displayText="4" w:value="4"/>
-                  <w:listItem w:displayText="5" w:value="5"/>
-                </w:dropDownList>
-              </w:sdtPr>
-              <w:sdtContent>
-                <w:r>
-                  <w:rPr>
-                    <w:sz w:val="14"/>
-                    <w:szCs w:val="14"/>
-                  </w:rPr>
-                  <w:t xml:space="preserve">Select ▾</w:t>
-                </w:r>
-              </w:sdtContent>
-            </w:sdt>
+            <w:r>
+              <w:t>5</w:t>
+            </w:r>
           </w:p>
         </w:tc>
         <w:tc>
@@ -9568,35 +6425,9 @@
             <w:tcW w:type="dxa" w:w="1361"/>
           </w:tcPr>
           <w:p>
-            <w:pPr>
-              <w:spacing w:after="0"/>
-            </w:pPr>
-            <w:r/>
-            <w:sdt>
-              <w:sdtPr>
-                <w:rPr>
-                  <w:sz w:val="14"/>
-                  <w:szCs w:val="14"/>
-                </w:rPr>
-                <w:alias w:val="G01.S6.N087.prior_git"/>
-                <w:tag w:val="G01.S6.N087.prior_git"/>
-                <w:dropDownList>
-                  <w:listItem w:displayText="Select ▾" w:value=""/>
-                  <w:listItem w:displayText="Neither Git nor LFS" w:value="Neither Git nor LFS"/>
-                  <w:listItem w:displayText="Git only" w:value="Git only"/>
-                  <w:listItem w:displayText="Git and Git LFS" w:value="Git and Git LFS"/>
-                </w:dropDownList>
-              </w:sdtPr>
-              <w:sdtContent>
-                <w:r>
-                  <w:rPr>
-                    <w:sz w:val="14"/>
-                    <w:szCs w:val="14"/>
-                  </w:rPr>
-                  <w:t xml:space="preserve">Select ▾</w:t>
-                </w:r>
-              </w:sdtContent>
-            </w:sdt>
+            <w:r>
+              <w:t>Financial Modeling / ROI</w:t>
+            </w:r>
           </w:p>
         </w:tc>
         <w:tc>
@@ -9604,34 +6435,9 @@
             <w:tcW w:type="dxa" w:w="1077"/>
           </w:tcPr>
           <w:p>
-            <w:pPr>
-              <w:spacing w:after="0"/>
-            </w:pPr>
-            <w:r/>
-            <w:sdt>
-              <w:sdtPr>
-                <w:rPr>
-                  <w:sz w:val="14"/>
-                  <w:szCs w:val="14"/>
-                </w:rPr>
-                <w:alias w:val="G01.S6.N087.prior_user_test"/>
-                <w:tag w:val="G01.S6.N087.prior_user_test"/>
-                <w:dropDownList>
-                  <w:listItem w:displayText="Select ▾" w:value=""/>
-                  <w:listItem w:displayText="Yes" w:value="Yes"/>
-                  <w:listItem w:displayText="No" w:value="No"/>
-                </w:dropDownList>
-              </w:sdtPr>
-              <w:sdtContent>
-                <w:r>
-                  <w:rPr>
-                    <w:sz w:val="14"/>
-                    <w:szCs w:val="14"/>
-                  </w:rPr>
-                  <w:t xml:space="preserve">Select ▾</w:t>
-                </w:r>
-              </w:sdtContent>
-            </w:sdt>
+            <w:r>
+              <w:t>Yes</w:t>
+            </w:r>
           </w:p>
         </w:tc>
         <w:tc>
@@ -9639,34 +6445,9 @@
             <w:tcW w:type="dxa" w:w="1191"/>
           </w:tcPr>
           <w:p>
-            <w:pPr>
-              <w:spacing w:after="0"/>
-            </w:pPr>
-            <w:r/>
-            <w:sdt>
-              <w:sdtPr>
-                <w:rPr>
-                  <w:sz w:val="14"/>
-                  <w:szCs w:val="14"/>
-                </w:rPr>
-                <w:alias w:val="G01.S6.N087.cross_programme_learning"/>
-                <w:tag w:val="G01.S6.N087.cross_programme_learning"/>
-                <w:dropDownList>
-                  <w:listItem w:displayText="Select ▾" w:value=""/>
-                  <w:listItem w:displayText="Yes" w:value="Yes"/>
-                  <w:listItem w:displayText="No" w:value="No"/>
-                </w:dropDownList>
-              </w:sdtPr>
-              <w:sdtContent>
-                <w:r>
-                  <w:rPr>
-                    <w:sz w:val="14"/>
-                    <w:szCs w:val="14"/>
-                  </w:rPr>
-                  <w:t xml:space="preserve">Select ▾</w:t>
-                </w:r>
-              </w:sdtContent>
-            </w:sdt>
+            <w:r>
+              <w:t>Learned C# ScriptableObject architecture from Meahaan</w:t>
+            </w:r>
           </w:p>
         </w:tc>
         <w:tc>
@@ -9674,36 +6455,9 @@
             <w:tcW w:type="dxa" w:w="1417"/>
           </w:tcPr>
           <w:p>
-            <w:pPr>
-              <w:spacing w:after="0"/>
-            </w:pPr>
-            <w:r/>
-            <w:sdt>
-              <w:sdtPr>
-                <w:rPr>
-                  <w:sz w:val="14"/>
-                  <w:szCs w:val="14"/>
-                </w:rPr>
-                <w:alias w:val="G01.S6.N087.ai_draft_share"/>
-                <w:tag w:val="G01.S6.N087.ai_draft_share"/>
-                <w:dropDownList>
-                  <w:listItem w:displayText="Select ▾" w:value=""/>
-                  <w:listItem w:displayText="0–25 %" w:value="0–25 %"/>
-                  <w:listItem w:displayText="26–50 %" w:value="26–50 %"/>
-                  <w:listItem w:displayText="51–75 %" w:value="51–75 %"/>
-                  <w:listItem w:displayText="76–100 %" w:value="76–100 %"/>
-                </w:dropDownList>
-              </w:sdtPr>
-              <w:sdtContent>
-                <w:r>
-                  <w:rPr>
-                    <w:sz w:val="14"/>
-                    <w:szCs w:val="14"/>
-                  </w:rPr>
-                  <w:t xml:space="preserve">Select ▾</w:t>
-                </w:r>
-              </w:sdtContent>
-            </w:sdt>
+            <w:r>
+              <w:t>15%</w:t>
+            </w:r>
           </w:p>
         </w:tc>
         <w:tc>
@@ -9711,36 +6465,9 @@
             <w:tcW w:type="dxa" w:w="1417"/>
           </w:tcPr>
           <w:p>
-            <w:pPr>
-              <w:spacing w:after="0"/>
-            </w:pPr>
-            <w:r/>
-            <w:sdt>
-              <w:sdtPr>
-                <w:rPr>
-                  <w:sz w:val="14"/>
-                  <w:szCs w:val="14"/>
-                </w:rPr>
-                <w:alias w:val="G01.S6.N087.ai_errors_caught"/>
-                <w:tag w:val="G01.S6.N087.ai_errors_caught"/>
-                <w:dropDownList>
-                  <w:listItem w:displayText="Select ▾" w:value=""/>
-                  <w:listItem w:displayText="0" w:value="0"/>
-                  <w:listItem w:displayText="1–2" w:value="1–2"/>
-                  <w:listItem w:displayText="3–5" w:value="3–5"/>
-                  <w:listItem w:displayText="6 or more" w:value="6 or more"/>
-                </w:dropDownList>
-              </w:sdtPr>
-              <w:sdtContent>
-                <w:r>
-                  <w:rPr>
-                    <w:sz w:val="14"/>
-                    <w:szCs w:val="14"/>
-                  </w:rPr>
-                  <w:t xml:space="preserve">Select ▾</w:t>
-                </w:r>
-              </w:sdtContent>
-            </w:sdt>
+            <w:r>
+              <w:t>3</w:t>
+            </w:r>
           </w:p>
         </w:tc>
       </w:tr>
@@ -9865,31 +6592,9 @@
             <w:tcW w:type="dxa" w:w="4082"/>
           </w:tcPr>
           <w:p>
-            <w:pPr>
-              <w:keepNext/>
-              <w:spacing w:after="0"/>
-            </w:pPr>
-            <w:r/>
-            <w:sdt>
-              <w:sdtPr>
-                <w:rPr>
-                  <w:sz w:val="14"/>
-                  <w:szCs w:val="14"/>
-                </w:rPr>
-                <w:alias w:val="G01.S6.I066.most_valuable"/>
-                <w:tag w:val="G01.S6.I066.most_valuable"/>
-                <w:text/>
-              </w:sdtPr>
-              <w:sdtContent>
-                <w:r>
-                  <w:rPr>
-                    <w:sz w:val="14"/>
-                    <w:szCs w:val="14"/>
-                  </w:rPr>
-                  <w:t xml:space="preserve">type here</w:t>
-                </w:r>
-              </w:sdtContent>
-            </w:sdt>
+            <w:r>
+              <w:t>Real-time spatial acoustics requires balancing physics ray budgets with 90Hz VR frame pacing.</w:t>
+            </w:r>
           </w:p>
         </w:tc>
         <w:tc>
@@ -9897,31 +6602,9 @@
             <w:tcW w:type="dxa" w:w="4082"/>
           </w:tcPr>
           <w:p>
-            <w:pPr>
-              <w:keepNext/>
-              <w:spacing w:after="0"/>
-            </w:pPr>
-            <w:r/>
-            <w:sdt>
-              <w:sdtPr>
-                <w:rPr>
-                  <w:sz w:val="14"/>
-                  <w:szCs w:val="14"/>
-                </w:rPr>
-                <w:alias w:val="G01.S6.I066.change_one_thing"/>
-                <w:tag w:val="G01.S6.I066.change_one_thing"/>
-                <w:text/>
-              </w:sdtPr>
-              <w:sdtContent>
-                <w:r>
-                  <w:rPr>
-                    <w:sz w:val="14"/>
-                    <w:szCs w:val="14"/>
-                  </w:rPr>
-                  <w:t xml:space="preserve">type here</w:t>
-                </w:r>
-              </w:sdtContent>
-            </w:sdt>
+            <w:r>
+              <w:t>Provide direct hardware access to Quest 2 headsets during earlier laboratory sessions.</w:t>
+            </w:r>
           </w:p>
         </w:tc>
       </w:tr>
@@ -9956,31 +6639,9 @@
             <w:tcW w:type="dxa" w:w="4082"/>
           </w:tcPr>
           <w:p>
-            <w:pPr>
-              <w:keepNext/>
-              <w:spacing w:after="0"/>
-            </w:pPr>
-            <w:r/>
-            <w:sdt>
-              <w:sdtPr>
-                <w:rPr>
-                  <w:sz w:val="14"/>
-                  <w:szCs w:val="14"/>
-                </w:rPr>
-                <w:alias w:val="G01.S6.C034.most_valuable"/>
-                <w:tag w:val="G01.S6.C034.most_valuable"/>
-                <w:text/>
-              </w:sdtPr>
-              <w:sdtContent>
-                <w:r>
-                  <w:rPr>
-                    <w:sz w:val="14"/>
-                    <w:szCs w:val="14"/>
-                  </w:rPr>
-                  <w:t xml:space="preserve">type here</w:t>
-                </w:r>
-              </w:sdtContent>
-            </w:sdt>
+            <w:r>
+              <w:t>Schroeder backward integration removes noise fluctuations that make raw decay curves impossible to fit.</w:t>
+            </w:r>
           </w:p>
         </w:tc>
         <w:tc>
@@ -9988,31 +6649,9 @@
             <w:tcW w:type="dxa" w:w="4082"/>
           </w:tcPr>
           <w:p>
-            <w:pPr>
-              <w:keepNext/>
-              <w:spacing w:after="0"/>
-            </w:pPr>
-            <w:r/>
-            <w:sdt>
-              <w:sdtPr>
-                <w:rPr>
-                  <w:sz w:val="14"/>
-                  <w:szCs w:val="14"/>
-                </w:rPr>
-                <w:alias w:val="G01.S6.C034.change_one_thing"/>
-                <w:tag w:val="G01.S6.C034.change_one_thing"/>
-                <w:text/>
-              </w:sdtPr>
-              <w:sdtContent>
-                <w:r>
-                  <w:rPr>
-                    <w:sz w:val="14"/>
-                    <w:szCs w:val="14"/>
-                  </w:rPr>
-                  <w:t xml:space="preserve">type here</w:t>
-                </w:r>
-              </w:sdtContent>
-            </w:sdt>
+            <w:r>
+              <w:t>Include acoustic impedance boundary conditions in the lecture modules.</w:t>
+            </w:r>
           </w:p>
         </w:tc>
       </w:tr>
@@ -10047,31 +6686,9 @@
             <w:tcW w:type="dxa" w:w="4082"/>
           </w:tcPr>
           <w:p>
-            <w:pPr>
-              <w:keepNext/>
-              <w:spacing w:after="0"/>
-            </w:pPr>
-            <w:r/>
-            <w:sdt>
-              <w:sdtPr>
-                <w:rPr>
-                  <w:sz w:val="14"/>
-                  <w:szCs w:val="14"/>
-                </w:rPr>
-                <w:alias w:val="G01.S6.N083.most_valuable"/>
-                <w:tag w:val="G01.S6.N083.most_valuable"/>
-                <w:text/>
-              </w:sdtPr>
-              <w:sdtContent>
-                <w:r>
-                  <w:rPr>
-                    <w:sz w:val="14"/>
-                    <w:szCs w:val="14"/>
-                  </w:rPr>
-                  <w:t xml:space="preserve">type here</w:t>
-                </w:r>
-              </w:sdtContent>
-            </w:sdt>
+            <w:r>
+              <w:t>Objective psychometric metrics (SUS, NASA-TLX) are essential to defend XR usability rigorously.</w:t>
+            </w:r>
           </w:p>
         </w:tc>
         <w:tc>
@@ -10079,31 +6696,9 @@
             <w:tcW w:type="dxa" w:w="4082"/>
           </w:tcPr>
           <w:p>
-            <w:pPr>
-              <w:keepNext/>
-              <w:spacing w:after="0"/>
-            </w:pPr>
-            <w:r/>
-            <w:sdt>
-              <w:sdtPr>
-                <w:rPr>
-                  <w:sz w:val="14"/>
-                  <w:szCs w:val="14"/>
-                </w:rPr>
-                <w:alias w:val="G01.S6.N083.change_one_thing"/>
-                <w:tag w:val="G01.S6.N083.change_one_thing"/>
-                <w:text/>
-              </w:sdtPr>
-              <w:sdtContent>
-                <w:r>
-                  <w:rPr>
-                    <w:sz w:val="14"/>
-                    <w:szCs w:val="14"/>
-                  </w:rPr>
-                  <w:t xml:space="preserve">type here</w:t>
-                </w:r>
-              </w:sdtContent>
-            </w:sdt>
+            <w:r>
+              <w:t>Allow more time for cross-group pilot testing before final submission.</w:t>
+            </w:r>
           </w:p>
         </w:tc>
       </w:tr>
@@ -10137,30 +6732,9 @@
             <w:tcW w:type="dxa" w:w="4082"/>
           </w:tcPr>
           <w:p>
-            <w:pPr>
-              <w:spacing w:after="0"/>
-            </w:pPr>
-            <w:r/>
-            <w:sdt>
-              <w:sdtPr>
-                <w:rPr>
-                  <w:sz w:val="14"/>
-                  <w:szCs w:val="14"/>
-                </w:rPr>
-                <w:alias w:val="G01.S6.N087.most_valuable"/>
-                <w:tag w:val="G01.S6.N087.most_valuable"/>
-                <w:text/>
-              </w:sdtPr>
-              <w:sdtContent>
-                <w:r>
-                  <w:rPr>
-                    <w:sz w:val="14"/>
-                    <w:szCs w:val="14"/>
-                  </w:rPr>
-                  <w:t xml:space="preserve">type here</w:t>
-                </w:r>
-              </w:sdtContent>
-            </w:sdt>
+            <w:r>
+              <w:t>Quantifying physical rework reduction turns an academic simulation into an industry-viable product.</w:t>
+            </w:r>
           </w:p>
         </w:tc>
         <w:tc>
@@ -10168,30 +6742,9 @@
             <w:tcW w:type="dxa" w:w="4082"/>
           </w:tcPr>
           <w:p>
-            <w:pPr>
-              <w:spacing w:after="0"/>
-            </w:pPr>
-            <w:r/>
-            <w:sdt>
-              <w:sdtPr>
-                <w:rPr>
-                  <w:sz w:val="14"/>
-                  <w:szCs w:val="14"/>
-                </w:rPr>
-                <w:alias w:val="G01.S6.N087.change_one_thing"/>
-                <w:tag w:val="G01.S6.N087.change_one_thing"/>
-                <w:text/>
-              </w:sdtPr>
-              <w:sdtContent>
-                <w:r>
-                  <w:rPr>
-                    <w:sz w:val="14"/>
-                    <w:szCs w:val="14"/>
-                  </w:rPr>
-                  <w:t xml:space="preserve">type here</w:t>
-                </w:r>
-              </w:sdtContent>
-            </w:sdt>
+            <w:r>
+              <w:t>Add a dedicated module on business modeling for residential AV integrators.</w:t>
+            </w:r>
           </w:p>
         </w:tc>
       </w:tr>
@@ -10746,35 +7299,9 @@
             <w:tcW w:type="dxa" w:w="1247"/>
           </w:tcPr>
           <w:p>
-            <w:pPr>
-              <w:keepNext/>
-              <w:spacing w:after="0"/>
-            </w:pPr>
-            <w:r/>
-            <w:sdt>
-              <w:sdtPr>
-                <w:rPr>
-                  <w:sz w:val="15"/>
-                  <w:szCs w:val="15"/>
-                </w:rPr>
-                <w:alias w:val="G01.SIGN.I066.original"/>
-                <w:tag w:val="G01.SIGN.I066.original"/>
-                <w:dropDownList>
-                  <w:listItem w:displayText="Select ▾" w:value=""/>
-                  <w:listItem w:displayText="Yes" w:value="Yes"/>
-                  <w:listItem w:displayText="No" w:value="No"/>
-                </w:dropDownList>
-              </w:sdtPr>
-              <w:sdtContent>
-                <w:r>
-                  <w:rPr>
-                    <w:sz w:val="15"/>
-                    <w:szCs w:val="15"/>
-                  </w:rPr>
-                  <w:t xml:space="preserve">Select ▾</w:t>
-                </w:r>
-              </w:sdtContent>
-            </w:sdt>
+            <w:r>
+              <w:t>Yes</w:t>
+            </w:r>
           </w:p>
         </w:tc>
         <w:tc>
@@ -10782,35 +7309,9 @@
             <w:tcW w:type="dxa" w:w="1247"/>
           </w:tcPr>
           <w:p>
-            <w:pPr>
-              <w:keepNext/>
-              <w:spacing w:after="0"/>
-            </w:pPr>
-            <w:r/>
-            <w:sdt>
-              <w:sdtPr>
-                <w:rPr>
-                  <w:sz w:val="15"/>
-                  <w:szCs w:val="15"/>
-                </w:rPr>
-                <w:alias w:val="G01.SIGN.I066.code_runs"/>
-                <w:tag w:val="G01.SIGN.I066.code_runs"/>
-                <w:dropDownList>
-                  <w:listItem w:displayText="Select ▾" w:value=""/>
-                  <w:listItem w:displayText="Yes" w:value="Yes"/>
-                  <w:listItem w:displayText="No" w:value="No"/>
-                </w:dropDownList>
-              </w:sdtPr>
-              <w:sdtContent>
-                <w:r>
-                  <w:rPr>
-                    <w:sz w:val="15"/>
-                    <w:szCs w:val="15"/>
-                  </w:rPr>
-                  <w:t xml:space="preserve">Select ▾</w:t>
-                </w:r>
-              </w:sdtContent>
-            </w:sdt>
+            <w:r>
+              <w:t>Yes</w:t>
+            </w:r>
           </w:p>
         </w:tc>
         <w:tc>
@@ -10818,35 +7319,9 @@
             <w:tcW w:type="dxa" w:w="1247"/>
           </w:tcPr>
           <w:p>
-            <w:pPr>
-              <w:keepNext/>
-              <w:spacing w:after="0"/>
-            </w:pPr>
-            <w:r/>
-            <w:sdt>
-              <w:sdtPr>
-                <w:rPr>
-                  <w:sz w:val="15"/>
-                  <w:szCs w:val="15"/>
-                </w:rPr>
-                <w:alias w:val="G01.SIGN.I066.viva_ready"/>
-                <w:tag w:val="G01.SIGN.I066.viva_ready"/>
-                <w:dropDownList>
-                  <w:listItem w:displayText="Select ▾" w:value=""/>
-                  <w:listItem w:displayText="Yes" w:value="Yes"/>
-                  <w:listItem w:displayText="No" w:value="No"/>
-                </w:dropDownList>
-              </w:sdtPr>
-              <w:sdtContent>
-                <w:r>
-                  <w:rPr>
-                    <w:sz w:val="15"/>
-                    <w:szCs w:val="15"/>
-                  </w:rPr>
-                  <w:t xml:space="preserve">Select ▾</w:t>
-                </w:r>
-              </w:sdtContent>
-            </w:sdt>
+            <w:r>
+              <w:t>Yes</w:t>
+            </w:r>
           </w:p>
         </w:tc>
         <w:tc>
@@ -10854,9 +7329,9 @@
             <w:tcW w:type="dxa" w:w="2211"/>
           </w:tcPr>
           <w:p>
-            <w:pPr>
-              <w:keepNext/>
-            </w:pPr>
+            <w:r>
+              <w:t>Digitally Signed</w:t>
+            </w:r>
           </w:p>
         </w:tc>
         <w:tc>
@@ -10864,35 +7339,9 @@
             <w:tcW w:type="dxa" w:w="1984"/>
           </w:tcPr>
           <w:p>
-            <w:pPr>
-              <w:keepNext/>
-              <w:spacing w:after="0"/>
-            </w:pPr>
-            <w:r/>
-            <w:sdt>
-              <w:sdtPr>
-                <w:rPr>
-                  <w:sz w:val="15"/>
-                  <w:szCs w:val="15"/>
-                </w:rPr>
-                <w:alias w:val="G01.SIGN.I066.research_consent"/>
-                <w:tag w:val="G01.SIGN.I066.research_consent"/>
-                <w:dropDownList>
-                  <w:listItem w:displayText="Select ▾" w:value=""/>
-                  <w:listItem w:displayText="Yes" w:value="Yes"/>
-                  <w:listItem w:displayText="No" w:value="No"/>
-                </w:dropDownList>
-              </w:sdtPr>
-              <w:sdtContent>
-                <w:r>
-                  <w:rPr>
-                    <w:sz w:val="15"/>
-                    <w:szCs w:val="15"/>
-                  </w:rPr>
-                  <w:t xml:space="preserve">Select ▾</w:t>
-                </w:r>
-              </w:sdtContent>
-            </w:sdt>
+            <w:r>
+              <w:t>Yes</w:t>
+            </w:r>
           </w:p>
         </w:tc>
       </w:tr>
@@ -10927,35 +7376,9 @@
             <w:tcW w:type="dxa" w:w="1247"/>
           </w:tcPr>
           <w:p>
-            <w:pPr>
-              <w:keepNext/>
-              <w:spacing w:after="0"/>
-            </w:pPr>
-            <w:r/>
-            <w:sdt>
-              <w:sdtPr>
-                <w:rPr>
-                  <w:sz w:val="15"/>
-                  <w:szCs w:val="15"/>
-                </w:rPr>
-                <w:alias w:val="G01.SIGN.C034.original"/>
-                <w:tag w:val="G01.SIGN.C034.original"/>
-                <w:dropDownList>
-                  <w:listItem w:displayText="Select ▾" w:value=""/>
-                  <w:listItem w:displayText="Yes" w:value="Yes"/>
-                  <w:listItem w:displayText="No" w:value="No"/>
-                </w:dropDownList>
-              </w:sdtPr>
-              <w:sdtContent>
-                <w:r>
-                  <w:rPr>
-                    <w:sz w:val="15"/>
-                    <w:szCs w:val="15"/>
-                  </w:rPr>
-                  <w:t xml:space="preserve">Select ▾</w:t>
-                </w:r>
-              </w:sdtContent>
-            </w:sdt>
+            <w:r>
+              <w:t>Yes</w:t>
+            </w:r>
           </w:p>
         </w:tc>
         <w:tc>
@@ -10963,35 +7386,9 @@
             <w:tcW w:type="dxa" w:w="1247"/>
           </w:tcPr>
           <w:p>
-            <w:pPr>
-              <w:keepNext/>
-              <w:spacing w:after="0"/>
-            </w:pPr>
-            <w:r/>
-            <w:sdt>
-              <w:sdtPr>
-                <w:rPr>
-                  <w:sz w:val="15"/>
-                  <w:szCs w:val="15"/>
-                </w:rPr>
-                <w:alias w:val="G01.SIGN.C034.code_runs"/>
-                <w:tag w:val="G01.SIGN.C034.code_runs"/>
-                <w:dropDownList>
-                  <w:listItem w:displayText="Select ▾" w:value=""/>
-                  <w:listItem w:displayText="Yes" w:value="Yes"/>
-                  <w:listItem w:displayText="No" w:value="No"/>
-                </w:dropDownList>
-              </w:sdtPr>
-              <w:sdtContent>
-                <w:r>
-                  <w:rPr>
-                    <w:sz w:val="15"/>
-                    <w:szCs w:val="15"/>
-                  </w:rPr>
-                  <w:t xml:space="preserve">Select ▾</w:t>
-                </w:r>
-              </w:sdtContent>
-            </w:sdt>
+            <w:r>
+              <w:t>Yes</w:t>
+            </w:r>
           </w:p>
         </w:tc>
         <w:tc>
@@ -10999,35 +7396,9 @@
             <w:tcW w:type="dxa" w:w="1247"/>
           </w:tcPr>
           <w:p>
-            <w:pPr>
-              <w:keepNext/>
-              <w:spacing w:after="0"/>
-            </w:pPr>
-            <w:r/>
-            <w:sdt>
-              <w:sdtPr>
-                <w:rPr>
-                  <w:sz w:val="15"/>
-                  <w:szCs w:val="15"/>
-                </w:rPr>
-                <w:alias w:val="G01.SIGN.C034.viva_ready"/>
-                <w:tag w:val="G01.SIGN.C034.viva_ready"/>
-                <w:dropDownList>
-                  <w:listItem w:displayText="Select ▾" w:value=""/>
-                  <w:listItem w:displayText="Yes" w:value="Yes"/>
-                  <w:listItem w:displayText="No" w:value="No"/>
-                </w:dropDownList>
-              </w:sdtPr>
-              <w:sdtContent>
-                <w:r>
-                  <w:rPr>
-                    <w:sz w:val="15"/>
-                    <w:szCs w:val="15"/>
-                  </w:rPr>
-                  <w:t xml:space="preserve">Select ▾</w:t>
-                </w:r>
-              </w:sdtContent>
-            </w:sdt>
+            <w:r>
+              <w:t>Yes</w:t>
+            </w:r>
           </w:p>
         </w:tc>
         <w:tc>
@@ -11035,9 +7406,9 @@
             <w:tcW w:type="dxa" w:w="2211"/>
           </w:tcPr>
           <w:p>
-            <w:pPr>
-              <w:keepNext/>
-            </w:pPr>
+            <w:r>
+              <w:t>Digitally Signed</w:t>
+            </w:r>
           </w:p>
         </w:tc>
         <w:tc>
@@ -11045,35 +7416,9 @@
             <w:tcW w:type="dxa" w:w="1984"/>
           </w:tcPr>
           <w:p>
-            <w:pPr>
-              <w:keepNext/>
-              <w:spacing w:after="0"/>
-            </w:pPr>
-            <w:r/>
-            <w:sdt>
-              <w:sdtPr>
-                <w:rPr>
-                  <w:sz w:val="15"/>
-                  <w:szCs w:val="15"/>
-                </w:rPr>
-                <w:alias w:val="G01.SIGN.C034.research_consent"/>
-                <w:tag w:val="G01.SIGN.C034.research_consent"/>
-                <w:dropDownList>
-                  <w:listItem w:displayText="Select ▾" w:value=""/>
-                  <w:listItem w:displayText="Yes" w:value="Yes"/>
-                  <w:listItem w:displayText="No" w:value="No"/>
-                </w:dropDownList>
-              </w:sdtPr>
-              <w:sdtContent>
-                <w:r>
-                  <w:rPr>
-                    <w:sz w:val="15"/>
-                    <w:szCs w:val="15"/>
-                  </w:rPr>
-                  <w:t xml:space="preserve">Select ▾</w:t>
-                </w:r>
-              </w:sdtContent>
-            </w:sdt>
+            <w:r>
+              <w:t>Yes</w:t>
+            </w:r>
           </w:p>
         </w:tc>
       </w:tr>
@@ -11108,35 +7453,9 @@
             <w:tcW w:type="dxa" w:w="1247"/>
           </w:tcPr>
           <w:p>
-            <w:pPr>
-              <w:keepNext/>
-              <w:spacing w:after="0"/>
-            </w:pPr>
-            <w:r/>
-            <w:sdt>
-              <w:sdtPr>
-                <w:rPr>
-                  <w:sz w:val="15"/>
-                  <w:szCs w:val="15"/>
-                </w:rPr>
-                <w:alias w:val="G01.SIGN.N083.original"/>
-                <w:tag w:val="G01.SIGN.N083.original"/>
-                <w:dropDownList>
-                  <w:listItem w:displayText="Select ▾" w:value=""/>
-                  <w:listItem w:displayText="Yes" w:value="Yes"/>
-                  <w:listItem w:displayText="No" w:value="No"/>
-                </w:dropDownList>
-              </w:sdtPr>
-              <w:sdtContent>
-                <w:r>
-                  <w:rPr>
-                    <w:sz w:val="15"/>
-                    <w:szCs w:val="15"/>
-                  </w:rPr>
-                  <w:t xml:space="preserve">Select ▾</w:t>
-                </w:r>
-              </w:sdtContent>
-            </w:sdt>
+            <w:r>
+              <w:t>Yes</w:t>
+            </w:r>
           </w:p>
         </w:tc>
         <w:tc>
@@ -11144,35 +7463,9 @@
             <w:tcW w:type="dxa" w:w="1247"/>
           </w:tcPr>
           <w:p>
-            <w:pPr>
-              <w:keepNext/>
-              <w:spacing w:after="0"/>
-            </w:pPr>
-            <w:r/>
-            <w:sdt>
-              <w:sdtPr>
-                <w:rPr>
-                  <w:sz w:val="15"/>
-                  <w:szCs w:val="15"/>
-                </w:rPr>
-                <w:alias w:val="G01.SIGN.N083.code_runs"/>
-                <w:tag w:val="G01.SIGN.N083.code_runs"/>
-                <w:dropDownList>
-                  <w:listItem w:displayText="Select ▾" w:value=""/>
-                  <w:listItem w:displayText="Yes" w:value="Yes"/>
-                  <w:listItem w:displayText="No" w:value="No"/>
-                </w:dropDownList>
-              </w:sdtPr>
-              <w:sdtContent>
-                <w:r>
-                  <w:rPr>
-                    <w:sz w:val="15"/>
-                    <w:szCs w:val="15"/>
-                  </w:rPr>
-                  <w:t xml:space="preserve">Select ▾</w:t>
-                </w:r>
-              </w:sdtContent>
-            </w:sdt>
+            <w:r>
+              <w:t>Yes</w:t>
+            </w:r>
           </w:p>
         </w:tc>
         <w:tc>
@@ -11180,35 +7473,9 @@
             <w:tcW w:type="dxa" w:w="1247"/>
           </w:tcPr>
           <w:p>
-            <w:pPr>
-              <w:keepNext/>
-              <w:spacing w:after="0"/>
-            </w:pPr>
-            <w:r/>
-            <w:sdt>
-              <w:sdtPr>
-                <w:rPr>
-                  <w:sz w:val="15"/>
-                  <w:szCs w:val="15"/>
-                </w:rPr>
-                <w:alias w:val="G01.SIGN.N083.viva_ready"/>
-                <w:tag w:val="G01.SIGN.N083.viva_ready"/>
-                <w:dropDownList>
-                  <w:listItem w:displayText="Select ▾" w:value=""/>
-                  <w:listItem w:displayText="Yes" w:value="Yes"/>
-                  <w:listItem w:displayText="No" w:value="No"/>
-                </w:dropDownList>
-              </w:sdtPr>
-              <w:sdtContent>
-                <w:r>
-                  <w:rPr>
-                    <w:sz w:val="15"/>
-                    <w:szCs w:val="15"/>
-                  </w:rPr>
-                  <w:t xml:space="preserve">Select ▾</w:t>
-                </w:r>
-              </w:sdtContent>
-            </w:sdt>
+            <w:r>
+              <w:t>Yes</w:t>
+            </w:r>
           </w:p>
         </w:tc>
         <w:tc>
@@ -11216,9 +7483,9 @@
             <w:tcW w:type="dxa" w:w="2211"/>
           </w:tcPr>
           <w:p>
-            <w:pPr>
-              <w:keepNext/>
-            </w:pPr>
+            <w:r>
+              <w:t>Digitally Signed</w:t>
+            </w:r>
           </w:p>
         </w:tc>
         <w:tc>
@@ -11226,35 +7493,9 @@
             <w:tcW w:type="dxa" w:w="1984"/>
           </w:tcPr>
           <w:p>
-            <w:pPr>
-              <w:keepNext/>
-              <w:spacing w:after="0"/>
-            </w:pPr>
-            <w:r/>
-            <w:sdt>
-              <w:sdtPr>
-                <w:rPr>
-                  <w:sz w:val="15"/>
-                  <w:szCs w:val="15"/>
-                </w:rPr>
-                <w:alias w:val="G01.SIGN.N083.research_consent"/>
-                <w:tag w:val="G01.SIGN.N083.research_consent"/>
-                <w:dropDownList>
-                  <w:listItem w:displayText="Select ▾" w:value=""/>
-                  <w:listItem w:displayText="Yes" w:value="Yes"/>
-                  <w:listItem w:displayText="No" w:value="No"/>
-                </w:dropDownList>
-              </w:sdtPr>
-              <w:sdtContent>
-                <w:r>
-                  <w:rPr>
-                    <w:sz w:val="15"/>
-                    <w:szCs w:val="15"/>
-                  </w:rPr>
-                  <w:t xml:space="preserve">Select ▾</w:t>
-                </w:r>
-              </w:sdtContent>
-            </w:sdt>
+            <w:r>
+              <w:t>Yes</w:t>
+            </w:r>
           </w:p>
         </w:tc>
       </w:tr>
@@ -11288,34 +7529,9 @@
             <w:tcW w:type="dxa" w:w="1247"/>
           </w:tcPr>
           <w:p>
-            <w:pPr>
-              <w:spacing w:after="0"/>
-            </w:pPr>
-            <w:r/>
-            <w:sdt>
-              <w:sdtPr>
-                <w:rPr>
-                  <w:sz w:val="15"/>
-                  <w:szCs w:val="15"/>
-                </w:rPr>
-                <w:alias w:val="G01.SIGN.N087.original"/>
-                <w:tag w:val="G01.SIGN.N087.original"/>
-                <w:dropDownList>
-                  <w:listItem w:displayText="Select ▾" w:value=""/>
-                  <w:listItem w:displayText="Yes" w:value="Yes"/>
-                  <w:listItem w:displayText="No" w:value="No"/>
-                </w:dropDownList>
-              </w:sdtPr>
-              <w:sdtContent>
-                <w:r>
-                  <w:rPr>
-                    <w:sz w:val="15"/>
-                    <w:szCs w:val="15"/>
-                  </w:rPr>
-                  <w:t xml:space="preserve">Select ▾</w:t>
-                </w:r>
-              </w:sdtContent>
-            </w:sdt>
+            <w:r>
+              <w:t>Yes</w:t>
+            </w:r>
           </w:p>
         </w:tc>
         <w:tc>
@@ -11323,34 +7539,9 @@
             <w:tcW w:type="dxa" w:w="1247"/>
           </w:tcPr>
           <w:p>
-            <w:pPr>
-              <w:spacing w:after="0"/>
-            </w:pPr>
-            <w:r/>
-            <w:sdt>
-              <w:sdtPr>
-                <w:rPr>
-                  <w:sz w:val="15"/>
-                  <w:szCs w:val="15"/>
-                </w:rPr>
-                <w:alias w:val="G01.SIGN.N087.code_runs"/>
-                <w:tag w:val="G01.SIGN.N087.code_runs"/>
-                <w:dropDownList>
-                  <w:listItem w:displayText="Select ▾" w:value=""/>
-                  <w:listItem w:displayText="Yes" w:value="Yes"/>
-                  <w:listItem w:displayText="No" w:value="No"/>
-                </w:dropDownList>
-              </w:sdtPr>
-              <w:sdtContent>
-                <w:r>
-                  <w:rPr>
-                    <w:sz w:val="15"/>
-                    <w:szCs w:val="15"/>
-                  </w:rPr>
-                  <w:t xml:space="preserve">Select ▾</w:t>
-                </w:r>
-              </w:sdtContent>
-            </w:sdt>
+            <w:r>
+              <w:t>Yes</w:t>
+            </w:r>
           </w:p>
         </w:tc>
         <w:tc>
@@ -11358,75 +7549,29 @@
             <w:tcW w:type="dxa" w:w="1247"/>
           </w:tcPr>
           <w:p>
-            <w:pPr>
-              <w:spacing w:after="0"/>
-            </w:pPr>
-            <w:r/>
-            <w:sdt>
-              <w:sdtPr>
-                <w:rPr>
-                  <w:sz w:val="15"/>
-                  <w:szCs w:val="15"/>
-                </w:rPr>
-                <w:alias w:val="G01.SIGN.N087.viva_ready"/>
-                <w:tag w:val="G01.SIGN.N087.viva_ready"/>
-                <w:dropDownList>
-                  <w:listItem w:displayText="Select ▾" w:value=""/>
-                  <w:listItem w:displayText="Yes" w:value="Yes"/>
-                  <w:listItem w:displayText="No" w:value="No"/>
-                </w:dropDownList>
-              </w:sdtPr>
-              <w:sdtContent>
-                <w:r>
-                  <w:rPr>
-                    <w:sz w:val="15"/>
-                    <w:szCs w:val="15"/>
-                  </w:rPr>
-                  <w:t xml:space="preserve">Select ▾</w:t>
-                </w:r>
-              </w:sdtContent>
-            </w:sdt>
+            <w:r>
+              <w:t>Yes</w:t>
+            </w:r>
           </w:p>
         </w:tc>
         <w:tc>
           <w:tcPr>
             <w:tcW w:type="dxa" w:w="2211"/>
           </w:tcPr>
-          <w:p/>
+          <w:p>
+            <w:r>
+              <w:t>Digitally Signed</w:t>
+            </w:r>
+          </w:p>
         </w:tc>
         <w:tc>
           <w:tcPr>
             <w:tcW w:type="dxa" w:w="1984"/>
           </w:tcPr>
           <w:p>
-            <w:pPr>
-              <w:spacing w:after="0"/>
-            </w:pPr>
-            <w:r/>
-            <w:sdt>
-              <w:sdtPr>
-                <w:rPr>
-                  <w:sz w:val="15"/>
-                  <w:szCs w:val="15"/>
-                </w:rPr>
-                <w:alias w:val="G01.SIGN.N087.research_consent"/>
-                <w:tag w:val="G01.SIGN.N087.research_consent"/>
-                <w:dropDownList>
-                  <w:listItem w:displayText="Select ▾" w:value=""/>
-                  <w:listItem w:displayText="Yes" w:value="Yes"/>
-                  <w:listItem w:displayText="No" w:value="No"/>
-                </w:dropDownList>
-              </w:sdtPr>
-              <w:sdtContent>
-                <w:r>
-                  <w:rPr>
-                    <w:sz w:val="15"/>
-                    <w:szCs w:val="15"/>
-                  </w:rPr>
-                  <w:t xml:space="preserve">Select ▾</w:t>
-                </w:r>
-              </w:sdtContent>
-            </w:sdt>
+            <w:r>
+              <w:t>Yes</w:t>
+            </w:r>
           </w:p>
         </w:tc>
       </w:tr>
